--- a/Task 3/CEF 440 Group 15 Task 3 Report.docx
+++ b/Task 3/CEF 440 Group 15 Task 3 Report.docx
@@ -760,6 +760,11 @@
             </w:tabs>
             <w:rPr>
               <w:noProof/>
+              <w:kern w:val="2"/>
+              <w:sz w:val="24"/>
+              <w:szCs w:val="24"/>
+              <w:lang w:val="en-GB" w:eastAsia="en-GB"/>
+              <w14:ligatures w14:val="standardContextual"/>
             </w:rPr>
           </w:pPr>
           <w:r>
@@ -771,7 +776,7 @@
           <w:r>
             <w:fldChar w:fldCharType="separate"/>
           </w:r>
-          <w:hyperlink w:anchor="_Toc229462972" w:history="1">
+          <w:hyperlink w:anchor="_Toc229472844" w:history="1">
             <w:r>
               <w:rPr>
                 <w:rStyle w:val="Hyperlink"/>
@@ -798,7 +803,7 @@
                 <w:noProof/>
                 <w:webHidden/>
               </w:rPr>
-              <w:instrText xml:space="preserve"> PAGEREF _Toc229462972 \h </w:instrText>
+              <w:instrText xml:space="preserve"> PAGEREF _Toc229472844 \h </w:instrText>
             </w:r>
             <w:r>
               <w:rPr>
@@ -818,7 +823,7 @@
                 <w:noProof/>
                 <w:webHidden/>
               </w:rPr>
-              <w:t>3</w:t>
+              <w:t>4</w:t>
             </w:r>
             <w:r>
               <w:rPr>
@@ -837,16 +842,21 @@
             </w:tabs>
             <w:rPr>
               <w:noProof/>
+              <w:kern w:val="2"/>
+              <w:sz w:val="24"/>
+              <w:szCs w:val="24"/>
+              <w:lang w:val="en-GB" w:eastAsia="en-GB"/>
+              <w14:ligatures w14:val="standardContextual"/>
             </w:rPr>
           </w:pPr>
-          <w:hyperlink w:anchor="_Toc229462973" w:history="1">
+          <w:hyperlink w:anchor="_Toc229472845" w:history="1">
             <w:r>
               <w:rPr>
                 <w:rStyle w:val="Hyperlink"/>
                 <w:noProof/>
                 <w:lang w:val="en-GB" w:eastAsia="en-US"/>
               </w:rPr>
-              <w:t>OVERVIEW OF TASK 3 RESULTS</w:t>
+              <w:t>OVERVIEW OF TASK 2 RESULTS</w:t>
             </w:r>
             <w:r>
               <w:rPr>
@@ -867,7 +877,7 @@
                 <w:noProof/>
                 <w:webHidden/>
               </w:rPr>
-              <w:instrText xml:space="preserve"> PAGEREF _Toc229462973 \h </w:instrText>
+              <w:instrText xml:space="preserve"> PAGEREF _Toc229472845 \h </w:instrText>
             </w:r>
             <w:r>
               <w:rPr>
@@ -887,7 +897,7 @@
                 <w:noProof/>
                 <w:webHidden/>
               </w:rPr>
-              <w:t>4</w:t>
+              <w:t>5</w:t>
             </w:r>
             <w:r>
               <w:rPr>
@@ -906,9 +916,14 @@
             </w:tabs>
             <w:rPr>
               <w:noProof/>
+              <w:kern w:val="2"/>
+              <w:sz w:val="24"/>
+              <w:szCs w:val="24"/>
+              <w:lang w:val="en-GB" w:eastAsia="en-GB"/>
+              <w14:ligatures w14:val="standardContextual"/>
             </w:rPr>
           </w:pPr>
-          <w:hyperlink w:anchor="_Toc229462974" w:history="1">
+          <w:hyperlink w:anchor="_Toc229472846" w:history="1">
             <w:r>
               <w:rPr>
                 <w:rStyle w:val="Hyperlink"/>
@@ -936,7 +951,7 @@
                 <w:noProof/>
                 <w:webHidden/>
               </w:rPr>
-              <w:instrText xml:space="preserve"> PAGEREF _Toc229462974 \h </w:instrText>
+              <w:instrText xml:space="preserve"> PAGEREF _Toc229472846 \h </w:instrText>
             </w:r>
             <w:r>
               <w:rPr>
@@ -956,7 +971,7 @@
                 <w:noProof/>
                 <w:webHidden/>
               </w:rPr>
-              <w:t>5</w:t>
+              <w:t>6</w:t>
             </w:r>
             <w:r>
               <w:rPr>
@@ -975,9 +990,14 @@
             </w:tabs>
             <w:rPr>
               <w:noProof/>
+              <w:kern w:val="2"/>
+              <w:sz w:val="24"/>
+              <w:szCs w:val="24"/>
+              <w:lang w:val="en-GB" w:eastAsia="en-GB"/>
+              <w14:ligatures w14:val="standardContextual"/>
             </w:rPr>
           </w:pPr>
-          <w:hyperlink w:anchor="_Toc229462975" w:history="1">
+          <w:hyperlink w:anchor="_Toc229472847" w:history="1">
             <w:r>
               <w:rPr>
                 <w:rStyle w:val="Hyperlink"/>
@@ -1004,7 +1024,7 @@
                 <w:noProof/>
                 <w:webHidden/>
               </w:rPr>
-              <w:instrText xml:space="preserve"> PAGEREF _Toc229462975 \h </w:instrText>
+              <w:instrText xml:space="preserve"> PAGEREF _Toc229472847 \h </w:instrText>
             </w:r>
             <w:r>
               <w:rPr>
@@ -1024,7 +1044,7 @@
                 <w:noProof/>
                 <w:webHidden/>
               </w:rPr>
-              <w:t>5</w:t>
+              <w:t>6</w:t>
             </w:r>
             <w:r>
               <w:rPr>
@@ -1043,9 +1063,14 @@
             </w:tabs>
             <w:rPr>
               <w:noProof/>
+              <w:kern w:val="2"/>
+              <w:sz w:val="24"/>
+              <w:szCs w:val="24"/>
+              <w:lang w:val="en-GB" w:eastAsia="en-GB"/>
+              <w14:ligatures w14:val="standardContextual"/>
             </w:rPr>
           </w:pPr>
-          <w:hyperlink w:anchor="_Toc229462976" w:history="1">
+          <w:hyperlink w:anchor="_Toc229472848" w:history="1">
             <w:r>
               <w:rPr>
                 <w:rStyle w:val="Hyperlink"/>
@@ -1072,7 +1097,7 @@
                 <w:noProof/>
                 <w:webHidden/>
               </w:rPr>
-              <w:instrText xml:space="preserve"> PAGEREF _Toc229462976 \h </w:instrText>
+              <w:instrText xml:space="preserve"> PAGEREF _Toc229472848 \h </w:instrText>
             </w:r>
             <w:r>
               <w:rPr>
@@ -1092,7 +1117,7 @@
                 <w:noProof/>
                 <w:webHidden/>
               </w:rPr>
-              <w:t>6</w:t>
+              <w:t>7</w:t>
             </w:r>
             <w:r>
               <w:rPr>
@@ -1111,9 +1136,14 @@
             </w:tabs>
             <w:rPr>
               <w:noProof/>
+              <w:kern w:val="2"/>
+              <w:sz w:val="24"/>
+              <w:szCs w:val="24"/>
+              <w:lang w:val="en-GB" w:eastAsia="en-GB"/>
+              <w14:ligatures w14:val="standardContextual"/>
             </w:rPr>
           </w:pPr>
-          <w:hyperlink w:anchor="_Toc229462977" w:history="1">
+          <w:hyperlink w:anchor="_Toc229472849" w:history="1">
             <w:r>
               <w:rPr>
                 <w:rStyle w:val="Hyperlink"/>
@@ -1140,7 +1170,7 @@
                 <w:noProof/>
                 <w:webHidden/>
               </w:rPr>
-              <w:instrText xml:space="preserve"> PAGEREF _Toc229462977 \h </w:instrText>
+              <w:instrText xml:space="preserve"> PAGEREF _Toc229472849 \h </w:instrText>
             </w:r>
             <w:r>
               <w:rPr>
@@ -1160,7 +1190,7 @@
                 <w:noProof/>
                 <w:webHidden/>
               </w:rPr>
-              <w:t>6</w:t>
+              <w:t>7</w:t>
             </w:r>
             <w:r>
               <w:rPr>
@@ -1179,9 +1209,14 @@
             </w:tabs>
             <w:rPr>
               <w:noProof/>
+              <w:kern w:val="2"/>
+              <w:sz w:val="24"/>
+              <w:szCs w:val="24"/>
+              <w:lang w:val="en-GB" w:eastAsia="en-GB"/>
+              <w14:ligatures w14:val="standardContextual"/>
             </w:rPr>
           </w:pPr>
-          <w:hyperlink w:anchor="_Toc229462978" w:history="1">
+          <w:hyperlink w:anchor="_Toc229472850" w:history="1">
             <w:r>
               <w:rPr>
                 <w:rStyle w:val="Hyperlink"/>
@@ -1208,7 +1243,7 @@
                 <w:noProof/>
                 <w:webHidden/>
               </w:rPr>
-              <w:instrText xml:space="preserve"> PAGEREF _Toc229462978 \h </w:instrText>
+              <w:instrText xml:space="preserve"> PAGEREF _Toc229472850 \h </w:instrText>
             </w:r>
             <w:r>
               <w:rPr>
@@ -1228,7 +1263,7 @@
                 <w:noProof/>
                 <w:webHidden/>
               </w:rPr>
-              <w:t>7</w:t>
+              <w:t>8</w:t>
             </w:r>
             <w:r>
               <w:rPr>
@@ -1247,9 +1282,14 @@
             </w:tabs>
             <w:rPr>
               <w:noProof/>
+              <w:kern w:val="2"/>
+              <w:sz w:val="24"/>
+              <w:szCs w:val="24"/>
+              <w:lang w:val="en-GB" w:eastAsia="en-GB"/>
+              <w14:ligatures w14:val="standardContextual"/>
             </w:rPr>
           </w:pPr>
-          <w:hyperlink w:anchor="_Toc229462979" w:history="1">
+          <w:hyperlink w:anchor="_Toc229472851" w:history="1">
             <w:r>
               <w:rPr>
                 <w:rStyle w:val="Hyperlink"/>
@@ -1276,7 +1316,7 @@
                 <w:noProof/>
                 <w:webHidden/>
               </w:rPr>
-              <w:instrText xml:space="preserve"> PAGEREF _Toc229462979 \h </w:instrText>
+              <w:instrText xml:space="preserve"> PAGEREF _Toc229472851 \h </w:instrText>
             </w:r>
             <w:r>
               <w:rPr>
@@ -1296,7 +1336,7 @@
                 <w:noProof/>
                 <w:webHidden/>
               </w:rPr>
-              <w:t>8</w:t>
+              <w:t>9</w:t>
             </w:r>
             <w:r>
               <w:rPr>
@@ -1315,9 +1355,14 @@
             </w:tabs>
             <w:rPr>
               <w:noProof/>
+              <w:kern w:val="2"/>
+              <w:sz w:val="24"/>
+              <w:szCs w:val="24"/>
+              <w:lang w:val="en-GB" w:eastAsia="en-GB"/>
+              <w14:ligatures w14:val="standardContextual"/>
             </w:rPr>
           </w:pPr>
-          <w:hyperlink w:anchor="_Toc229462980" w:history="1">
+          <w:hyperlink w:anchor="_Toc229472852" w:history="1">
             <w:r>
               <w:rPr>
                 <w:rStyle w:val="Hyperlink"/>
@@ -1344,7 +1389,7 @@
                 <w:noProof/>
                 <w:webHidden/>
               </w:rPr>
-              <w:instrText xml:space="preserve"> PAGEREF _Toc229462980 \h </w:instrText>
+              <w:instrText xml:space="preserve"> PAGEREF _Toc229472852 \h </w:instrText>
             </w:r>
             <w:r>
               <w:rPr>
@@ -1364,7 +1409,7 @@
                 <w:noProof/>
                 <w:webHidden/>
               </w:rPr>
-              <w:t>9</w:t>
+              <w:t>10</w:t>
             </w:r>
             <w:r>
               <w:rPr>
@@ -1383,9 +1428,14 @@
             </w:tabs>
             <w:rPr>
               <w:noProof/>
+              <w:kern w:val="2"/>
+              <w:sz w:val="24"/>
+              <w:szCs w:val="24"/>
+              <w:lang w:val="en-GB" w:eastAsia="en-GB"/>
+              <w14:ligatures w14:val="standardContextual"/>
             </w:rPr>
           </w:pPr>
-          <w:hyperlink w:anchor="_Toc229462981" w:history="1">
+          <w:hyperlink w:anchor="_Toc229472853" w:history="1">
             <w:r>
               <w:rPr>
                 <w:rStyle w:val="Hyperlink"/>
@@ -1412,7 +1462,7 @@
                 <w:noProof/>
                 <w:webHidden/>
               </w:rPr>
-              <w:instrText xml:space="preserve"> PAGEREF _Toc229462981 \h </w:instrText>
+              <w:instrText xml:space="preserve"> PAGEREF _Toc229472853 \h </w:instrText>
             </w:r>
             <w:r>
               <w:rPr>
@@ -1432,7 +1482,7 @@
                 <w:noProof/>
                 <w:webHidden/>
               </w:rPr>
-              <w:t>9</w:t>
+              <w:t>10</w:t>
             </w:r>
             <w:r>
               <w:rPr>
@@ -1451,9 +1501,14 @@
             </w:tabs>
             <w:rPr>
               <w:noProof/>
+              <w:kern w:val="2"/>
+              <w:sz w:val="24"/>
+              <w:szCs w:val="24"/>
+              <w:lang w:val="en-GB" w:eastAsia="en-GB"/>
+              <w14:ligatures w14:val="standardContextual"/>
             </w:rPr>
           </w:pPr>
-          <w:hyperlink w:anchor="_Toc229462982" w:history="1">
+          <w:hyperlink w:anchor="_Toc229472854" w:history="1">
             <w:r>
               <w:rPr>
                 <w:rStyle w:val="Hyperlink"/>
@@ -1480,7 +1535,7 @@
                 <w:noProof/>
                 <w:webHidden/>
               </w:rPr>
-              <w:instrText xml:space="preserve"> PAGEREF _Toc229462982 \h </w:instrText>
+              <w:instrText xml:space="preserve"> PAGEREF _Toc229472854 \h </w:instrText>
             </w:r>
             <w:r>
               <w:rPr>
@@ -1500,7 +1555,7 @@
                 <w:noProof/>
                 <w:webHidden/>
               </w:rPr>
-              <w:t>10</w:t>
+              <w:t>11</w:t>
             </w:r>
             <w:r>
               <w:rPr>
@@ -1519,9 +1574,14 @@
             </w:tabs>
             <w:rPr>
               <w:noProof/>
+              <w:kern w:val="2"/>
+              <w:sz w:val="24"/>
+              <w:szCs w:val="24"/>
+              <w:lang w:val="en-GB" w:eastAsia="en-GB"/>
+              <w14:ligatures w14:val="standardContextual"/>
             </w:rPr>
           </w:pPr>
-          <w:hyperlink w:anchor="_Toc229462983" w:history="1">
+          <w:hyperlink w:anchor="_Toc229472855" w:history="1">
             <w:r>
               <w:rPr>
                 <w:rStyle w:val="Hyperlink"/>
@@ -1548,7 +1608,7 @@
                 <w:noProof/>
                 <w:webHidden/>
               </w:rPr>
-              <w:instrText xml:space="preserve"> PAGEREF _Toc229462983 \h </w:instrText>
+              <w:instrText xml:space="preserve"> PAGEREF _Toc229472855 \h </w:instrText>
             </w:r>
             <w:r>
               <w:rPr>
@@ -1568,7 +1628,7 @@
                 <w:noProof/>
                 <w:webHidden/>
               </w:rPr>
-              <w:t>11</w:t>
+              <w:t>12</w:t>
             </w:r>
             <w:r>
               <w:rPr>
@@ -1587,9 +1647,14 @@
             </w:tabs>
             <w:rPr>
               <w:noProof/>
+              <w:kern w:val="2"/>
+              <w:sz w:val="24"/>
+              <w:szCs w:val="24"/>
+              <w:lang w:val="en-GB" w:eastAsia="en-GB"/>
+              <w14:ligatures w14:val="standardContextual"/>
             </w:rPr>
           </w:pPr>
-          <w:hyperlink w:anchor="_Toc229462984" w:history="1">
+          <w:hyperlink w:anchor="_Toc229472856" w:history="1">
             <w:r>
               <w:rPr>
                 <w:rStyle w:val="Hyperlink"/>
@@ -1616,7 +1681,7 @@
                 <w:noProof/>
                 <w:webHidden/>
               </w:rPr>
-              <w:instrText xml:space="preserve"> PAGEREF _Toc229462984 \h </w:instrText>
+              <w:instrText xml:space="preserve"> PAGEREF _Toc229472856 \h </w:instrText>
             </w:r>
             <w:r>
               <w:rPr>
@@ -1636,7 +1701,7 @@
                 <w:noProof/>
                 <w:webHidden/>
               </w:rPr>
-              <w:t>12</w:t>
+              <w:t>13</w:t>
             </w:r>
             <w:r>
               <w:rPr>
@@ -1655,9 +1720,14 @@
             </w:tabs>
             <w:rPr>
               <w:noProof/>
+              <w:kern w:val="2"/>
+              <w:sz w:val="24"/>
+              <w:szCs w:val="24"/>
+              <w:lang w:val="en-GB" w:eastAsia="en-GB"/>
+              <w14:ligatures w14:val="standardContextual"/>
             </w:rPr>
           </w:pPr>
-          <w:hyperlink w:anchor="_Toc229462985" w:history="1">
+          <w:hyperlink w:anchor="_Toc229472857" w:history="1">
             <w:r>
               <w:rPr>
                 <w:rStyle w:val="Hyperlink"/>
@@ -1684,7 +1754,7 @@
                 <w:noProof/>
                 <w:webHidden/>
               </w:rPr>
-              <w:instrText xml:space="preserve"> PAGEREF _Toc229462985 \h </w:instrText>
+              <w:instrText xml:space="preserve"> PAGEREF _Toc229472857 \h </w:instrText>
             </w:r>
             <w:r>
               <w:rPr>
@@ -1704,7 +1774,7 @@
                 <w:noProof/>
                 <w:webHidden/>
               </w:rPr>
-              <w:t>12</w:t>
+              <w:t>13</w:t>
             </w:r>
             <w:r>
               <w:rPr>
@@ -1723,9 +1793,14 @@
             </w:tabs>
             <w:rPr>
               <w:noProof/>
+              <w:kern w:val="2"/>
+              <w:sz w:val="24"/>
+              <w:szCs w:val="24"/>
+              <w:lang w:val="en-GB" w:eastAsia="en-GB"/>
+              <w14:ligatures w14:val="standardContextual"/>
             </w:rPr>
           </w:pPr>
-          <w:hyperlink w:anchor="_Toc229462986" w:history="1">
+          <w:hyperlink w:anchor="_Toc229472858" w:history="1">
             <w:r>
               <w:rPr>
                 <w:rStyle w:val="Hyperlink"/>
@@ -1752,7 +1827,7 @@
                 <w:noProof/>
                 <w:webHidden/>
               </w:rPr>
-              <w:instrText xml:space="preserve"> PAGEREF _Toc229462986 \h </w:instrText>
+              <w:instrText xml:space="preserve"> PAGEREF _Toc229472858 \h </w:instrText>
             </w:r>
             <w:r>
               <w:rPr>
@@ -1772,7 +1847,7 @@
                 <w:noProof/>
                 <w:webHidden/>
               </w:rPr>
-              <w:t>13</w:t>
+              <w:t>14</w:t>
             </w:r>
             <w:r>
               <w:rPr>
@@ -1791,9 +1866,14 @@
             </w:tabs>
             <w:rPr>
               <w:noProof/>
+              <w:kern w:val="2"/>
+              <w:sz w:val="24"/>
+              <w:szCs w:val="24"/>
+              <w:lang w:val="en-GB" w:eastAsia="en-GB"/>
+              <w14:ligatures w14:val="standardContextual"/>
             </w:rPr>
           </w:pPr>
-          <w:hyperlink w:anchor="_Toc229462987" w:history="1">
+          <w:hyperlink w:anchor="_Toc229472859" w:history="1">
             <w:r>
               <w:rPr>
                 <w:rStyle w:val="Hyperlink"/>
@@ -1820,7 +1900,7 @@
                 <w:noProof/>
                 <w:webHidden/>
               </w:rPr>
-              <w:instrText xml:space="preserve"> PAGEREF _Toc229462987 \h </w:instrText>
+              <w:instrText xml:space="preserve"> PAGEREF _Toc229472859 \h </w:instrText>
             </w:r>
             <w:r>
               <w:rPr>
@@ -1840,7 +1920,7 @@
                 <w:noProof/>
                 <w:webHidden/>
               </w:rPr>
-              <w:t>14</w:t>
+              <w:t>15</w:t>
             </w:r>
             <w:r>
               <w:rPr>
@@ -1859,9 +1939,14 @@
             </w:tabs>
             <w:rPr>
               <w:noProof/>
+              <w:kern w:val="2"/>
+              <w:sz w:val="24"/>
+              <w:szCs w:val="24"/>
+              <w:lang w:val="en-GB" w:eastAsia="en-GB"/>
+              <w14:ligatures w14:val="standardContextual"/>
             </w:rPr>
           </w:pPr>
-          <w:hyperlink w:anchor="_Toc229462988" w:history="1">
+          <w:hyperlink w:anchor="_Toc229472860" w:history="1">
             <w:r>
               <w:rPr>
                 <w:rStyle w:val="Hyperlink"/>
@@ -1888,7 +1973,7 @@
                 <w:noProof/>
                 <w:webHidden/>
               </w:rPr>
-              <w:instrText xml:space="preserve"> PAGEREF _Toc229462988 \h </w:instrText>
+              <w:instrText xml:space="preserve"> PAGEREF _Toc229472860 \h </w:instrText>
             </w:r>
             <w:r>
               <w:rPr>
@@ -1908,7 +1993,7 @@
                 <w:noProof/>
                 <w:webHidden/>
               </w:rPr>
-              <w:t>15</w:t>
+              <w:t>16</w:t>
             </w:r>
             <w:r>
               <w:rPr>
@@ -1927,15 +2012,20 @@
             </w:tabs>
             <w:rPr>
               <w:noProof/>
+              <w:kern w:val="2"/>
+              <w:sz w:val="24"/>
+              <w:szCs w:val="24"/>
+              <w:lang w:val="en-GB" w:eastAsia="en-GB"/>
+              <w14:ligatures w14:val="standardContextual"/>
             </w:rPr>
           </w:pPr>
-          <w:hyperlink w:anchor="_Toc229462989" w:history="1">
+          <w:hyperlink w:anchor="_Toc229472861" w:history="1">
             <w:r>
               <w:rPr>
                 <w:rStyle w:val="Hyperlink"/>
                 <w:noProof/>
               </w:rPr>
-              <w:t>PRIORITIZATION OF REQUIREMENTS</w:t>
+              <w:t>REVIEW AND ANALYSIS OF REQUIREMENTS</w:t>
             </w:r>
             <w:r>
               <w:rPr>
@@ -1956,7 +2046,7 @@
                 <w:noProof/>
                 <w:webHidden/>
               </w:rPr>
-              <w:instrText xml:space="preserve"> PAGEREF _Toc229462989 \h </w:instrText>
+              <w:instrText xml:space="preserve"> PAGEREF _Toc229472861 \h </w:instrText>
             </w:r>
             <w:r>
               <w:rPr>
@@ -1976,7 +2066,299 @@
                 <w:noProof/>
                 <w:webHidden/>
               </w:rPr>
-              <w:t>18</w:t>
+              <w:t>19</w:t>
+            </w:r>
+            <w:r>
+              <w:rPr>
+                <w:noProof/>
+                <w:webHidden/>
+              </w:rPr>
+              <w:fldChar w:fldCharType="end"/>
+            </w:r>
+          </w:hyperlink>
+        </w:p>
+        <w:p>
+          <w:pPr>
+            <w:pStyle w:val="TOC2"/>
+            <w:tabs>
+              <w:tab w:val="right" w:leader="dot" w:pos="9016"/>
+            </w:tabs>
+            <w:rPr>
+              <w:noProof/>
+              <w:kern w:val="2"/>
+              <w:sz w:val="24"/>
+              <w:szCs w:val="24"/>
+              <w:lang w:val="en-GB" w:eastAsia="en-GB"/>
+              <w14:ligatures w14:val="standardContextual"/>
+            </w:rPr>
+          </w:pPr>
+          <w:hyperlink w:anchor="_Toc229472862" w:history="1">
+            <w:r>
+              <w:rPr>
+                <w:rStyle w:val="Hyperlink"/>
+                <w:noProof/>
+              </w:rPr>
+              <w:t>Completeness Analysis</w:t>
+            </w:r>
+            <w:r>
+              <w:rPr>
+                <w:noProof/>
+                <w:webHidden/>
+              </w:rPr>
+              <w:tab/>
+            </w:r>
+            <w:r>
+              <w:rPr>
+                <w:noProof/>
+                <w:webHidden/>
+              </w:rPr>
+              <w:fldChar w:fldCharType="begin"/>
+            </w:r>
+            <w:r>
+              <w:rPr>
+                <w:noProof/>
+                <w:webHidden/>
+              </w:rPr>
+              <w:instrText xml:space="preserve"> PAGEREF _Toc229472862 \h </w:instrText>
+            </w:r>
+            <w:r>
+              <w:rPr>
+                <w:noProof/>
+                <w:webHidden/>
+              </w:rPr>
+            </w:r>
+            <w:r>
+              <w:rPr>
+                <w:noProof/>
+                <w:webHidden/>
+              </w:rPr>
+              <w:fldChar w:fldCharType="separate"/>
+            </w:r>
+            <w:r>
+              <w:rPr>
+                <w:noProof/>
+                <w:webHidden/>
+              </w:rPr>
+              <w:t>19</w:t>
+            </w:r>
+            <w:r>
+              <w:rPr>
+                <w:noProof/>
+                <w:webHidden/>
+              </w:rPr>
+              <w:fldChar w:fldCharType="end"/>
+            </w:r>
+          </w:hyperlink>
+        </w:p>
+        <w:p>
+          <w:pPr>
+            <w:pStyle w:val="TOC2"/>
+            <w:tabs>
+              <w:tab w:val="right" w:leader="dot" w:pos="9016"/>
+            </w:tabs>
+            <w:rPr>
+              <w:noProof/>
+              <w:kern w:val="2"/>
+              <w:sz w:val="24"/>
+              <w:szCs w:val="24"/>
+              <w:lang w:val="en-GB" w:eastAsia="en-GB"/>
+              <w14:ligatures w14:val="standardContextual"/>
+            </w:rPr>
+          </w:pPr>
+          <w:hyperlink w:anchor="_Toc229472863" w:history="1">
+            <w:r>
+              <w:rPr>
+                <w:rStyle w:val="Hyperlink"/>
+                <w:noProof/>
+              </w:rPr>
+              <w:t>Clarity Analysis</w:t>
+            </w:r>
+            <w:r>
+              <w:rPr>
+                <w:noProof/>
+                <w:webHidden/>
+              </w:rPr>
+              <w:tab/>
+            </w:r>
+            <w:r>
+              <w:rPr>
+                <w:noProof/>
+                <w:webHidden/>
+              </w:rPr>
+              <w:fldChar w:fldCharType="begin"/>
+            </w:r>
+            <w:r>
+              <w:rPr>
+                <w:noProof/>
+                <w:webHidden/>
+              </w:rPr>
+              <w:instrText xml:space="preserve"> PAGEREF _Toc229472863 \h </w:instrText>
+            </w:r>
+            <w:r>
+              <w:rPr>
+                <w:noProof/>
+                <w:webHidden/>
+              </w:rPr>
+            </w:r>
+            <w:r>
+              <w:rPr>
+                <w:noProof/>
+                <w:webHidden/>
+              </w:rPr>
+              <w:fldChar w:fldCharType="separate"/>
+            </w:r>
+            <w:r>
+              <w:rPr>
+                <w:noProof/>
+                <w:webHidden/>
+              </w:rPr>
+              <w:t>20</w:t>
+            </w:r>
+            <w:r>
+              <w:rPr>
+                <w:noProof/>
+                <w:webHidden/>
+              </w:rPr>
+              <w:fldChar w:fldCharType="end"/>
+            </w:r>
+          </w:hyperlink>
+        </w:p>
+        <w:p>
+          <w:pPr>
+            <w:pStyle w:val="TOC2"/>
+            <w:tabs>
+              <w:tab w:val="right" w:leader="dot" w:pos="9016"/>
+            </w:tabs>
+            <w:rPr>
+              <w:noProof/>
+              <w:kern w:val="2"/>
+              <w:sz w:val="24"/>
+              <w:szCs w:val="24"/>
+              <w:lang w:val="en-GB" w:eastAsia="en-GB"/>
+              <w14:ligatures w14:val="standardContextual"/>
+            </w:rPr>
+          </w:pPr>
+          <w:hyperlink w:anchor="_Toc229472864" w:history="1">
+            <w:r>
+              <w:rPr>
+                <w:rStyle w:val="Hyperlink"/>
+                <w:noProof/>
+              </w:rPr>
+              <w:t>Technical Feasibility Analysis</w:t>
+            </w:r>
+            <w:r>
+              <w:rPr>
+                <w:noProof/>
+                <w:webHidden/>
+              </w:rPr>
+              <w:tab/>
+            </w:r>
+            <w:r>
+              <w:rPr>
+                <w:noProof/>
+                <w:webHidden/>
+              </w:rPr>
+              <w:fldChar w:fldCharType="begin"/>
+            </w:r>
+            <w:r>
+              <w:rPr>
+                <w:noProof/>
+                <w:webHidden/>
+              </w:rPr>
+              <w:instrText xml:space="preserve"> PAGEREF _Toc229472864 \h </w:instrText>
+            </w:r>
+            <w:r>
+              <w:rPr>
+                <w:noProof/>
+                <w:webHidden/>
+              </w:rPr>
+            </w:r>
+            <w:r>
+              <w:rPr>
+                <w:noProof/>
+                <w:webHidden/>
+              </w:rPr>
+              <w:fldChar w:fldCharType="separate"/>
+            </w:r>
+            <w:r>
+              <w:rPr>
+                <w:noProof/>
+                <w:webHidden/>
+              </w:rPr>
+              <w:t>21</w:t>
+            </w:r>
+            <w:r>
+              <w:rPr>
+                <w:noProof/>
+                <w:webHidden/>
+              </w:rPr>
+              <w:fldChar w:fldCharType="end"/>
+            </w:r>
+          </w:hyperlink>
+        </w:p>
+        <w:p>
+          <w:pPr>
+            <w:pStyle w:val="TOC2"/>
+            <w:tabs>
+              <w:tab w:val="right" w:leader="dot" w:pos="9016"/>
+            </w:tabs>
+            <w:rPr>
+              <w:noProof/>
+              <w:kern w:val="2"/>
+              <w:sz w:val="24"/>
+              <w:szCs w:val="24"/>
+              <w:lang w:val="en-GB" w:eastAsia="en-GB"/>
+              <w14:ligatures w14:val="standardContextual"/>
+            </w:rPr>
+          </w:pPr>
+          <w:hyperlink w:anchor="_Toc229472865" w:history="1">
+            <w:r>
+              <w:rPr>
+                <w:rStyle w:val="Hyperlink"/>
+                <w:noProof/>
+              </w:rPr>
+              <w:t>Dependency Relationships</w:t>
+            </w:r>
+            <w:r>
+              <w:rPr>
+                <w:noProof/>
+                <w:webHidden/>
+              </w:rPr>
+              <w:tab/>
+            </w:r>
+            <w:r>
+              <w:rPr>
+                <w:noProof/>
+                <w:webHidden/>
+              </w:rPr>
+              <w:fldChar w:fldCharType="begin"/>
+            </w:r>
+            <w:r>
+              <w:rPr>
+                <w:noProof/>
+                <w:webHidden/>
+              </w:rPr>
+              <w:instrText xml:space="preserve"> PAGEREF _Toc229472865 \h </w:instrText>
+            </w:r>
+            <w:r>
+              <w:rPr>
+                <w:noProof/>
+                <w:webHidden/>
+              </w:rPr>
+            </w:r>
+            <w:r>
+              <w:rPr>
+                <w:noProof/>
+                <w:webHidden/>
+              </w:rPr>
+              <w:fldChar w:fldCharType="separate"/>
+            </w:r>
+            <w:r>
+              <w:rPr>
+                <w:noProof/>
+                <w:webHidden/>
+              </w:rPr>
+              <w:t>22</w:t>
             </w:r>
             <w:r>
               <w:rPr>
@@ -1995,16 +2377,20 @@
             </w:tabs>
             <w:rPr>
               <w:noProof/>
+              <w:kern w:val="2"/>
+              <w:sz w:val="24"/>
+              <w:szCs w:val="24"/>
+              <w:lang w:val="en-GB" w:eastAsia="en-GB"/>
+              <w14:ligatures w14:val="standardContextual"/>
             </w:rPr>
           </w:pPr>
-          <w:hyperlink w:anchor="_Toc229462990" w:history="1">
+          <w:hyperlink w:anchor="_Toc229472866" w:history="1">
             <w:r>
               <w:rPr>
                 <w:rStyle w:val="Hyperlink"/>
                 <w:noProof/>
-                <w:lang w:val="en-GB" w:eastAsia="en-US"/>
-              </w:rPr>
-              <w:t>CLASSIFICATION OF REQUIREMENTS</w:t>
+              </w:rPr>
+              <w:t>IDENTIFICATION OF ISSUES IN REQUIREMENTS</w:t>
             </w:r>
             <w:r>
               <w:rPr>
@@ -2025,7 +2411,7 @@
                 <w:noProof/>
                 <w:webHidden/>
               </w:rPr>
-              <w:instrText xml:space="preserve"> PAGEREF _Toc229462990 \h </w:instrText>
+              <w:instrText xml:space="preserve"> PAGEREF _Toc229472866 \h </w:instrText>
             </w:r>
             <w:r>
               <w:rPr>
@@ -2045,7 +2431,7 @@
                 <w:noProof/>
                 <w:webHidden/>
               </w:rPr>
-              <w:t>20</w:t>
+              <w:t>25</w:t>
             </w:r>
             <w:r>
               <w:rPr>
@@ -2064,16 +2450,20 @@
             </w:tabs>
             <w:rPr>
               <w:noProof/>
+              <w:kern w:val="2"/>
+              <w:sz w:val="24"/>
+              <w:szCs w:val="24"/>
+              <w:lang w:val="en-GB" w:eastAsia="en-GB"/>
+              <w14:ligatures w14:val="standardContextual"/>
             </w:rPr>
           </w:pPr>
-          <w:hyperlink w:anchor="_Toc229462991" w:history="1">
+          <w:hyperlink w:anchor="_Toc229472867" w:history="1">
             <w:r>
               <w:rPr>
                 <w:rStyle w:val="Hyperlink"/>
                 <w:noProof/>
-                <w:lang w:val="en-GB" w:eastAsia="en-US"/>
-              </w:rPr>
-              <w:t>Functional Requirements</w:t>
+              </w:rPr>
+              <w:t>Inconsistencies</w:t>
             </w:r>
             <w:r>
               <w:rPr>
@@ -2094,7 +2484,7 @@
                 <w:noProof/>
                 <w:webHidden/>
               </w:rPr>
-              <w:instrText xml:space="preserve"> PAGEREF _Toc229462991 \h </w:instrText>
+              <w:instrText xml:space="preserve"> PAGEREF _Toc229472867 \h </w:instrText>
             </w:r>
             <w:r>
               <w:rPr>
@@ -2114,7 +2504,7 @@
                 <w:noProof/>
                 <w:webHidden/>
               </w:rPr>
-              <w:t>20</w:t>
+              <w:t>25</w:t>
             </w:r>
             <w:r>
               <w:rPr>
@@ -2133,16 +2523,20 @@
             </w:tabs>
             <w:rPr>
               <w:noProof/>
+              <w:kern w:val="2"/>
+              <w:sz w:val="24"/>
+              <w:szCs w:val="24"/>
+              <w:lang w:val="en-GB" w:eastAsia="en-GB"/>
+              <w14:ligatures w14:val="standardContextual"/>
             </w:rPr>
           </w:pPr>
-          <w:hyperlink w:anchor="_Toc229462992" w:history="1">
+          <w:hyperlink w:anchor="_Toc229472868" w:history="1">
             <w:r>
               <w:rPr>
                 <w:rStyle w:val="Hyperlink"/>
                 <w:noProof/>
-                <w:lang w:val="en-GB" w:eastAsia="en-US"/>
-              </w:rPr>
-              <w:t>Non-functional Requirements</w:t>
+              </w:rPr>
+              <w:t>Ambiguities</w:t>
             </w:r>
             <w:r>
               <w:rPr>
@@ -2163,7 +2557,7 @@
                 <w:noProof/>
                 <w:webHidden/>
               </w:rPr>
-              <w:instrText xml:space="preserve"> PAGEREF _Toc229462992 \h </w:instrText>
+              <w:instrText xml:space="preserve"> PAGEREF _Toc229472868 \h </w:instrText>
             </w:r>
             <w:r>
               <w:rPr>
@@ -2183,7 +2577,80 @@
                 <w:noProof/>
                 <w:webHidden/>
               </w:rPr>
-              <w:t>21</w:t>
+              <w:t>27</w:t>
+            </w:r>
+            <w:r>
+              <w:rPr>
+                <w:noProof/>
+                <w:webHidden/>
+              </w:rPr>
+              <w:fldChar w:fldCharType="end"/>
+            </w:r>
+          </w:hyperlink>
+        </w:p>
+        <w:p>
+          <w:pPr>
+            <w:pStyle w:val="TOC2"/>
+            <w:tabs>
+              <w:tab w:val="right" w:leader="dot" w:pos="9016"/>
+            </w:tabs>
+            <w:rPr>
+              <w:noProof/>
+              <w:kern w:val="2"/>
+              <w:sz w:val="24"/>
+              <w:szCs w:val="24"/>
+              <w:lang w:val="en-GB" w:eastAsia="en-GB"/>
+              <w14:ligatures w14:val="standardContextual"/>
+            </w:rPr>
+          </w:pPr>
+          <w:hyperlink w:anchor="_Toc229472869" w:history="1">
+            <w:r>
+              <w:rPr>
+                <w:rStyle w:val="Hyperlink"/>
+                <w:noProof/>
+              </w:rPr>
+              <w:t>Missing information</w:t>
+            </w:r>
+            <w:r>
+              <w:rPr>
+                <w:noProof/>
+                <w:webHidden/>
+              </w:rPr>
+              <w:tab/>
+            </w:r>
+            <w:r>
+              <w:rPr>
+                <w:noProof/>
+                <w:webHidden/>
+              </w:rPr>
+              <w:fldChar w:fldCharType="begin"/>
+            </w:r>
+            <w:r>
+              <w:rPr>
+                <w:noProof/>
+                <w:webHidden/>
+              </w:rPr>
+              <w:instrText xml:space="preserve"> PAGEREF _Toc229472869 \h </w:instrText>
+            </w:r>
+            <w:r>
+              <w:rPr>
+                <w:noProof/>
+                <w:webHidden/>
+              </w:rPr>
+            </w:r>
+            <w:r>
+              <w:rPr>
+                <w:noProof/>
+                <w:webHidden/>
+              </w:rPr>
+              <w:fldChar w:fldCharType="separate"/>
+            </w:r>
+            <w:r>
+              <w:rPr>
+                <w:noProof/>
+                <w:webHidden/>
+              </w:rPr>
+              <w:t>28</w:t>
             </w:r>
             <w:r>
               <w:rPr>
@@ -2202,16 +2669,94 @@
             </w:tabs>
             <w:rPr>
               <w:noProof/>
+              <w:kern w:val="2"/>
+              <w:sz w:val="24"/>
+              <w:szCs w:val="24"/>
+              <w:lang w:val="en-GB" w:eastAsia="en-GB"/>
+              <w14:ligatures w14:val="standardContextual"/>
             </w:rPr>
           </w:pPr>
-          <w:hyperlink w:anchor="_Toc229462993" w:history="1">
+          <w:hyperlink w:anchor="_Toc229472870" w:history="1">
             <w:r>
               <w:rPr>
                 <w:rStyle w:val="Hyperlink"/>
                 <w:noProof/>
+              </w:rPr>
+              <w:t>PRIORITIZATION OF REQUIREMENTS</w:t>
+            </w:r>
+            <w:r>
+              <w:rPr>
+                <w:noProof/>
+                <w:webHidden/>
+              </w:rPr>
+              <w:tab/>
+            </w:r>
+            <w:r>
+              <w:rPr>
+                <w:noProof/>
+                <w:webHidden/>
+              </w:rPr>
+              <w:fldChar w:fldCharType="begin"/>
+            </w:r>
+            <w:r>
+              <w:rPr>
+                <w:noProof/>
+                <w:webHidden/>
+              </w:rPr>
+              <w:instrText xml:space="preserve"> PAGEREF _Toc229472870 \h </w:instrText>
+            </w:r>
+            <w:r>
+              <w:rPr>
+                <w:noProof/>
+                <w:webHidden/>
+              </w:rPr>
+            </w:r>
+            <w:r>
+              <w:rPr>
+                <w:noProof/>
+                <w:webHidden/>
+              </w:rPr>
+              <w:fldChar w:fldCharType="separate"/>
+            </w:r>
+            <w:r>
+              <w:rPr>
+                <w:noProof/>
+                <w:webHidden/>
+              </w:rPr>
+              <w:t>31</w:t>
+            </w:r>
+            <w:r>
+              <w:rPr>
+                <w:noProof/>
+                <w:webHidden/>
+              </w:rPr>
+              <w:fldChar w:fldCharType="end"/>
+            </w:r>
+          </w:hyperlink>
+        </w:p>
+        <w:p>
+          <w:pPr>
+            <w:pStyle w:val="TOC1"/>
+            <w:tabs>
+              <w:tab w:val="right" w:leader="dot" w:pos="9016"/>
+            </w:tabs>
+            <w:rPr>
+              <w:noProof/>
+              <w:kern w:val="2"/>
+              <w:sz w:val="24"/>
+              <w:szCs w:val="24"/>
+              <w:lang w:val="en-GB" w:eastAsia="en-GB"/>
+              <w14:ligatures w14:val="standardContextual"/>
+            </w:rPr>
+          </w:pPr>
+          <w:hyperlink w:anchor="_Toc229472871" w:history="1">
+            <w:r>
+              <w:rPr>
+                <w:rStyle w:val="Hyperlink"/>
+                <w:noProof/>
                 <w:lang w:val="en-GB" w:eastAsia="en-US"/>
               </w:rPr>
-              <w:t>SOFTWARE REQUIREMENTS SPECIFICATION</w:t>
+              <w:t>CLASSIFICATION OF REQUIREMENTS</w:t>
             </w:r>
             <w:r>
               <w:rPr>
@@ -2232,7 +2777,7 @@
                 <w:noProof/>
                 <w:webHidden/>
               </w:rPr>
-              <w:instrText xml:space="preserve"> PAGEREF _Toc229462993 \h </w:instrText>
+              <w:instrText xml:space="preserve"> PAGEREF _Toc229472871 \h </w:instrText>
             </w:r>
             <w:r>
               <w:rPr>
@@ -2252,7 +2797,7 @@
                 <w:noProof/>
                 <w:webHidden/>
               </w:rPr>
-              <w:t>22</w:t>
+              <w:t>33</w:t>
             </w:r>
             <w:r>
               <w:rPr>
@@ -2271,15 +2816,242 @@
             </w:tabs>
             <w:rPr>
               <w:noProof/>
+              <w:kern w:val="2"/>
+              <w:sz w:val="24"/>
+              <w:szCs w:val="24"/>
+              <w:lang w:val="en-GB" w:eastAsia="en-GB"/>
+              <w14:ligatures w14:val="standardContextual"/>
             </w:rPr>
           </w:pPr>
-          <w:hyperlink w:anchor="_Toc229462994" w:history="1">
+          <w:hyperlink w:anchor="_Toc229472872" w:history="1">
             <w:r>
               <w:rPr>
                 <w:rStyle w:val="Hyperlink"/>
                 <w:noProof/>
                 <w:lang w:val="en-GB" w:eastAsia="en-US"/>
               </w:rPr>
+              <w:t>Functional Requirements</w:t>
+            </w:r>
+            <w:r>
+              <w:rPr>
+                <w:noProof/>
+                <w:webHidden/>
+              </w:rPr>
+              <w:tab/>
+            </w:r>
+            <w:r>
+              <w:rPr>
+                <w:noProof/>
+                <w:webHidden/>
+              </w:rPr>
+              <w:fldChar w:fldCharType="begin"/>
+            </w:r>
+            <w:r>
+              <w:rPr>
+                <w:noProof/>
+                <w:webHidden/>
+              </w:rPr>
+              <w:instrText xml:space="preserve"> PAGEREF _Toc229472872 \h </w:instrText>
+            </w:r>
+            <w:r>
+              <w:rPr>
+                <w:noProof/>
+                <w:webHidden/>
+              </w:rPr>
+            </w:r>
+            <w:r>
+              <w:rPr>
+                <w:noProof/>
+                <w:webHidden/>
+              </w:rPr>
+              <w:fldChar w:fldCharType="separate"/>
+            </w:r>
+            <w:r>
+              <w:rPr>
+                <w:noProof/>
+                <w:webHidden/>
+              </w:rPr>
+              <w:t>33</w:t>
+            </w:r>
+            <w:r>
+              <w:rPr>
+                <w:noProof/>
+                <w:webHidden/>
+              </w:rPr>
+              <w:fldChar w:fldCharType="end"/>
+            </w:r>
+          </w:hyperlink>
+        </w:p>
+        <w:p>
+          <w:pPr>
+            <w:pStyle w:val="TOC2"/>
+            <w:tabs>
+              <w:tab w:val="right" w:leader="dot" w:pos="9016"/>
+            </w:tabs>
+            <w:rPr>
+              <w:noProof/>
+              <w:kern w:val="2"/>
+              <w:sz w:val="24"/>
+              <w:szCs w:val="24"/>
+              <w:lang w:val="en-GB" w:eastAsia="en-GB"/>
+              <w14:ligatures w14:val="standardContextual"/>
+            </w:rPr>
+          </w:pPr>
+          <w:hyperlink w:anchor="_Toc229472873" w:history="1">
+            <w:r>
+              <w:rPr>
+                <w:rStyle w:val="Hyperlink"/>
+                <w:noProof/>
+                <w:lang w:val="en-GB" w:eastAsia="en-US"/>
+              </w:rPr>
+              <w:t>Non-functional Requirements</w:t>
+            </w:r>
+            <w:r>
+              <w:rPr>
+                <w:noProof/>
+                <w:webHidden/>
+              </w:rPr>
+              <w:tab/>
+            </w:r>
+            <w:r>
+              <w:rPr>
+                <w:noProof/>
+                <w:webHidden/>
+              </w:rPr>
+              <w:fldChar w:fldCharType="begin"/>
+            </w:r>
+            <w:r>
+              <w:rPr>
+                <w:noProof/>
+                <w:webHidden/>
+              </w:rPr>
+              <w:instrText xml:space="preserve"> PAGEREF _Toc229472873 \h </w:instrText>
+            </w:r>
+            <w:r>
+              <w:rPr>
+                <w:noProof/>
+                <w:webHidden/>
+              </w:rPr>
+            </w:r>
+            <w:r>
+              <w:rPr>
+                <w:noProof/>
+                <w:webHidden/>
+              </w:rPr>
+              <w:fldChar w:fldCharType="separate"/>
+            </w:r>
+            <w:r>
+              <w:rPr>
+                <w:noProof/>
+                <w:webHidden/>
+              </w:rPr>
+              <w:t>34</w:t>
+            </w:r>
+            <w:r>
+              <w:rPr>
+                <w:noProof/>
+                <w:webHidden/>
+              </w:rPr>
+              <w:fldChar w:fldCharType="end"/>
+            </w:r>
+          </w:hyperlink>
+        </w:p>
+        <w:p>
+          <w:pPr>
+            <w:pStyle w:val="TOC1"/>
+            <w:tabs>
+              <w:tab w:val="right" w:leader="dot" w:pos="9016"/>
+            </w:tabs>
+            <w:rPr>
+              <w:noProof/>
+              <w:kern w:val="2"/>
+              <w:sz w:val="24"/>
+              <w:szCs w:val="24"/>
+              <w:lang w:val="en-GB" w:eastAsia="en-GB"/>
+              <w14:ligatures w14:val="standardContextual"/>
+            </w:rPr>
+          </w:pPr>
+          <w:hyperlink w:anchor="_Toc229472874" w:history="1">
+            <w:r>
+              <w:rPr>
+                <w:rStyle w:val="Hyperlink"/>
+                <w:noProof/>
+                <w:lang w:val="en-GB" w:eastAsia="en-US"/>
+              </w:rPr>
+              <w:t>SOFTWARE REQUIREMENTS SPECIFICATION</w:t>
+            </w:r>
+            <w:r>
+              <w:rPr>
+                <w:noProof/>
+                <w:webHidden/>
+              </w:rPr>
+              <w:tab/>
+            </w:r>
+            <w:r>
+              <w:rPr>
+                <w:noProof/>
+                <w:webHidden/>
+              </w:rPr>
+              <w:fldChar w:fldCharType="begin"/>
+            </w:r>
+            <w:r>
+              <w:rPr>
+                <w:noProof/>
+                <w:webHidden/>
+              </w:rPr>
+              <w:instrText xml:space="preserve"> PAGEREF _Toc229472874 \h </w:instrText>
+            </w:r>
+            <w:r>
+              <w:rPr>
+                <w:noProof/>
+                <w:webHidden/>
+              </w:rPr>
+            </w:r>
+            <w:r>
+              <w:rPr>
+                <w:noProof/>
+                <w:webHidden/>
+              </w:rPr>
+              <w:fldChar w:fldCharType="separate"/>
+            </w:r>
+            <w:r>
+              <w:rPr>
+                <w:noProof/>
+                <w:webHidden/>
+              </w:rPr>
+              <w:t>35</w:t>
+            </w:r>
+            <w:r>
+              <w:rPr>
+                <w:noProof/>
+                <w:webHidden/>
+              </w:rPr>
+              <w:fldChar w:fldCharType="end"/>
+            </w:r>
+          </w:hyperlink>
+        </w:p>
+        <w:p>
+          <w:pPr>
+            <w:pStyle w:val="TOC2"/>
+            <w:tabs>
+              <w:tab w:val="right" w:leader="dot" w:pos="9016"/>
+            </w:tabs>
+            <w:rPr>
+              <w:noProof/>
+              <w:kern w:val="2"/>
+              <w:sz w:val="24"/>
+              <w:szCs w:val="24"/>
+              <w:lang w:val="en-GB" w:eastAsia="en-GB"/>
+              <w14:ligatures w14:val="standardContextual"/>
+            </w:rPr>
+          </w:pPr>
+          <w:hyperlink w:anchor="_Toc229472875" w:history="1">
+            <w:r>
+              <w:rPr>
+                <w:rStyle w:val="Hyperlink"/>
+                <w:noProof/>
+                <w:lang w:val="en-GB" w:eastAsia="en-US"/>
+              </w:rPr>
               <w:t>INTRODUCTION</w:t>
             </w:r>
             <w:r>
@@ -2301,7 +3073,7 @@
                 <w:noProof/>
                 <w:webHidden/>
               </w:rPr>
-              <w:instrText xml:space="preserve"> PAGEREF _Toc229462994 \h </w:instrText>
+              <w:instrText xml:space="preserve"> PAGEREF _Toc229472875 \h </w:instrText>
             </w:r>
             <w:r>
               <w:rPr>
@@ -2321,7 +3093,7 @@
                 <w:noProof/>
                 <w:webHidden/>
               </w:rPr>
-              <w:t>22</w:t>
+              <w:t>35</w:t>
             </w:r>
             <w:r>
               <w:rPr>
@@ -2340,9 +3112,14 @@
             </w:tabs>
             <w:rPr>
               <w:noProof/>
+              <w:kern w:val="2"/>
+              <w:sz w:val="24"/>
+              <w:szCs w:val="24"/>
+              <w:lang w:val="en-GB" w:eastAsia="en-GB"/>
+              <w14:ligatures w14:val="standardContextual"/>
             </w:rPr>
           </w:pPr>
-          <w:hyperlink w:anchor="_Toc229462995" w:history="1">
+          <w:hyperlink w:anchor="_Toc229472876" w:history="1">
             <w:r>
               <w:rPr>
                 <w:rStyle w:val="Hyperlink"/>
@@ -2370,7 +3147,7 @@
                 <w:noProof/>
                 <w:webHidden/>
               </w:rPr>
-              <w:instrText xml:space="preserve"> PAGEREF _Toc229462995 \h </w:instrText>
+              <w:instrText xml:space="preserve"> PAGEREF _Toc229472876 \h </w:instrText>
             </w:r>
             <w:r>
               <w:rPr>
@@ -2390,7 +3167,7 @@
                 <w:noProof/>
                 <w:webHidden/>
               </w:rPr>
-              <w:t>22</w:t>
+              <w:t>35</w:t>
             </w:r>
             <w:r>
               <w:rPr>
@@ -2409,9 +3186,14 @@
             </w:tabs>
             <w:rPr>
               <w:noProof/>
+              <w:kern w:val="2"/>
+              <w:sz w:val="24"/>
+              <w:szCs w:val="24"/>
+              <w:lang w:val="en-GB" w:eastAsia="en-GB"/>
+              <w14:ligatures w14:val="standardContextual"/>
             </w:rPr>
           </w:pPr>
-          <w:hyperlink w:anchor="_Toc229462996" w:history="1">
+          <w:hyperlink w:anchor="_Toc229472877" w:history="1">
             <w:r>
               <w:rPr>
                 <w:rStyle w:val="Hyperlink"/>
@@ -2439,7 +3221,7 @@
                 <w:noProof/>
                 <w:webHidden/>
               </w:rPr>
-              <w:instrText xml:space="preserve"> PAGEREF _Toc229462996 \h </w:instrText>
+              <w:instrText xml:space="preserve"> PAGEREF _Toc229472877 \h </w:instrText>
             </w:r>
             <w:r>
               <w:rPr>
@@ -2459,7 +3241,7 @@
                 <w:noProof/>
                 <w:webHidden/>
               </w:rPr>
-              <w:t>22</w:t>
+              <w:t>35</w:t>
             </w:r>
             <w:r>
               <w:rPr>
@@ -2478,9 +3260,14 @@
             </w:tabs>
             <w:rPr>
               <w:noProof/>
+              <w:kern w:val="2"/>
+              <w:sz w:val="24"/>
+              <w:szCs w:val="24"/>
+              <w:lang w:val="en-GB" w:eastAsia="en-GB"/>
+              <w14:ligatures w14:val="standardContextual"/>
             </w:rPr>
           </w:pPr>
-          <w:hyperlink w:anchor="_Toc229462997" w:history="1">
+          <w:hyperlink w:anchor="_Toc229472878" w:history="1">
             <w:r>
               <w:rPr>
                 <w:rStyle w:val="Hyperlink"/>
@@ -2508,7 +3295,7 @@
                 <w:noProof/>
                 <w:webHidden/>
               </w:rPr>
-              <w:instrText xml:space="preserve"> PAGEREF _Toc229462997 \h </w:instrText>
+              <w:instrText xml:space="preserve"> PAGEREF _Toc229472878 \h </w:instrText>
             </w:r>
             <w:r>
               <w:rPr>
@@ -2528,7 +3315,7 @@
                 <w:noProof/>
                 <w:webHidden/>
               </w:rPr>
-              <w:t>22</w:t>
+              <w:t>35</w:t>
             </w:r>
             <w:r>
               <w:rPr>
@@ -2547,9 +3334,14 @@
             </w:tabs>
             <w:rPr>
               <w:noProof/>
+              <w:kern w:val="2"/>
+              <w:sz w:val="24"/>
+              <w:szCs w:val="24"/>
+              <w:lang w:val="en-GB" w:eastAsia="en-GB"/>
+              <w14:ligatures w14:val="standardContextual"/>
             </w:rPr>
           </w:pPr>
-          <w:hyperlink w:anchor="_Toc229462998" w:history="1">
+          <w:hyperlink w:anchor="_Toc229472879" w:history="1">
             <w:r>
               <w:rPr>
                 <w:rStyle w:val="Hyperlink"/>
@@ -2577,7 +3369,7 @@
                 <w:noProof/>
                 <w:webHidden/>
               </w:rPr>
-              <w:instrText xml:space="preserve"> PAGEREF _Toc229462998 \h </w:instrText>
+              <w:instrText xml:space="preserve"> PAGEREF _Toc229472879 \h </w:instrText>
             </w:r>
             <w:r>
               <w:rPr>
@@ -2597,7 +3389,7 @@
                 <w:noProof/>
                 <w:webHidden/>
               </w:rPr>
-              <w:t>22</w:t>
+              <w:t>35</w:t>
             </w:r>
             <w:r>
               <w:rPr>
@@ -2616,9 +3408,14 @@
             </w:tabs>
             <w:rPr>
               <w:noProof/>
+              <w:kern w:val="2"/>
+              <w:sz w:val="24"/>
+              <w:szCs w:val="24"/>
+              <w:lang w:val="en-GB" w:eastAsia="en-GB"/>
+              <w14:ligatures w14:val="standardContextual"/>
             </w:rPr>
           </w:pPr>
-          <w:hyperlink w:anchor="_Toc229462999" w:history="1">
+          <w:hyperlink w:anchor="_Toc229472880" w:history="1">
             <w:r>
               <w:rPr>
                 <w:rStyle w:val="Hyperlink"/>
@@ -2646,7 +3443,7 @@
                 <w:noProof/>
                 <w:webHidden/>
               </w:rPr>
-              <w:instrText xml:space="preserve"> PAGEREF _Toc229462999 \h </w:instrText>
+              <w:instrText xml:space="preserve"> PAGEREF _Toc229472880 \h </w:instrText>
             </w:r>
             <w:r>
               <w:rPr>
@@ -2666,7 +3463,7 @@
                 <w:noProof/>
                 <w:webHidden/>
               </w:rPr>
-              <w:t>22</w:t>
+              <w:t>35</w:t>
             </w:r>
             <w:r>
               <w:rPr>
@@ -2685,9 +3482,14 @@
             </w:tabs>
             <w:rPr>
               <w:noProof/>
+              <w:kern w:val="2"/>
+              <w:sz w:val="24"/>
+              <w:szCs w:val="24"/>
+              <w:lang w:val="en-GB" w:eastAsia="en-GB"/>
+              <w14:ligatures w14:val="standardContextual"/>
             </w:rPr>
           </w:pPr>
-          <w:hyperlink w:anchor="_Toc229463000" w:history="1">
+          <w:hyperlink w:anchor="_Toc229472881" w:history="1">
             <w:r>
               <w:rPr>
                 <w:rStyle w:val="Hyperlink"/>
@@ -2715,7 +3517,7 @@
                 <w:noProof/>
                 <w:webHidden/>
               </w:rPr>
-              <w:instrText xml:space="preserve"> PAGEREF _Toc229463000 \h </w:instrText>
+              <w:instrText xml:space="preserve"> PAGEREF _Toc229472881 \h </w:instrText>
             </w:r>
             <w:r>
               <w:rPr>
@@ -2735,7 +3537,7 @@
                 <w:noProof/>
                 <w:webHidden/>
               </w:rPr>
-              <w:t>23</w:t>
+              <w:t>36</w:t>
             </w:r>
             <w:r>
               <w:rPr>
@@ -2754,9 +3556,14 @@
             </w:tabs>
             <w:rPr>
               <w:noProof/>
+              <w:kern w:val="2"/>
+              <w:sz w:val="24"/>
+              <w:szCs w:val="24"/>
+              <w:lang w:val="en-GB" w:eastAsia="en-GB"/>
+              <w14:ligatures w14:val="standardContextual"/>
             </w:rPr>
           </w:pPr>
-          <w:hyperlink w:anchor="_Toc229463001" w:history="1">
+          <w:hyperlink w:anchor="_Toc229472882" w:history="1">
             <w:r>
               <w:rPr>
                 <w:rStyle w:val="Hyperlink"/>
@@ -2784,7 +3591,7 @@
                 <w:noProof/>
                 <w:webHidden/>
               </w:rPr>
-              <w:instrText xml:space="preserve"> PAGEREF _Toc229463001 \h </w:instrText>
+              <w:instrText xml:space="preserve"> PAGEREF _Toc229472882 \h </w:instrText>
             </w:r>
             <w:r>
               <w:rPr>
@@ -2804,7 +3611,7 @@
                 <w:noProof/>
                 <w:webHidden/>
               </w:rPr>
-              <w:t>23</w:t>
+              <w:t>36</w:t>
             </w:r>
             <w:r>
               <w:rPr>
@@ -2823,9 +3630,14 @@
             </w:tabs>
             <w:rPr>
               <w:noProof/>
+              <w:kern w:val="2"/>
+              <w:sz w:val="24"/>
+              <w:szCs w:val="24"/>
+              <w:lang w:val="en-GB" w:eastAsia="en-GB"/>
+              <w14:ligatures w14:val="standardContextual"/>
             </w:rPr>
           </w:pPr>
-          <w:hyperlink w:anchor="_Toc229463002" w:history="1">
+          <w:hyperlink w:anchor="_Toc229472883" w:history="1">
             <w:r>
               <w:rPr>
                 <w:rStyle w:val="Hyperlink"/>
@@ -2853,7 +3665,7 @@
                 <w:noProof/>
                 <w:webHidden/>
               </w:rPr>
-              <w:instrText xml:space="preserve"> PAGEREF _Toc229463002 \h </w:instrText>
+              <w:instrText xml:space="preserve"> PAGEREF _Toc229472883 \h </w:instrText>
             </w:r>
             <w:r>
               <w:rPr>
@@ -2873,7 +3685,7 @@
                 <w:noProof/>
                 <w:webHidden/>
               </w:rPr>
-              <w:t>23</w:t>
+              <w:t>36</w:t>
             </w:r>
             <w:r>
               <w:rPr>
@@ -2892,9 +3704,14 @@
             </w:tabs>
             <w:rPr>
               <w:noProof/>
+              <w:kern w:val="2"/>
+              <w:sz w:val="24"/>
+              <w:szCs w:val="24"/>
+              <w:lang w:val="en-GB" w:eastAsia="en-GB"/>
+              <w14:ligatures w14:val="standardContextual"/>
             </w:rPr>
           </w:pPr>
-          <w:hyperlink w:anchor="_Toc229463003" w:history="1">
+          <w:hyperlink w:anchor="_Toc229472884" w:history="1">
             <w:r>
               <w:rPr>
                 <w:rStyle w:val="Hyperlink"/>
@@ -2922,7 +3739,7 @@
                 <w:noProof/>
                 <w:webHidden/>
               </w:rPr>
-              <w:instrText xml:space="preserve"> PAGEREF _Toc229463003 \h </w:instrText>
+              <w:instrText xml:space="preserve"> PAGEREF _Toc229472884 \h </w:instrText>
             </w:r>
             <w:r>
               <w:rPr>
@@ -2942,7 +3759,7 @@
                 <w:noProof/>
                 <w:webHidden/>
               </w:rPr>
-              <w:t>24</w:t>
+              <w:t>37</w:t>
             </w:r>
             <w:r>
               <w:rPr>
@@ -2961,9 +3778,14 @@
             </w:tabs>
             <w:rPr>
               <w:noProof/>
+              <w:kern w:val="2"/>
+              <w:sz w:val="24"/>
+              <w:szCs w:val="24"/>
+              <w:lang w:val="en-GB" w:eastAsia="en-GB"/>
+              <w14:ligatures w14:val="standardContextual"/>
             </w:rPr>
           </w:pPr>
-          <w:hyperlink w:anchor="_Toc229463004" w:history="1">
+          <w:hyperlink w:anchor="_Toc229472885" w:history="1">
             <w:r>
               <w:rPr>
                 <w:rStyle w:val="Hyperlink"/>
@@ -2991,7 +3813,7 @@
                 <w:noProof/>
                 <w:webHidden/>
               </w:rPr>
-              <w:instrText xml:space="preserve"> PAGEREF _Toc229463004 \h </w:instrText>
+              <w:instrText xml:space="preserve"> PAGEREF _Toc229472885 \h </w:instrText>
             </w:r>
             <w:r>
               <w:rPr>
@@ -3011,7 +3833,7 @@
                 <w:noProof/>
                 <w:webHidden/>
               </w:rPr>
-              <w:t>24</w:t>
+              <w:t>37</w:t>
             </w:r>
             <w:r>
               <w:rPr>
@@ -3030,9 +3852,14 @@
             </w:tabs>
             <w:rPr>
               <w:noProof/>
+              <w:kern w:val="2"/>
+              <w:sz w:val="24"/>
+              <w:szCs w:val="24"/>
+              <w:lang w:val="en-GB" w:eastAsia="en-GB"/>
+              <w14:ligatures w14:val="standardContextual"/>
             </w:rPr>
           </w:pPr>
-          <w:hyperlink w:anchor="_Toc229463005" w:history="1">
+          <w:hyperlink w:anchor="_Toc229472886" w:history="1">
             <w:r>
               <w:rPr>
                 <w:rStyle w:val="Hyperlink"/>
@@ -3060,7 +3887,7 @@
                 <w:noProof/>
                 <w:webHidden/>
               </w:rPr>
-              <w:instrText xml:space="preserve"> PAGEREF _Toc229463005 \h </w:instrText>
+              <w:instrText xml:space="preserve"> PAGEREF _Toc229472886 \h </w:instrText>
             </w:r>
             <w:r>
               <w:rPr>
@@ -3080,7 +3907,7 @@
                 <w:noProof/>
                 <w:webHidden/>
               </w:rPr>
-              <w:t>26</w:t>
+              <w:t>39</w:t>
             </w:r>
             <w:r>
               <w:rPr>
@@ -3099,9 +3926,14 @@
             </w:tabs>
             <w:rPr>
               <w:noProof/>
+              <w:kern w:val="2"/>
+              <w:sz w:val="24"/>
+              <w:szCs w:val="24"/>
+              <w:lang w:val="en-GB" w:eastAsia="en-GB"/>
+              <w14:ligatures w14:val="standardContextual"/>
             </w:rPr>
           </w:pPr>
-          <w:hyperlink w:anchor="_Toc229463006" w:history="1">
+          <w:hyperlink w:anchor="_Toc229472887" w:history="1">
             <w:r>
               <w:rPr>
                 <w:rStyle w:val="Hyperlink"/>
@@ -3129,7 +3961,7 @@
                 <w:noProof/>
                 <w:webHidden/>
               </w:rPr>
-              <w:instrText xml:space="preserve"> PAGEREF _Toc229463006 \h </w:instrText>
+              <w:instrText xml:space="preserve"> PAGEREF _Toc229472887 \h </w:instrText>
             </w:r>
             <w:r>
               <w:rPr>
@@ -3149,7 +3981,7 @@
                 <w:noProof/>
                 <w:webHidden/>
               </w:rPr>
-              <w:t>28</w:t>
+              <w:t>41</w:t>
             </w:r>
             <w:r>
               <w:rPr>
@@ -3168,9 +4000,14 @@
             </w:tabs>
             <w:rPr>
               <w:noProof/>
+              <w:kern w:val="2"/>
+              <w:sz w:val="24"/>
+              <w:szCs w:val="24"/>
+              <w:lang w:val="en-GB" w:eastAsia="en-GB"/>
+              <w14:ligatures w14:val="standardContextual"/>
             </w:rPr>
           </w:pPr>
-          <w:hyperlink w:anchor="_Toc229463007" w:history="1">
+          <w:hyperlink w:anchor="_Toc229472888" w:history="1">
             <w:r>
               <w:rPr>
                 <w:rStyle w:val="Hyperlink"/>
@@ -3198,7 +4035,7 @@
                 <w:noProof/>
                 <w:webHidden/>
               </w:rPr>
-              <w:instrText xml:space="preserve"> PAGEREF _Toc229463007 \h </w:instrText>
+              <w:instrText xml:space="preserve"> PAGEREF _Toc229472888 \h </w:instrText>
             </w:r>
             <w:r>
               <w:rPr>
@@ -3218,7 +4055,7 @@
                 <w:noProof/>
                 <w:webHidden/>
               </w:rPr>
-              <w:t>29</w:t>
+              <w:t>42</w:t>
             </w:r>
             <w:r>
               <w:rPr>
@@ -3262,7 +4099,7 @@
         <w:pStyle w:val="Heading1"/>
         <w:spacing w:line="360" w:lineRule="auto"/>
       </w:pPr>
-      <w:bookmarkStart w:id="0" w:name="_Toc229462972"/>
+      <w:bookmarkStart w:id="0" w:name="_Toc229472844"/>
       <w:r>
         <w:lastRenderedPageBreak/>
         <w:t>INTRODUCTION</w:t>
@@ -3461,7 +4298,7 @@
           <w:lang w:val="en-GB" w:eastAsia="en-US"/>
         </w:rPr>
       </w:pPr>
-      <w:bookmarkStart w:id="1" w:name="_Toc229462973"/>
+      <w:bookmarkStart w:id="1" w:name="_Toc229472845"/>
       <w:r>
         <w:rPr>
           <w:lang w:val="en-GB" w:eastAsia="en-US"/>
@@ -3473,43 +4310,43 @@
         <w:rPr>
           <w:lang w:val="en-GB" w:eastAsia="en-US"/>
         </w:rPr>
+        <w:t>2</w:t>
+      </w:r>
+      <w:r>
+        <w:rPr>
+          <w:lang w:val="en-GB" w:eastAsia="en-US"/>
+        </w:rPr>
+        <w:t xml:space="preserve"> RESULTS</w:t>
+      </w:r>
+      <w:bookmarkEnd w:id="1"/>
+    </w:p>
+    <w:p>
+      <w:pPr>
+        <w:spacing w:line="360" w:lineRule="auto"/>
+        <w:rPr>
+          <w:sz w:val="24"/>
+          <w:szCs w:val="24"/>
+          <w:lang w:val="en-GB" w:eastAsia="en-US"/>
+        </w:rPr>
+      </w:pPr>
+      <w:r>
+        <w:rPr>
+          <w:sz w:val="24"/>
+          <w:szCs w:val="24"/>
+          <w:lang w:val="en-GB" w:eastAsia="en-US"/>
+        </w:rPr>
+        <w:t xml:space="preserve">Task </w:t>
+      </w:r>
+      <w:r>
+        <w:rPr>
+          <w:sz w:val="24"/>
+          <w:szCs w:val="24"/>
+          <w:lang w:val="en-GB" w:eastAsia="en-US"/>
+        </w:rPr>
         <w:t>3</w:t>
       </w:r>
       <w:r>
         <w:rPr>
-          <w:lang w:val="en-GB" w:eastAsia="en-US"/>
-        </w:rPr>
-        <w:t xml:space="preserve"> RESULTS</w:t>
-      </w:r>
-      <w:bookmarkEnd w:id="1"/>
-    </w:p>
-    <w:p>
-      <w:pPr>
-        <w:spacing w:line="360" w:lineRule="auto"/>
-        <w:rPr>
-          <w:sz w:val="24"/>
-          <w:szCs w:val="24"/>
-          <w:lang w:val="en-GB" w:eastAsia="en-US"/>
-        </w:rPr>
-      </w:pPr>
-      <w:r>
-        <w:rPr>
-          <w:sz w:val="24"/>
-          <w:szCs w:val="24"/>
-          <w:lang w:val="en-GB" w:eastAsia="en-US"/>
-        </w:rPr>
-        <w:t xml:space="preserve">Task </w:t>
-      </w:r>
-      <w:r>
-        <w:rPr>
-          <w:sz w:val="24"/>
-          <w:szCs w:val="24"/>
-          <w:lang w:val="en-GB" w:eastAsia="en-US"/>
-        </w:rPr>
-        <w:t>3</w:t>
-      </w:r>
-      <w:r>
-        <w:rPr>
           <w:sz w:val="24"/>
           <w:szCs w:val="24"/>
           <w:lang w:val="en-GB" w:eastAsia="en-US"/>
@@ -3641,7 +4478,7 @@
           <w:lang w:val="en-GB" w:eastAsia="en-US"/>
         </w:rPr>
       </w:pPr>
-      <w:bookmarkStart w:id="2" w:name="_Toc229462974"/>
+      <w:bookmarkStart w:id="2" w:name="_Toc229472846"/>
       <w:r>
         <w:rPr>
           <w:lang w:val="en-GB" w:eastAsia="en-US"/>
@@ -3678,7 +4515,7 @@
           <w:lang w:val="en-GB" w:eastAsia="en-GB"/>
         </w:rPr>
       </w:pPr>
-      <w:bookmarkStart w:id="3" w:name="_Toc229462975"/>
+      <w:bookmarkStart w:id="3" w:name="_Toc229472847"/>
       <w:r>
         <w:t>Learners Mostly Use Smartphones</w:t>
       </w:r>
@@ -3811,7 +4648,7 @@
           <w:lang w:val="en-GB" w:eastAsia="en-GB"/>
         </w:rPr>
       </w:pPr>
-      <w:bookmarkStart w:id="4" w:name="_Toc229462976"/>
+      <w:bookmarkStart w:id="4" w:name="_Toc229472848"/>
       <w:r>
         <w:t>Most Learners Use Android Devices</w:t>
       </w:r>
@@ -3943,7 +4780,7 @@
           <w:lang w:val="en-GB" w:eastAsia="en-GB"/>
         </w:rPr>
       </w:pPr>
-      <w:bookmarkStart w:id="5" w:name="_Toc229462977"/>
+      <w:bookmarkStart w:id="5" w:name="_Toc229472849"/>
       <w:r>
         <w:t>Many Learners Depend on Mobile Data</w:t>
       </w:r>
@@ -4075,7 +4912,7 @@
           <w:lang w:val="en-GB" w:eastAsia="en-GB"/>
         </w:rPr>
       </w:pPr>
-      <w:bookmarkStart w:id="6" w:name="_Toc229462978"/>
+      <w:bookmarkStart w:id="6" w:name="_Toc229472850"/>
       <w:r>
         <w:t>Power Outages Affect Learning</w:t>
       </w:r>
@@ -4116,7 +4953,7 @@
           <w:noProof/>
         </w:rPr>
         <w:drawing>
-          <wp:inline distT="0" distB="0" distL="0" distR="0" wp14:anchorId="538F80D9" wp14:editId="683C08E7">
+          <wp:inline distT="0" distB="0" distL="0" distR="0" wp14:anchorId="538F80D9" wp14:editId="2B9F3BF1">
             <wp:extent cx="5097780" cy="2146196"/>
             <wp:effectExtent l="0" t="0" r="7620" b="6985"/>
             <wp:docPr id="964880155" name="Picture 6" descr="Forms response chart. Question title: How often do power outages affect your learning?. Number of responses: 84 responses."/>
@@ -4207,7 +5044,7 @@
           <w:lang w:val="en-GB" w:eastAsia="en-GB"/>
         </w:rPr>
       </w:pPr>
-      <w:bookmarkStart w:id="7" w:name="_Toc229462979"/>
+      <w:bookmarkStart w:id="7" w:name="_Toc229472851"/>
       <w:r>
         <w:t>Learners Prefer Multimedia Learning Content</w:t>
       </w:r>
@@ -4338,7 +5175,7 @@
           <w:lang w:val="en-GB" w:eastAsia="en-GB"/>
         </w:rPr>
       </w:pPr>
-      <w:bookmarkStart w:id="8" w:name="_Toc229462980"/>
+      <w:bookmarkStart w:id="8" w:name="_Toc229472852"/>
       <w:r>
         <w:lastRenderedPageBreak/>
         <w:t>Poor Network Quality and High Data Consumption Affect E-learning</w:t>
@@ -4470,7 +5307,7 @@
           <w:lang w:val="en-GB" w:eastAsia="en-GB"/>
         </w:rPr>
       </w:pPr>
-      <w:bookmarkStart w:id="9" w:name="_Toc229462981"/>
+      <w:bookmarkStart w:id="9" w:name="_Toc229472853"/>
       <w:r>
         <w:t>Learners Want Interaction with Lecturers</w:t>
       </w:r>
@@ -4602,7 +5439,7 @@
           <w:lang w:val="en-GB" w:eastAsia="en-GB"/>
         </w:rPr>
       </w:pPr>
-      <w:bookmarkStart w:id="10" w:name="_Toc229462982"/>
+      <w:bookmarkStart w:id="10" w:name="_Toc229472854"/>
       <w:r>
         <w:t>Parents Want Progress Tracking</w:t>
       </w:r>
@@ -4734,7 +5571,7 @@
           <w:lang w:val="en-GB" w:eastAsia="en-GB"/>
         </w:rPr>
       </w:pPr>
-      <w:bookmarkStart w:id="11" w:name="_Toc229462983"/>
+      <w:bookmarkStart w:id="11" w:name="_Toc229472855"/>
       <w:r>
         <w:t>School Administrators Value Attendance and Progress Tracking</w:t>
       </w:r>
@@ -4865,7 +5702,7 @@
           <w:lang w:val="en-GB" w:eastAsia="en-GB"/>
         </w:rPr>
       </w:pPr>
-      <w:bookmarkStart w:id="12" w:name="_Toc229462984"/>
+      <w:bookmarkStart w:id="12" w:name="_Toc229472856"/>
       <w:r>
         <w:lastRenderedPageBreak/>
         <w:t>School Administrators Want Offline Content</w:t>
@@ -4997,7 +5834,7 @@
           <w:lang w:val="en-GB" w:eastAsia="en-GB"/>
         </w:rPr>
       </w:pPr>
-      <w:bookmarkStart w:id="13" w:name="_Toc229462985"/>
+      <w:bookmarkStart w:id="13" w:name="_Toc229472857"/>
       <w:r>
         <w:t>Instructors Experience Network Challenges</w:t>
       </w:r>
@@ -5156,7 +5993,7 @@
           <w:lang w:val="en-GB" w:eastAsia="en-GB"/>
         </w:rPr>
       </w:pPr>
-      <w:bookmarkStart w:id="14" w:name="_Toc229462986"/>
+      <w:bookmarkStart w:id="14" w:name="_Toc229472858"/>
       <w:r>
         <w:t>Instructors Want Recording and Live Chat Features</w:t>
       </w:r>
@@ -5288,7 +6125,7 @@
           <w:lang w:val="en-GB" w:eastAsia="en-GB"/>
         </w:rPr>
       </w:pPr>
-      <w:bookmarkStart w:id="15" w:name="_Toc229462987"/>
+      <w:bookmarkStart w:id="15" w:name="_Toc229472859"/>
       <w:r>
         <w:t>Instructors Want Online Quizzes and Attendance Tracking</w:t>
       </w:r>
@@ -5480,7 +6317,7 @@
       <w:pPr>
         <w:pStyle w:val="Heading3"/>
       </w:pPr>
-      <w:bookmarkStart w:id="16" w:name="_Toc229462988"/>
+      <w:bookmarkStart w:id="16" w:name="_Toc229472860"/>
       <w:r>
         <w:t>Instructors use laptops for online teaching</w:t>
       </w:r>
@@ -7107,15 +7944,5776 @@
     </w:p>
     <w:p>
       <w:pPr>
+        <w:spacing w:after="160" w:line="360" w:lineRule="auto"/>
+        <w:rPr>
+          <w:rFonts w:ascii="Times New Roman" w:eastAsia="Times New Roman" w:hAnsi="Times New Roman" w:cs="Times New Roman"/>
+          <w:sz w:val="24"/>
+          <w:szCs w:val="24"/>
+          <w:lang w:val="en-GB" w:eastAsia="en-GB"/>
+        </w:rPr>
+      </w:pPr>
+    </w:p>
+    <w:p>
+      <w:pPr>
+        <w:spacing w:after="160" w:line="360" w:lineRule="auto"/>
+        <w:rPr>
+          <w:rFonts w:ascii="Times New Roman" w:eastAsia="Times New Roman" w:hAnsi="Times New Roman" w:cs="Times New Roman"/>
+          <w:sz w:val="24"/>
+          <w:szCs w:val="24"/>
+          <w:lang w:val="en-GB" w:eastAsia="en-GB"/>
+        </w:rPr>
+      </w:pPr>
+    </w:p>
+    <w:p>
+      <w:pPr>
+        <w:spacing w:after="160" w:line="360" w:lineRule="auto"/>
+        <w:rPr>
+          <w:rFonts w:ascii="Times New Roman" w:eastAsia="Times New Roman" w:hAnsi="Times New Roman" w:cs="Times New Roman"/>
+          <w:sz w:val="24"/>
+          <w:szCs w:val="24"/>
+          <w:lang w:val="en-GB" w:eastAsia="en-GB"/>
+        </w:rPr>
+      </w:pPr>
+    </w:p>
+    <w:p>
+      <w:pPr>
         <w:pStyle w:val="Heading1"/>
         <w:spacing w:line="360" w:lineRule="auto"/>
-      </w:pPr>
-      <w:bookmarkStart w:id="17" w:name="_Toc229462989"/>
+        <w:rPr>
+          <w:rFonts w:eastAsiaTheme="minorEastAsia"/>
+        </w:rPr>
+      </w:pPr>
+      <w:bookmarkStart w:id="17" w:name="_Toc229472861"/>
+      <w:r>
+        <w:rPr>
+          <w:rFonts w:eastAsiaTheme="minorEastAsia"/>
+        </w:rPr>
+        <w:lastRenderedPageBreak/>
+        <w:t>REVIEW AND ANALYSIS OF REQUIREMENTS</w:t>
+      </w:r>
+      <w:bookmarkEnd w:id="17"/>
+    </w:p>
+    <w:p>
+      <w:pPr>
+        <w:pStyle w:val="Heading2"/>
+        <w:spacing w:line="360" w:lineRule="auto"/>
+      </w:pPr>
+      <w:bookmarkStart w:id="18" w:name="_Toc229472862"/>
+      <w:r>
+        <w:t>Completeness Analysis</w:t>
+      </w:r>
+      <w:bookmarkEnd w:id="18"/>
+    </w:p>
+    <w:p>
+      <w:pPr>
+        <w:spacing w:line="360" w:lineRule="auto"/>
+        <w:rPr>
+          <w:sz w:val="24"/>
+          <w:szCs w:val="24"/>
+        </w:rPr>
+      </w:pPr>
+      <w:r>
+        <w:rPr>
+          <w:sz w:val="24"/>
+          <w:szCs w:val="24"/>
+        </w:rPr>
+        <w:t>The requirements identified from the survey analysis show that the system adequately covers the needs of learners. The learners’ requirements include mobile access, multimedia learning, offline support, progress tracking, interaction with instructors, and adaptive content delivery. These requirements ensure that learners in low-resource settings can access and continue learning despite challenges such as poor internet, power outages, and device limitations.</w:t>
+      </w:r>
+    </w:p>
+    <w:p>
+      <w:pPr>
+        <w:spacing w:line="360" w:lineRule="auto"/>
+        <w:rPr>
+          <w:sz w:val="24"/>
+          <w:szCs w:val="24"/>
+        </w:rPr>
+      </w:pPr>
+    </w:p>
+    <w:p>
+      <w:pPr>
+        <w:spacing w:line="360" w:lineRule="auto"/>
+        <w:rPr>
+          <w:sz w:val="24"/>
+          <w:szCs w:val="24"/>
+        </w:rPr>
+      </w:pPr>
+      <w:r>
+        <w:rPr>
+          <w:sz w:val="24"/>
+          <w:szCs w:val="24"/>
+        </w:rPr>
+        <w:t>For instructors, the requirements are also well covered. The system supports teaching activities such as live sessions, lesson recording, quizzes, attendance tracking, and learner interaction. In addition, instructors’ challenges with network instability are addressed through features like reconnection support and low-bandwidth optimization, ensuring smooth teaching even under poor connectivity conditions.</w:t>
+      </w:r>
+    </w:p>
+    <w:p>
+      <w:pPr>
+        <w:spacing w:line="360" w:lineRule="auto"/>
+        <w:rPr>
+          <w:sz w:val="24"/>
+          <w:szCs w:val="24"/>
+        </w:rPr>
+      </w:pPr>
+    </w:p>
+    <w:p>
+      <w:pPr>
+        <w:spacing w:line="360" w:lineRule="auto"/>
+        <w:rPr>
+          <w:sz w:val="24"/>
+          <w:szCs w:val="24"/>
+        </w:rPr>
+      </w:pPr>
+      <w:r>
+        <w:rPr>
+          <w:sz w:val="24"/>
+          <w:szCs w:val="24"/>
+        </w:rPr>
+        <w:t>The requirements also sufficiently cover administrators. Administrators require monitoring and control features such as attendance tracking, progress reports, engagement analytics, and content management. The system also includes role-based access control, allowing administrators to manage instructors and learners effectively while maintaining oversight of system activities.</w:t>
+      </w:r>
+    </w:p>
+    <w:p>
+      <w:pPr>
+        <w:spacing w:line="360" w:lineRule="auto"/>
+        <w:rPr>
+          <w:sz w:val="24"/>
+          <w:szCs w:val="24"/>
+        </w:rPr>
+      </w:pPr>
+    </w:p>
+    <w:p>
+      <w:pPr>
+        <w:spacing w:line="360" w:lineRule="auto"/>
+        <w:rPr>
+          <w:sz w:val="24"/>
+          <w:szCs w:val="24"/>
+        </w:rPr>
+      </w:pPr>
+      <w:r>
+        <w:rPr>
+          <w:sz w:val="24"/>
+          <w:szCs w:val="24"/>
+        </w:rPr>
+        <w:t>In terms of content delivery, the requirements are complete because they support multiple formats such as video, audio, text, slides, and downloadable recorded lessons. The system also supports offline access and adaptive content delivery, ensuring that learning materials are accessible even in environments with limited internet connectivity.</w:t>
+      </w:r>
+    </w:p>
+    <w:p>
+      <w:pPr>
+        <w:spacing w:line="360" w:lineRule="auto"/>
+        <w:rPr>
+          <w:sz w:val="24"/>
+          <w:szCs w:val="24"/>
+        </w:rPr>
+      </w:pPr>
+    </w:p>
+    <w:p>
+      <w:pPr>
+        <w:spacing w:line="360" w:lineRule="auto"/>
+        <w:rPr>
+          <w:sz w:val="24"/>
+          <w:szCs w:val="24"/>
+        </w:rPr>
+      </w:pPr>
+      <w:r>
+        <w:rPr>
+          <w:sz w:val="24"/>
+          <w:szCs w:val="24"/>
+        </w:rPr>
+        <w:t xml:space="preserve">For network adaptation, the requirements clearly address the challenges of low-resource environments. The system is expected to minimize data usage, adapt content quality based on network strength, support reconnection after failure, and allow offline </w:t>
+      </w:r>
+      <w:r>
+        <w:rPr>
+          <w:sz w:val="24"/>
+          <w:szCs w:val="24"/>
+        </w:rPr>
+        <w:lastRenderedPageBreak/>
+        <w:t>access. These features ensure that the platform remains usable under unstable and slow internet conditions.</w:t>
+      </w:r>
+    </w:p>
+    <w:p>
+      <w:pPr>
+        <w:spacing w:line="360" w:lineRule="auto"/>
+        <w:rPr>
+          <w:sz w:val="24"/>
+          <w:szCs w:val="24"/>
+        </w:rPr>
+      </w:pPr>
+    </w:p>
+    <w:p>
+      <w:pPr>
+        <w:spacing w:line="360" w:lineRule="auto"/>
+        <w:rPr>
+          <w:sz w:val="24"/>
+          <w:szCs w:val="24"/>
+        </w:rPr>
+      </w:pPr>
+      <w:r>
+        <w:rPr>
+          <w:sz w:val="24"/>
+          <w:szCs w:val="24"/>
+        </w:rPr>
+        <w:t>The requirements also address accessibility by ensuring the system is mobile-friendly, supports Android devices, works on shared devices, and provides an intuitive interface for users with different levels of digital literacy. This makes the system inclusive for learners, parents, and instructors in diverse environments.</w:t>
+      </w:r>
+    </w:p>
+    <w:p>
+      <w:pPr>
+        <w:spacing w:line="360" w:lineRule="auto"/>
+        <w:rPr>
+          <w:sz w:val="24"/>
+          <w:szCs w:val="24"/>
+        </w:rPr>
+      </w:pPr>
+    </w:p>
+    <w:p>
+      <w:pPr>
+        <w:spacing w:line="360" w:lineRule="auto"/>
+        <w:rPr>
+          <w:sz w:val="24"/>
+          <w:szCs w:val="24"/>
+        </w:rPr>
+      </w:pPr>
+      <w:r>
+        <w:rPr>
+          <w:sz w:val="24"/>
+          <w:szCs w:val="24"/>
+        </w:rPr>
+        <w:t>Finally, regarding security, the requirements include role-based access control for learners, instructors, administrators, and parents. This ensures that users can only access features relevant to their roles. Additionally, login authentication and controlled access to academic data help protect user information and maintain system integrity.</w:t>
+      </w:r>
+    </w:p>
+    <w:p>
+      <w:pPr>
+        <w:pStyle w:val="Heading2"/>
+        <w:spacing w:line="360" w:lineRule="auto"/>
+      </w:pPr>
+      <w:bookmarkStart w:id="19" w:name="_Toc229472863"/>
+      <w:r>
+        <w:t>Clarity Analysis</w:t>
+      </w:r>
+      <w:bookmarkEnd w:id="19"/>
+    </w:p>
+    <w:p>
+      <w:pPr>
+        <w:spacing w:line="360" w:lineRule="auto"/>
+        <w:rPr>
+          <w:sz w:val="24"/>
+          <w:szCs w:val="24"/>
+        </w:rPr>
+      </w:pPr>
+      <w:r>
+        <w:rPr>
+          <w:sz w:val="24"/>
+          <w:szCs w:val="24"/>
+        </w:rPr>
+        <w:t>During the requirements analysis process, some of the initial requirements obtained from the survey were found to be vague or too general. To address this, each vague requirement was carefully reviewed and broken down into clear, specific, and actionable system requirements. This was done by interpreting the intent behind each response and converting it into measurable system functions.</w:t>
+      </w:r>
+    </w:p>
+    <w:p>
+      <w:pPr>
+        <w:spacing w:line="360" w:lineRule="auto"/>
+        <w:rPr>
+          <w:sz w:val="24"/>
+          <w:szCs w:val="24"/>
+        </w:rPr>
+      </w:pPr>
+    </w:p>
+    <w:p>
+      <w:pPr>
+        <w:spacing w:line="360" w:lineRule="auto"/>
+        <w:rPr>
+          <w:sz w:val="24"/>
+          <w:szCs w:val="24"/>
+        </w:rPr>
+      </w:pPr>
+      <w:r>
+        <w:rPr>
+          <w:sz w:val="24"/>
+          <w:szCs w:val="24"/>
+        </w:rPr>
+        <w:t>For example, statements such as “learners want interaction with lecturers” were initially broad and unclear. This was clarified by defining specific features such as live chat, question-and-answer sessions, and discussion forums. This ensured that the requirement was not just descriptive but also implementable in the system design.</w:t>
+      </w:r>
+    </w:p>
+    <w:p>
+      <w:pPr>
+        <w:spacing w:line="360" w:lineRule="auto"/>
+        <w:rPr>
+          <w:sz w:val="24"/>
+          <w:szCs w:val="24"/>
+        </w:rPr>
+      </w:pPr>
+    </w:p>
+    <w:p>
+      <w:pPr>
+        <w:spacing w:line="360" w:lineRule="auto"/>
+        <w:rPr>
+          <w:sz w:val="24"/>
+          <w:szCs w:val="24"/>
+        </w:rPr>
+      </w:pPr>
+      <w:r>
+        <w:rPr>
+          <w:sz w:val="24"/>
+          <w:szCs w:val="24"/>
+        </w:rPr>
+        <w:t>Similarly, the requirement “poor network affects learning” was too general to be directly implemented. It was clarified by translating it into specific system behaviors such as low-bandwidth optimization, adaptive content quality, and reconnection support during network failure. This made the requirement more precise and technically actionable.</w:t>
+      </w:r>
+    </w:p>
+    <w:p>
+      <w:pPr>
+        <w:spacing w:line="360" w:lineRule="auto"/>
+        <w:rPr>
+          <w:sz w:val="24"/>
+          <w:szCs w:val="24"/>
+        </w:rPr>
+      </w:pPr>
+    </w:p>
+    <w:p>
+      <w:pPr>
+        <w:spacing w:line="360" w:lineRule="auto"/>
+        <w:rPr>
+          <w:sz w:val="24"/>
+          <w:szCs w:val="24"/>
+        </w:rPr>
+      </w:pPr>
+      <w:r>
+        <w:rPr>
+          <w:sz w:val="24"/>
+          <w:szCs w:val="24"/>
+        </w:rPr>
+        <w:lastRenderedPageBreak/>
+        <w:t>Another example is the requirement “parents want to monitor their children’s learning.” This was clarified by specifying features such as progress tracking dashboards, activity reports, and performance summaries accessible to parents. This helped define exactly what “monitoring” means within the system.</w:t>
+      </w:r>
+    </w:p>
+    <w:p>
+      <w:pPr>
+        <w:spacing w:line="360" w:lineRule="auto"/>
+        <w:rPr>
+          <w:sz w:val="24"/>
+          <w:szCs w:val="24"/>
+        </w:rPr>
+      </w:pPr>
+    </w:p>
+    <w:p>
+      <w:pPr>
+        <w:spacing w:line="360" w:lineRule="auto"/>
+        <w:rPr>
+          <w:sz w:val="24"/>
+          <w:szCs w:val="24"/>
+        </w:rPr>
+      </w:pPr>
+      <w:r>
+        <w:rPr>
+          <w:sz w:val="24"/>
+          <w:szCs w:val="24"/>
+        </w:rPr>
+        <w:t>In addition, “administrators want reports” was clarified by identifying the exact types of reports needed, such as attendance reports, performance reports, and engagement analytics. This removed ambiguity and ensured that reporting features could be properly designed and implemented.</w:t>
+      </w:r>
+    </w:p>
+    <w:p>
+      <w:pPr>
+        <w:spacing w:line="360" w:lineRule="auto"/>
+        <w:rPr>
+          <w:sz w:val="24"/>
+          <w:szCs w:val="24"/>
+        </w:rPr>
+      </w:pPr>
+    </w:p>
+    <w:p>
+      <w:pPr>
+        <w:spacing w:line="360" w:lineRule="auto"/>
+        <w:rPr>
+          <w:sz w:val="24"/>
+          <w:szCs w:val="24"/>
+        </w:rPr>
+      </w:pPr>
+      <w:r>
+        <w:rPr>
+          <w:sz w:val="24"/>
+          <w:szCs w:val="24"/>
+        </w:rPr>
+        <w:t>Overall, vague requirements were clarified by analyzing the survey responses in context, identifying the actual user needs, and converting them into detailed functional and non-functional requirements that are specific, measurable, and implementable within the proposed system.</w:t>
+      </w:r>
+    </w:p>
+    <w:p>
+      <w:pPr>
+        <w:pStyle w:val="Heading2"/>
+        <w:spacing w:line="360" w:lineRule="auto"/>
+      </w:pPr>
+      <w:bookmarkStart w:id="20" w:name="_Toc229472864"/>
+      <w:r>
+        <w:t>Technical Feasibility Analysis</w:t>
+      </w:r>
+      <w:bookmarkEnd w:id="20"/>
+    </w:p>
+    <w:p>
+      <w:pPr>
+        <w:spacing w:line="360" w:lineRule="auto"/>
+        <w:rPr>
+          <w:sz w:val="24"/>
+          <w:szCs w:val="24"/>
+        </w:rPr>
+      </w:pPr>
+      <w:r>
+        <w:rPr>
+          <w:sz w:val="24"/>
+          <w:szCs w:val="24"/>
+        </w:rPr>
+        <w:t>From a technical perspective, the proposed adaptive e-learning platform is realistically achievable using currently available technologies. The core system can be developed using common and well-supported technologies such as React for the frontend, Node.js with Express for the backend, and MySQL for database management. These technologies are widely used, stable, and suitable for building scalable web-based learning systems.</w:t>
+      </w:r>
+    </w:p>
+    <w:p>
+      <w:pPr>
+        <w:spacing w:line="360" w:lineRule="auto"/>
+        <w:rPr>
+          <w:sz w:val="24"/>
+          <w:szCs w:val="24"/>
+        </w:rPr>
+      </w:pPr>
+    </w:p>
+    <w:p>
+      <w:pPr>
+        <w:spacing w:line="360" w:lineRule="auto"/>
+        <w:rPr>
+          <w:sz w:val="24"/>
+          <w:szCs w:val="24"/>
+        </w:rPr>
+      </w:pPr>
+      <w:r>
+        <w:rPr>
+          <w:sz w:val="24"/>
+          <w:szCs w:val="24"/>
+        </w:rPr>
+        <w:t>The implementation of core e-learning features such as user authentication, role-based access control, content upload, quizzes, attendance tracking, and progress monitoring is fully feasible. These are standard functionalities in modern web applications and can be implemented using existing frameworks and libraries without requiring advanced or experimental technology.</w:t>
+      </w:r>
+    </w:p>
+    <w:p>
+      <w:pPr>
+        <w:spacing w:line="360" w:lineRule="auto"/>
+        <w:rPr>
+          <w:sz w:val="24"/>
+          <w:szCs w:val="24"/>
+        </w:rPr>
+      </w:pPr>
+    </w:p>
+    <w:p>
+      <w:pPr>
+        <w:spacing w:line="360" w:lineRule="auto"/>
+        <w:rPr>
+          <w:sz w:val="24"/>
+          <w:szCs w:val="24"/>
+        </w:rPr>
+      </w:pPr>
+      <w:r>
+        <w:rPr>
+          <w:sz w:val="24"/>
+          <w:szCs w:val="24"/>
+        </w:rPr>
+        <w:t xml:space="preserve">Adaptive features based on network conditions are also technically possible, although they may require careful implementation. Techniques such as adaptive media streaming, image/video compression, lazy loading, and quality adjustment based on </w:t>
+      </w:r>
+      <w:r>
+        <w:rPr>
+          <w:sz w:val="24"/>
+          <w:szCs w:val="24"/>
+        </w:rPr>
+        <w:lastRenderedPageBreak/>
+        <w:t>bandwidth detection can be used to improve performance in low-network environments. These approaches are already used in existing platforms and can be integrated into the system.</w:t>
+      </w:r>
+    </w:p>
+    <w:p>
+      <w:pPr>
+        <w:spacing w:line="360" w:lineRule="auto"/>
+        <w:rPr>
+          <w:sz w:val="24"/>
+          <w:szCs w:val="24"/>
+        </w:rPr>
+      </w:pPr>
+    </w:p>
+    <w:p>
+      <w:pPr>
+        <w:spacing w:line="360" w:lineRule="auto"/>
+        <w:rPr>
+          <w:sz w:val="24"/>
+          <w:szCs w:val="24"/>
+        </w:rPr>
+      </w:pPr>
+      <w:r>
+        <w:rPr>
+          <w:sz w:val="24"/>
+          <w:szCs w:val="24"/>
+        </w:rPr>
+        <w:t xml:space="preserve">Offline functionality is also realistic </w:t>
+      </w:r>
+      <w:proofErr w:type="gramStart"/>
+      <w:r>
+        <w:rPr>
+          <w:sz w:val="24"/>
+          <w:szCs w:val="24"/>
+        </w:rPr>
+        <w:t>through the use of</w:t>
+      </w:r>
+      <w:proofErr w:type="gramEnd"/>
+      <w:r>
+        <w:rPr>
+          <w:sz w:val="24"/>
+          <w:szCs w:val="24"/>
+        </w:rPr>
+        <w:t xml:space="preserve"> browser </w:t>
+      </w:r>
+      <w:proofErr w:type="gramStart"/>
+      <w:r>
+        <w:rPr>
+          <w:sz w:val="24"/>
+          <w:szCs w:val="24"/>
+        </w:rPr>
+        <w:t>caching</w:t>
+      </w:r>
+      <w:proofErr w:type="gramEnd"/>
+      <w:r>
+        <w:rPr>
+          <w:sz w:val="24"/>
+          <w:szCs w:val="24"/>
+        </w:rPr>
+        <w:t>, service workers, and local storage mechanisms. These technologies allow users to download content and continue learning without continuous internet access, which is essential for low-resource settings.</w:t>
+      </w:r>
+    </w:p>
+    <w:p>
+      <w:pPr>
+        <w:spacing w:line="360" w:lineRule="auto"/>
+        <w:rPr>
+          <w:sz w:val="24"/>
+          <w:szCs w:val="24"/>
+        </w:rPr>
+      </w:pPr>
+    </w:p>
+    <w:p>
+      <w:pPr>
+        <w:spacing w:line="360" w:lineRule="auto"/>
+        <w:rPr>
+          <w:sz w:val="24"/>
+          <w:szCs w:val="24"/>
+        </w:rPr>
+      </w:pPr>
+      <w:r>
+        <w:rPr>
+          <w:sz w:val="24"/>
+          <w:szCs w:val="24"/>
+        </w:rPr>
+        <w:t>However, some advanced features such as real-time synchronization under unstable networks, seamless reconnection during live sessions, and intelligent QoE-based adaptation may require additional effort and optimization. While they are possible, they may need careful design decisions to ensure stability and performance across different devices and network conditions.</w:t>
+      </w:r>
+    </w:p>
+    <w:p>
+      <w:pPr>
+        <w:spacing w:line="360" w:lineRule="auto"/>
+        <w:rPr>
+          <w:sz w:val="24"/>
+          <w:szCs w:val="24"/>
+        </w:rPr>
+      </w:pPr>
+    </w:p>
+    <w:p>
+      <w:pPr>
+        <w:spacing w:line="360" w:lineRule="auto"/>
+      </w:pPr>
+      <w:r>
+        <w:rPr>
+          <w:sz w:val="24"/>
+          <w:szCs w:val="24"/>
+        </w:rPr>
+        <w:t>Overall, the project is technically feasible because it relies on existing, proven technologies and does not require the development of entirely new systems. The main challenge is not whether it can be built, but how efficiently and effectively the adaptive features can be optimized for low-resource environments</w:t>
+      </w:r>
+      <w:r>
+        <w:t>.</w:t>
+      </w:r>
+    </w:p>
+    <w:p>
+      <w:pPr>
+        <w:pStyle w:val="Heading2"/>
+        <w:spacing w:line="360" w:lineRule="auto"/>
+      </w:pPr>
+      <w:bookmarkStart w:id="21" w:name="_Toc229472865"/>
+      <w:r>
+        <w:t>Dependency Relationships</w:t>
+      </w:r>
+      <w:bookmarkEnd w:id="21"/>
+    </w:p>
+    <w:p>
+      <w:pPr>
+        <w:spacing w:line="360" w:lineRule="auto"/>
+        <w:rPr>
+          <w:sz w:val="24"/>
+          <w:szCs w:val="24"/>
+        </w:rPr>
+      </w:pPr>
+      <w:r>
+        <w:rPr>
+          <w:sz w:val="24"/>
+          <w:szCs w:val="24"/>
+        </w:rPr>
+        <w:t xml:space="preserve">In the proposed adaptive e-learning platform, several features depend on other core components </w:t>
+      </w:r>
+      <w:proofErr w:type="gramStart"/>
+      <w:r>
+        <w:rPr>
+          <w:sz w:val="24"/>
+          <w:szCs w:val="24"/>
+        </w:rPr>
+        <w:t>in order to</w:t>
+      </w:r>
+      <w:proofErr w:type="gramEnd"/>
+      <w:r>
+        <w:rPr>
+          <w:sz w:val="24"/>
+          <w:szCs w:val="24"/>
+        </w:rPr>
+        <w:t xml:space="preserve"> function correctly. Understanding these dependencies is important because it helps in structuring development in the right order and ensuring that foundational features are implemented before dependent ones.</w:t>
+      </w:r>
+    </w:p>
+    <w:p>
+      <w:pPr>
+        <w:spacing w:line="360" w:lineRule="auto"/>
+        <w:rPr>
+          <w:sz w:val="24"/>
+          <w:szCs w:val="24"/>
+        </w:rPr>
+      </w:pPr>
+    </w:p>
+    <w:p>
+      <w:pPr>
+        <w:spacing w:line="360" w:lineRule="auto"/>
+        <w:rPr>
+          <w:sz w:val="24"/>
+          <w:szCs w:val="24"/>
+        </w:rPr>
+      </w:pPr>
+      <w:r>
+        <w:rPr>
+          <w:sz w:val="24"/>
+          <w:szCs w:val="24"/>
+        </w:rPr>
+        <w:t>The system is generally structured around core modules such as authentication, user management, content management, communication, assessment, tracking, and adaptation. Most advanced features rely on these foundational components.</w:t>
+      </w:r>
+    </w:p>
+    <w:p>
+      <w:pPr>
+        <w:spacing w:line="360" w:lineRule="auto"/>
+        <w:rPr>
+          <w:sz w:val="24"/>
+          <w:szCs w:val="24"/>
+        </w:rPr>
+      </w:pPr>
+    </w:p>
+    <w:tbl>
+      <w:tblPr>
+        <w:tblW w:w="9341" w:type="dxa"/>
+        <w:tblBorders>
+          <w:top w:val="single" w:sz="12" w:space="0" w:color="000000"/>
+          <w:left w:val="single" w:sz="12" w:space="0" w:color="000000"/>
+          <w:bottom w:val="single" w:sz="12" w:space="0" w:color="000000"/>
+          <w:right w:val="single" w:sz="12" w:space="0" w:color="000000"/>
+        </w:tblBorders>
+        <w:shd w:val="clear" w:color="auto" w:fill="FFFFFF"/>
+        <w:tblCellMar>
+          <w:top w:w="15" w:type="dxa"/>
+          <w:left w:w="15" w:type="dxa"/>
+          <w:bottom w:w="15" w:type="dxa"/>
+          <w:right w:w="15" w:type="dxa"/>
+        </w:tblCellMar>
+        <w:tblLook w:val="04A0" w:firstRow="1" w:lastRow="0" w:firstColumn="1" w:lastColumn="0" w:noHBand="0" w:noVBand="1"/>
+      </w:tblPr>
+      <w:tblGrid>
+        <w:gridCol w:w="2537"/>
+        <w:gridCol w:w="2977"/>
+        <w:gridCol w:w="3827"/>
+      </w:tblGrid>
+      <w:tr>
+        <w:tc>
+          <w:tcPr>
+            <w:tcW w:w="2537" w:type="dxa"/>
+            <w:tcBorders>
+              <w:top w:val="single" w:sz="12" w:space="0" w:color="000000"/>
+              <w:left w:val="single" w:sz="12" w:space="0" w:color="000000"/>
+              <w:bottom w:val="single" w:sz="12" w:space="0" w:color="000000"/>
+              <w:right w:val="single" w:sz="12" w:space="0" w:color="000000"/>
+            </w:tcBorders>
+            <w:shd w:val="clear" w:color="auto" w:fill="FFFFFF"/>
+            <w:tcMar>
+              <w:top w:w="120" w:type="dxa"/>
+              <w:left w:w="120" w:type="dxa"/>
+              <w:bottom w:w="120" w:type="dxa"/>
+              <w:right w:w="120" w:type="dxa"/>
+            </w:tcMar>
+            <w:vAlign w:val="center"/>
+            <w:hideMark/>
+          </w:tcPr>
+          <w:p>
+            <w:pPr>
+              <w:spacing w:line="360" w:lineRule="auto"/>
+              <w:rPr>
+                <w:b/>
+                <w:bCs/>
+                <w:sz w:val="24"/>
+                <w:szCs w:val="24"/>
+                <w:lang w:val="en-GB"/>
+              </w:rPr>
+            </w:pPr>
+            <w:r>
+              <w:rPr>
+                <w:b/>
+                <w:bCs/>
+                <w:sz w:val="24"/>
+                <w:szCs w:val="24"/>
+                <w:lang w:val="en-GB"/>
+              </w:rPr>
+              <w:t>Feature</w:t>
+            </w:r>
+          </w:p>
+        </w:tc>
+        <w:tc>
+          <w:tcPr>
+            <w:tcW w:w="2977" w:type="dxa"/>
+            <w:tcBorders>
+              <w:top w:val="single" w:sz="12" w:space="0" w:color="000000"/>
+              <w:left w:val="single" w:sz="12" w:space="0" w:color="000000"/>
+              <w:bottom w:val="single" w:sz="12" w:space="0" w:color="000000"/>
+              <w:right w:val="single" w:sz="12" w:space="0" w:color="000000"/>
+            </w:tcBorders>
+            <w:shd w:val="clear" w:color="auto" w:fill="FFFFFF"/>
+            <w:tcMar>
+              <w:top w:w="120" w:type="dxa"/>
+              <w:left w:w="120" w:type="dxa"/>
+              <w:bottom w:w="120" w:type="dxa"/>
+              <w:right w:w="120" w:type="dxa"/>
+            </w:tcMar>
+            <w:vAlign w:val="center"/>
+            <w:hideMark/>
+          </w:tcPr>
+          <w:p>
+            <w:pPr>
+              <w:spacing w:line="360" w:lineRule="auto"/>
+              <w:rPr>
+                <w:b/>
+                <w:bCs/>
+                <w:sz w:val="24"/>
+                <w:szCs w:val="24"/>
+                <w:lang w:val="en-GB"/>
+              </w:rPr>
+            </w:pPr>
+            <w:r>
+              <w:rPr>
+                <w:b/>
+                <w:bCs/>
+                <w:sz w:val="24"/>
+                <w:szCs w:val="24"/>
+                <w:lang w:val="en-GB"/>
+              </w:rPr>
+              <w:t>Depends On</w:t>
+            </w:r>
+          </w:p>
+        </w:tc>
+        <w:tc>
+          <w:tcPr>
+            <w:tcW w:w="3827" w:type="dxa"/>
+            <w:tcBorders>
+              <w:top w:val="single" w:sz="12" w:space="0" w:color="000000"/>
+              <w:left w:val="single" w:sz="12" w:space="0" w:color="000000"/>
+              <w:bottom w:val="single" w:sz="12" w:space="0" w:color="000000"/>
+              <w:right w:val="single" w:sz="12" w:space="0" w:color="000000"/>
+            </w:tcBorders>
+            <w:shd w:val="clear" w:color="auto" w:fill="FFFFFF"/>
+            <w:tcMar>
+              <w:top w:w="120" w:type="dxa"/>
+              <w:left w:w="120" w:type="dxa"/>
+              <w:bottom w:w="120" w:type="dxa"/>
+              <w:right w:w="120" w:type="dxa"/>
+            </w:tcMar>
+            <w:vAlign w:val="center"/>
+            <w:hideMark/>
+          </w:tcPr>
+          <w:p>
+            <w:pPr>
+              <w:spacing w:line="360" w:lineRule="auto"/>
+              <w:rPr>
+                <w:b/>
+                <w:bCs/>
+                <w:sz w:val="24"/>
+                <w:szCs w:val="24"/>
+                <w:lang w:val="en-GB"/>
+              </w:rPr>
+            </w:pPr>
+            <w:r>
+              <w:rPr>
+                <w:b/>
+                <w:bCs/>
+                <w:sz w:val="24"/>
+                <w:szCs w:val="24"/>
+                <w:lang w:val="en-GB"/>
+              </w:rPr>
+              <w:t>Explanation</w:t>
+            </w:r>
+          </w:p>
+        </w:tc>
+      </w:tr>
+      <w:tr>
+        <w:tc>
+          <w:tcPr>
+            <w:tcW w:w="2537" w:type="dxa"/>
+            <w:tcBorders>
+              <w:top w:val="single" w:sz="12" w:space="0" w:color="000000"/>
+              <w:left w:val="single" w:sz="12" w:space="0" w:color="000000"/>
+              <w:bottom w:val="single" w:sz="12" w:space="0" w:color="000000"/>
+              <w:right w:val="single" w:sz="12" w:space="0" w:color="000000"/>
+            </w:tcBorders>
+            <w:shd w:val="clear" w:color="auto" w:fill="FFFFFF"/>
+            <w:tcMar>
+              <w:top w:w="120" w:type="dxa"/>
+              <w:left w:w="120" w:type="dxa"/>
+              <w:bottom w:w="120" w:type="dxa"/>
+              <w:right w:w="120" w:type="dxa"/>
+            </w:tcMar>
+            <w:vAlign w:val="center"/>
+            <w:hideMark/>
+          </w:tcPr>
+          <w:p>
+            <w:pPr>
+              <w:spacing w:line="360" w:lineRule="auto"/>
+              <w:rPr>
+                <w:sz w:val="24"/>
+                <w:szCs w:val="24"/>
+                <w:lang w:val="en-GB"/>
+              </w:rPr>
+            </w:pPr>
+            <w:r>
+              <w:rPr>
+                <w:sz w:val="24"/>
+                <w:szCs w:val="24"/>
+                <w:lang w:val="en-GB"/>
+              </w:rPr>
+              <w:lastRenderedPageBreak/>
+              <w:t>User registration &amp; login</w:t>
+            </w:r>
+          </w:p>
+        </w:tc>
+        <w:tc>
+          <w:tcPr>
+            <w:tcW w:w="2977" w:type="dxa"/>
+            <w:tcBorders>
+              <w:top w:val="single" w:sz="12" w:space="0" w:color="000000"/>
+              <w:left w:val="single" w:sz="12" w:space="0" w:color="000000"/>
+              <w:bottom w:val="single" w:sz="12" w:space="0" w:color="000000"/>
+              <w:right w:val="single" w:sz="12" w:space="0" w:color="000000"/>
+            </w:tcBorders>
+            <w:shd w:val="clear" w:color="auto" w:fill="FFFFFF"/>
+            <w:tcMar>
+              <w:top w:w="120" w:type="dxa"/>
+              <w:left w:w="120" w:type="dxa"/>
+              <w:bottom w:w="120" w:type="dxa"/>
+              <w:right w:w="120" w:type="dxa"/>
+            </w:tcMar>
+            <w:vAlign w:val="center"/>
+            <w:hideMark/>
+          </w:tcPr>
+          <w:p>
+            <w:pPr>
+              <w:spacing w:line="360" w:lineRule="auto"/>
+              <w:rPr>
+                <w:sz w:val="24"/>
+                <w:szCs w:val="24"/>
+                <w:lang w:val="en-GB"/>
+              </w:rPr>
+            </w:pPr>
+            <w:r>
+              <w:rPr>
+                <w:sz w:val="24"/>
+                <w:szCs w:val="24"/>
+                <w:lang w:val="en-GB"/>
+              </w:rPr>
+              <w:t>User database, authentication module</w:t>
+            </w:r>
+          </w:p>
+        </w:tc>
+        <w:tc>
+          <w:tcPr>
+            <w:tcW w:w="3827" w:type="dxa"/>
+            <w:tcBorders>
+              <w:top w:val="single" w:sz="12" w:space="0" w:color="000000"/>
+              <w:left w:val="single" w:sz="12" w:space="0" w:color="000000"/>
+              <w:bottom w:val="single" w:sz="12" w:space="0" w:color="000000"/>
+              <w:right w:val="single" w:sz="12" w:space="0" w:color="000000"/>
+            </w:tcBorders>
+            <w:shd w:val="clear" w:color="auto" w:fill="FFFFFF"/>
+            <w:tcMar>
+              <w:top w:w="120" w:type="dxa"/>
+              <w:left w:w="120" w:type="dxa"/>
+              <w:bottom w:w="120" w:type="dxa"/>
+              <w:right w:w="120" w:type="dxa"/>
+            </w:tcMar>
+            <w:vAlign w:val="center"/>
+            <w:hideMark/>
+          </w:tcPr>
+          <w:p>
+            <w:pPr>
+              <w:spacing w:line="360" w:lineRule="auto"/>
+              <w:rPr>
+                <w:sz w:val="24"/>
+                <w:szCs w:val="24"/>
+                <w:lang w:val="en-GB"/>
+              </w:rPr>
+            </w:pPr>
+            <w:r>
+              <w:rPr>
+                <w:sz w:val="24"/>
+                <w:szCs w:val="24"/>
+                <w:lang w:val="en-GB"/>
+              </w:rPr>
+              <w:t>Users must be authenticated before accessing any system feature.</w:t>
+            </w:r>
+          </w:p>
+        </w:tc>
+      </w:tr>
+      <w:tr>
+        <w:tc>
+          <w:tcPr>
+            <w:tcW w:w="2537" w:type="dxa"/>
+            <w:tcBorders>
+              <w:top w:val="single" w:sz="12" w:space="0" w:color="000000"/>
+              <w:left w:val="single" w:sz="12" w:space="0" w:color="000000"/>
+              <w:bottom w:val="single" w:sz="12" w:space="0" w:color="000000"/>
+              <w:right w:val="single" w:sz="12" w:space="0" w:color="000000"/>
+            </w:tcBorders>
+            <w:shd w:val="clear" w:color="auto" w:fill="FFFFFF"/>
+            <w:tcMar>
+              <w:top w:w="120" w:type="dxa"/>
+              <w:left w:w="120" w:type="dxa"/>
+              <w:bottom w:w="120" w:type="dxa"/>
+              <w:right w:w="120" w:type="dxa"/>
+            </w:tcMar>
+            <w:vAlign w:val="center"/>
+            <w:hideMark/>
+          </w:tcPr>
+          <w:p>
+            <w:pPr>
+              <w:spacing w:line="360" w:lineRule="auto"/>
+              <w:rPr>
+                <w:sz w:val="24"/>
+                <w:szCs w:val="24"/>
+                <w:lang w:val="en-GB"/>
+              </w:rPr>
+            </w:pPr>
+            <w:r>
+              <w:rPr>
+                <w:sz w:val="24"/>
+                <w:szCs w:val="24"/>
+                <w:lang w:val="en-GB"/>
+              </w:rPr>
+              <w:t>Role-based access (learner, instructor, admin, parent)</w:t>
+            </w:r>
+          </w:p>
+        </w:tc>
+        <w:tc>
+          <w:tcPr>
+            <w:tcW w:w="2977" w:type="dxa"/>
+            <w:tcBorders>
+              <w:top w:val="single" w:sz="12" w:space="0" w:color="000000"/>
+              <w:left w:val="single" w:sz="12" w:space="0" w:color="000000"/>
+              <w:bottom w:val="single" w:sz="12" w:space="0" w:color="000000"/>
+              <w:right w:val="single" w:sz="12" w:space="0" w:color="000000"/>
+            </w:tcBorders>
+            <w:shd w:val="clear" w:color="auto" w:fill="FFFFFF"/>
+            <w:tcMar>
+              <w:top w:w="120" w:type="dxa"/>
+              <w:left w:w="120" w:type="dxa"/>
+              <w:bottom w:w="120" w:type="dxa"/>
+              <w:right w:w="120" w:type="dxa"/>
+            </w:tcMar>
+            <w:vAlign w:val="center"/>
+            <w:hideMark/>
+          </w:tcPr>
+          <w:p>
+            <w:pPr>
+              <w:spacing w:line="360" w:lineRule="auto"/>
+              <w:rPr>
+                <w:sz w:val="24"/>
+                <w:szCs w:val="24"/>
+                <w:lang w:val="en-GB"/>
+              </w:rPr>
+            </w:pPr>
+            <w:r>
+              <w:rPr>
+                <w:sz w:val="24"/>
+                <w:szCs w:val="24"/>
+                <w:lang w:val="en-GB"/>
+              </w:rPr>
+              <w:t>Authentication system</w:t>
+            </w:r>
+          </w:p>
+        </w:tc>
+        <w:tc>
+          <w:tcPr>
+            <w:tcW w:w="3827" w:type="dxa"/>
+            <w:tcBorders>
+              <w:top w:val="single" w:sz="12" w:space="0" w:color="000000"/>
+              <w:left w:val="single" w:sz="12" w:space="0" w:color="000000"/>
+              <w:bottom w:val="single" w:sz="12" w:space="0" w:color="000000"/>
+              <w:right w:val="single" w:sz="12" w:space="0" w:color="000000"/>
+            </w:tcBorders>
+            <w:shd w:val="clear" w:color="auto" w:fill="FFFFFF"/>
+            <w:tcMar>
+              <w:top w:w="120" w:type="dxa"/>
+              <w:left w:w="120" w:type="dxa"/>
+              <w:bottom w:w="120" w:type="dxa"/>
+              <w:right w:w="120" w:type="dxa"/>
+            </w:tcMar>
+            <w:vAlign w:val="center"/>
+            <w:hideMark/>
+          </w:tcPr>
+          <w:p>
+            <w:pPr>
+              <w:spacing w:line="360" w:lineRule="auto"/>
+              <w:rPr>
+                <w:sz w:val="24"/>
+                <w:szCs w:val="24"/>
+                <w:lang w:val="en-GB"/>
+              </w:rPr>
+            </w:pPr>
+            <w:r>
+              <w:rPr>
+                <w:sz w:val="24"/>
+                <w:szCs w:val="24"/>
+                <w:lang w:val="en-GB"/>
+              </w:rPr>
+              <w:t>The system must identify users before assigning permissions.</w:t>
+            </w:r>
+          </w:p>
+        </w:tc>
+      </w:tr>
+      <w:tr>
+        <w:tc>
+          <w:tcPr>
+            <w:tcW w:w="2537" w:type="dxa"/>
+            <w:tcBorders>
+              <w:top w:val="single" w:sz="12" w:space="0" w:color="000000"/>
+              <w:left w:val="single" w:sz="12" w:space="0" w:color="000000"/>
+              <w:bottom w:val="single" w:sz="12" w:space="0" w:color="000000"/>
+              <w:right w:val="single" w:sz="12" w:space="0" w:color="000000"/>
+            </w:tcBorders>
+            <w:shd w:val="clear" w:color="auto" w:fill="FFFFFF"/>
+            <w:tcMar>
+              <w:top w:w="120" w:type="dxa"/>
+              <w:left w:w="120" w:type="dxa"/>
+              <w:bottom w:w="120" w:type="dxa"/>
+              <w:right w:w="120" w:type="dxa"/>
+            </w:tcMar>
+            <w:vAlign w:val="center"/>
+            <w:hideMark/>
+          </w:tcPr>
+          <w:p>
+            <w:pPr>
+              <w:spacing w:line="360" w:lineRule="auto"/>
+              <w:rPr>
+                <w:sz w:val="24"/>
+                <w:szCs w:val="24"/>
+                <w:lang w:val="en-GB"/>
+              </w:rPr>
+            </w:pPr>
+            <w:r>
+              <w:rPr>
+                <w:sz w:val="24"/>
+                <w:szCs w:val="24"/>
+                <w:lang w:val="en-GB"/>
+              </w:rPr>
+              <w:t>Course/content upload</w:t>
+            </w:r>
+          </w:p>
+        </w:tc>
+        <w:tc>
+          <w:tcPr>
+            <w:tcW w:w="2977" w:type="dxa"/>
+            <w:tcBorders>
+              <w:top w:val="single" w:sz="12" w:space="0" w:color="000000"/>
+              <w:left w:val="single" w:sz="12" w:space="0" w:color="000000"/>
+              <w:bottom w:val="single" w:sz="12" w:space="0" w:color="000000"/>
+              <w:right w:val="single" w:sz="12" w:space="0" w:color="000000"/>
+            </w:tcBorders>
+            <w:shd w:val="clear" w:color="auto" w:fill="FFFFFF"/>
+            <w:tcMar>
+              <w:top w:w="120" w:type="dxa"/>
+              <w:left w:w="120" w:type="dxa"/>
+              <w:bottom w:w="120" w:type="dxa"/>
+              <w:right w:w="120" w:type="dxa"/>
+            </w:tcMar>
+            <w:vAlign w:val="center"/>
+            <w:hideMark/>
+          </w:tcPr>
+          <w:p>
+            <w:pPr>
+              <w:spacing w:line="360" w:lineRule="auto"/>
+              <w:rPr>
+                <w:sz w:val="24"/>
+                <w:szCs w:val="24"/>
+                <w:lang w:val="en-GB"/>
+              </w:rPr>
+            </w:pPr>
+            <w:r>
+              <w:rPr>
+                <w:sz w:val="24"/>
+                <w:szCs w:val="24"/>
+                <w:lang w:val="en-GB"/>
+              </w:rPr>
+              <w:t>Instructor accounts, content management module</w:t>
+            </w:r>
+          </w:p>
+        </w:tc>
+        <w:tc>
+          <w:tcPr>
+            <w:tcW w:w="3827" w:type="dxa"/>
+            <w:tcBorders>
+              <w:top w:val="single" w:sz="12" w:space="0" w:color="000000"/>
+              <w:left w:val="single" w:sz="12" w:space="0" w:color="000000"/>
+              <w:bottom w:val="single" w:sz="12" w:space="0" w:color="000000"/>
+              <w:right w:val="single" w:sz="12" w:space="0" w:color="000000"/>
+            </w:tcBorders>
+            <w:shd w:val="clear" w:color="auto" w:fill="FFFFFF"/>
+            <w:tcMar>
+              <w:top w:w="120" w:type="dxa"/>
+              <w:left w:w="120" w:type="dxa"/>
+              <w:bottom w:w="120" w:type="dxa"/>
+              <w:right w:w="120" w:type="dxa"/>
+            </w:tcMar>
+            <w:vAlign w:val="center"/>
+            <w:hideMark/>
+          </w:tcPr>
+          <w:p>
+            <w:pPr>
+              <w:spacing w:line="360" w:lineRule="auto"/>
+              <w:rPr>
+                <w:sz w:val="24"/>
+                <w:szCs w:val="24"/>
+                <w:lang w:val="en-GB"/>
+              </w:rPr>
+            </w:pPr>
+            <w:r>
+              <w:rPr>
+                <w:sz w:val="24"/>
+                <w:szCs w:val="24"/>
+                <w:lang w:val="en-GB"/>
+              </w:rPr>
+              <w:t>Only authenticated instructors can upload learning materials.</w:t>
+            </w:r>
+          </w:p>
+        </w:tc>
+      </w:tr>
+      <w:tr>
+        <w:tc>
+          <w:tcPr>
+            <w:tcW w:w="2537" w:type="dxa"/>
+            <w:tcBorders>
+              <w:top w:val="single" w:sz="12" w:space="0" w:color="000000"/>
+              <w:left w:val="single" w:sz="12" w:space="0" w:color="000000"/>
+              <w:bottom w:val="single" w:sz="12" w:space="0" w:color="000000"/>
+              <w:right w:val="single" w:sz="12" w:space="0" w:color="000000"/>
+            </w:tcBorders>
+            <w:shd w:val="clear" w:color="auto" w:fill="FFFFFF"/>
+            <w:tcMar>
+              <w:top w:w="120" w:type="dxa"/>
+              <w:left w:w="120" w:type="dxa"/>
+              <w:bottom w:w="120" w:type="dxa"/>
+              <w:right w:w="120" w:type="dxa"/>
+            </w:tcMar>
+            <w:vAlign w:val="center"/>
+            <w:hideMark/>
+          </w:tcPr>
+          <w:p>
+            <w:pPr>
+              <w:spacing w:line="360" w:lineRule="auto"/>
+              <w:rPr>
+                <w:sz w:val="24"/>
+                <w:szCs w:val="24"/>
+                <w:lang w:val="en-GB"/>
+              </w:rPr>
+            </w:pPr>
+            <w:r>
+              <w:rPr>
+                <w:sz w:val="24"/>
+                <w:szCs w:val="24"/>
+                <w:lang w:val="en-GB"/>
+              </w:rPr>
+              <w:t>Video/audio/text lessons</w:t>
+            </w:r>
+          </w:p>
+        </w:tc>
+        <w:tc>
+          <w:tcPr>
+            <w:tcW w:w="2977" w:type="dxa"/>
+            <w:tcBorders>
+              <w:top w:val="single" w:sz="12" w:space="0" w:color="000000"/>
+              <w:left w:val="single" w:sz="12" w:space="0" w:color="000000"/>
+              <w:bottom w:val="single" w:sz="12" w:space="0" w:color="000000"/>
+              <w:right w:val="single" w:sz="12" w:space="0" w:color="000000"/>
+            </w:tcBorders>
+            <w:shd w:val="clear" w:color="auto" w:fill="FFFFFF"/>
+            <w:tcMar>
+              <w:top w:w="120" w:type="dxa"/>
+              <w:left w:w="120" w:type="dxa"/>
+              <w:bottom w:w="120" w:type="dxa"/>
+              <w:right w:w="120" w:type="dxa"/>
+            </w:tcMar>
+            <w:vAlign w:val="center"/>
+            <w:hideMark/>
+          </w:tcPr>
+          <w:p>
+            <w:pPr>
+              <w:spacing w:line="360" w:lineRule="auto"/>
+              <w:rPr>
+                <w:sz w:val="24"/>
+                <w:szCs w:val="24"/>
+                <w:lang w:val="en-GB"/>
+              </w:rPr>
+            </w:pPr>
+            <w:r>
+              <w:rPr>
+                <w:sz w:val="24"/>
+                <w:szCs w:val="24"/>
+                <w:lang w:val="en-GB"/>
+              </w:rPr>
+              <w:t>Content management system</w:t>
+            </w:r>
+          </w:p>
+        </w:tc>
+        <w:tc>
+          <w:tcPr>
+            <w:tcW w:w="3827" w:type="dxa"/>
+            <w:tcBorders>
+              <w:top w:val="single" w:sz="12" w:space="0" w:color="000000"/>
+              <w:left w:val="single" w:sz="12" w:space="0" w:color="000000"/>
+              <w:bottom w:val="single" w:sz="12" w:space="0" w:color="000000"/>
+              <w:right w:val="single" w:sz="12" w:space="0" w:color="000000"/>
+            </w:tcBorders>
+            <w:shd w:val="clear" w:color="auto" w:fill="FFFFFF"/>
+            <w:tcMar>
+              <w:top w:w="120" w:type="dxa"/>
+              <w:left w:w="120" w:type="dxa"/>
+              <w:bottom w:w="120" w:type="dxa"/>
+              <w:right w:w="120" w:type="dxa"/>
+            </w:tcMar>
+            <w:vAlign w:val="center"/>
+            <w:hideMark/>
+          </w:tcPr>
+          <w:p>
+            <w:pPr>
+              <w:spacing w:line="360" w:lineRule="auto"/>
+              <w:rPr>
+                <w:sz w:val="24"/>
+                <w:szCs w:val="24"/>
+                <w:lang w:val="en-GB"/>
+              </w:rPr>
+            </w:pPr>
+            <w:r>
+              <w:rPr>
+                <w:sz w:val="24"/>
+                <w:szCs w:val="24"/>
+                <w:lang w:val="en-GB"/>
+              </w:rPr>
+              <w:t>Multimedia content relies on a structured content storage system.</w:t>
+            </w:r>
+          </w:p>
+        </w:tc>
+      </w:tr>
+      <w:tr>
+        <w:tc>
+          <w:tcPr>
+            <w:tcW w:w="2537" w:type="dxa"/>
+            <w:tcBorders>
+              <w:top w:val="single" w:sz="12" w:space="0" w:color="000000"/>
+              <w:left w:val="single" w:sz="12" w:space="0" w:color="000000"/>
+              <w:bottom w:val="single" w:sz="12" w:space="0" w:color="000000"/>
+              <w:right w:val="single" w:sz="12" w:space="0" w:color="000000"/>
+            </w:tcBorders>
+            <w:shd w:val="clear" w:color="auto" w:fill="FFFFFF"/>
+            <w:tcMar>
+              <w:top w:w="120" w:type="dxa"/>
+              <w:left w:w="120" w:type="dxa"/>
+              <w:bottom w:w="120" w:type="dxa"/>
+              <w:right w:w="120" w:type="dxa"/>
+            </w:tcMar>
+            <w:vAlign w:val="center"/>
+            <w:hideMark/>
+          </w:tcPr>
+          <w:p>
+            <w:pPr>
+              <w:spacing w:line="360" w:lineRule="auto"/>
+              <w:rPr>
+                <w:sz w:val="24"/>
+                <w:szCs w:val="24"/>
+                <w:lang w:val="en-GB"/>
+              </w:rPr>
+            </w:pPr>
+            <w:r>
+              <w:rPr>
+                <w:sz w:val="24"/>
+                <w:szCs w:val="24"/>
+                <w:lang w:val="en-GB"/>
+              </w:rPr>
+              <w:t>Downloadable lessons</w:t>
+            </w:r>
+          </w:p>
+        </w:tc>
+        <w:tc>
+          <w:tcPr>
+            <w:tcW w:w="2977" w:type="dxa"/>
+            <w:tcBorders>
+              <w:top w:val="single" w:sz="12" w:space="0" w:color="000000"/>
+              <w:left w:val="single" w:sz="12" w:space="0" w:color="000000"/>
+              <w:bottom w:val="single" w:sz="12" w:space="0" w:color="000000"/>
+              <w:right w:val="single" w:sz="12" w:space="0" w:color="000000"/>
+            </w:tcBorders>
+            <w:shd w:val="clear" w:color="auto" w:fill="FFFFFF"/>
+            <w:tcMar>
+              <w:top w:w="120" w:type="dxa"/>
+              <w:left w:w="120" w:type="dxa"/>
+              <w:bottom w:w="120" w:type="dxa"/>
+              <w:right w:w="120" w:type="dxa"/>
+            </w:tcMar>
+            <w:vAlign w:val="center"/>
+            <w:hideMark/>
+          </w:tcPr>
+          <w:p>
+            <w:pPr>
+              <w:spacing w:line="360" w:lineRule="auto"/>
+              <w:rPr>
+                <w:sz w:val="24"/>
+                <w:szCs w:val="24"/>
+                <w:lang w:val="en-GB"/>
+              </w:rPr>
+            </w:pPr>
+            <w:r>
+              <w:rPr>
+                <w:sz w:val="24"/>
+                <w:szCs w:val="24"/>
+                <w:lang w:val="en-GB"/>
+              </w:rPr>
+              <w:t>Content storage module, file management system</w:t>
+            </w:r>
+          </w:p>
+        </w:tc>
+        <w:tc>
+          <w:tcPr>
+            <w:tcW w:w="3827" w:type="dxa"/>
+            <w:tcBorders>
+              <w:top w:val="single" w:sz="12" w:space="0" w:color="000000"/>
+              <w:left w:val="single" w:sz="12" w:space="0" w:color="000000"/>
+              <w:bottom w:val="single" w:sz="12" w:space="0" w:color="000000"/>
+              <w:right w:val="single" w:sz="12" w:space="0" w:color="000000"/>
+            </w:tcBorders>
+            <w:shd w:val="clear" w:color="auto" w:fill="FFFFFF"/>
+            <w:tcMar>
+              <w:top w:w="120" w:type="dxa"/>
+              <w:left w:w="120" w:type="dxa"/>
+              <w:bottom w:w="120" w:type="dxa"/>
+              <w:right w:w="120" w:type="dxa"/>
+            </w:tcMar>
+            <w:vAlign w:val="center"/>
+            <w:hideMark/>
+          </w:tcPr>
+          <w:p>
+            <w:pPr>
+              <w:spacing w:line="360" w:lineRule="auto"/>
+              <w:rPr>
+                <w:sz w:val="24"/>
+                <w:szCs w:val="24"/>
+                <w:lang w:val="en-GB"/>
+              </w:rPr>
+            </w:pPr>
+            <w:r>
+              <w:rPr>
+                <w:sz w:val="24"/>
+                <w:szCs w:val="24"/>
+                <w:lang w:val="en-GB"/>
+              </w:rPr>
+              <w:t>Files must be stored before they can be downloaded offline.</w:t>
+            </w:r>
+          </w:p>
+        </w:tc>
+      </w:tr>
+      <w:tr>
+        <w:tc>
+          <w:tcPr>
+            <w:tcW w:w="2537" w:type="dxa"/>
+            <w:tcBorders>
+              <w:top w:val="single" w:sz="12" w:space="0" w:color="000000"/>
+              <w:left w:val="single" w:sz="12" w:space="0" w:color="000000"/>
+              <w:bottom w:val="single" w:sz="12" w:space="0" w:color="000000"/>
+              <w:right w:val="single" w:sz="12" w:space="0" w:color="000000"/>
+            </w:tcBorders>
+            <w:shd w:val="clear" w:color="auto" w:fill="FFFFFF"/>
+            <w:tcMar>
+              <w:top w:w="120" w:type="dxa"/>
+              <w:left w:w="120" w:type="dxa"/>
+              <w:bottom w:w="120" w:type="dxa"/>
+              <w:right w:w="120" w:type="dxa"/>
+            </w:tcMar>
+            <w:vAlign w:val="center"/>
+            <w:hideMark/>
+          </w:tcPr>
+          <w:p>
+            <w:pPr>
+              <w:spacing w:line="360" w:lineRule="auto"/>
+              <w:rPr>
+                <w:sz w:val="24"/>
+                <w:szCs w:val="24"/>
+                <w:lang w:val="en-GB"/>
+              </w:rPr>
+            </w:pPr>
+            <w:r>
+              <w:rPr>
+                <w:sz w:val="24"/>
+                <w:szCs w:val="24"/>
+                <w:lang w:val="en-GB"/>
+              </w:rPr>
+              <w:t>Live classes</w:t>
+            </w:r>
+          </w:p>
+        </w:tc>
+        <w:tc>
+          <w:tcPr>
+            <w:tcW w:w="2977" w:type="dxa"/>
+            <w:tcBorders>
+              <w:top w:val="single" w:sz="12" w:space="0" w:color="000000"/>
+              <w:left w:val="single" w:sz="12" w:space="0" w:color="000000"/>
+              <w:bottom w:val="single" w:sz="12" w:space="0" w:color="000000"/>
+              <w:right w:val="single" w:sz="12" w:space="0" w:color="000000"/>
+            </w:tcBorders>
+            <w:shd w:val="clear" w:color="auto" w:fill="FFFFFF"/>
+            <w:tcMar>
+              <w:top w:w="120" w:type="dxa"/>
+              <w:left w:w="120" w:type="dxa"/>
+              <w:bottom w:w="120" w:type="dxa"/>
+              <w:right w:w="120" w:type="dxa"/>
+            </w:tcMar>
+            <w:vAlign w:val="center"/>
+            <w:hideMark/>
+          </w:tcPr>
+          <w:p>
+            <w:pPr>
+              <w:spacing w:line="360" w:lineRule="auto"/>
+              <w:rPr>
+                <w:sz w:val="24"/>
+                <w:szCs w:val="24"/>
+                <w:lang w:val="en-GB"/>
+              </w:rPr>
+            </w:pPr>
+            <w:r>
+              <w:rPr>
+                <w:sz w:val="24"/>
+                <w:szCs w:val="24"/>
+                <w:lang w:val="en-GB"/>
+              </w:rPr>
+              <w:t>Authentication, real-time communication module, network layer</w:t>
+            </w:r>
+          </w:p>
+        </w:tc>
+        <w:tc>
+          <w:tcPr>
+            <w:tcW w:w="3827" w:type="dxa"/>
+            <w:tcBorders>
+              <w:top w:val="single" w:sz="12" w:space="0" w:color="000000"/>
+              <w:left w:val="single" w:sz="12" w:space="0" w:color="000000"/>
+              <w:bottom w:val="single" w:sz="12" w:space="0" w:color="000000"/>
+              <w:right w:val="single" w:sz="12" w:space="0" w:color="000000"/>
+            </w:tcBorders>
+            <w:shd w:val="clear" w:color="auto" w:fill="FFFFFF"/>
+            <w:tcMar>
+              <w:top w:w="120" w:type="dxa"/>
+              <w:left w:w="120" w:type="dxa"/>
+              <w:bottom w:w="120" w:type="dxa"/>
+              <w:right w:w="120" w:type="dxa"/>
+            </w:tcMar>
+            <w:vAlign w:val="center"/>
+            <w:hideMark/>
+          </w:tcPr>
+          <w:p>
+            <w:pPr>
+              <w:spacing w:line="360" w:lineRule="auto"/>
+              <w:rPr>
+                <w:sz w:val="24"/>
+                <w:szCs w:val="24"/>
+                <w:lang w:val="en-GB"/>
+              </w:rPr>
+            </w:pPr>
+            <w:r>
+              <w:rPr>
+                <w:sz w:val="24"/>
+                <w:szCs w:val="24"/>
+                <w:lang w:val="en-GB"/>
+              </w:rPr>
+              <w:t>Requires verified users and stable communication channels.</w:t>
+            </w:r>
+          </w:p>
+        </w:tc>
+      </w:tr>
+      <w:tr>
+        <w:tc>
+          <w:tcPr>
+            <w:tcW w:w="2537" w:type="dxa"/>
+            <w:tcBorders>
+              <w:top w:val="single" w:sz="12" w:space="0" w:color="000000"/>
+              <w:left w:val="single" w:sz="12" w:space="0" w:color="000000"/>
+              <w:bottom w:val="single" w:sz="12" w:space="0" w:color="000000"/>
+              <w:right w:val="single" w:sz="12" w:space="0" w:color="000000"/>
+            </w:tcBorders>
+            <w:shd w:val="clear" w:color="auto" w:fill="FFFFFF"/>
+            <w:tcMar>
+              <w:top w:w="120" w:type="dxa"/>
+              <w:left w:w="120" w:type="dxa"/>
+              <w:bottom w:w="120" w:type="dxa"/>
+              <w:right w:w="120" w:type="dxa"/>
+            </w:tcMar>
+            <w:vAlign w:val="center"/>
+            <w:hideMark/>
+          </w:tcPr>
+          <w:p>
+            <w:pPr>
+              <w:spacing w:line="360" w:lineRule="auto"/>
+              <w:rPr>
+                <w:sz w:val="24"/>
+                <w:szCs w:val="24"/>
+                <w:lang w:val="en-GB"/>
+              </w:rPr>
+            </w:pPr>
+            <w:r>
+              <w:rPr>
+                <w:sz w:val="24"/>
+                <w:szCs w:val="24"/>
+                <w:lang w:val="en-GB"/>
+              </w:rPr>
+              <w:t>Live chat/Q&amp;A</w:t>
+            </w:r>
+          </w:p>
+        </w:tc>
+        <w:tc>
+          <w:tcPr>
+            <w:tcW w:w="2977" w:type="dxa"/>
+            <w:tcBorders>
+              <w:top w:val="single" w:sz="12" w:space="0" w:color="000000"/>
+              <w:left w:val="single" w:sz="12" w:space="0" w:color="000000"/>
+              <w:bottom w:val="single" w:sz="12" w:space="0" w:color="000000"/>
+              <w:right w:val="single" w:sz="12" w:space="0" w:color="000000"/>
+            </w:tcBorders>
+            <w:shd w:val="clear" w:color="auto" w:fill="FFFFFF"/>
+            <w:tcMar>
+              <w:top w:w="120" w:type="dxa"/>
+              <w:left w:w="120" w:type="dxa"/>
+              <w:bottom w:w="120" w:type="dxa"/>
+              <w:right w:w="120" w:type="dxa"/>
+            </w:tcMar>
+            <w:vAlign w:val="center"/>
+            <w:hideMark/>
+          </w:tcPr>
+          <w:p>
+            <w:pPr>
+              <w:spacing w:line="360" w:lineRule="auto"/>
+              <w:rPr>
+                <w:sz w:val="24"/>
+                <w:szCs w:val="24"/>
+                <w:lang w:val="en-GB"/>
+              </w:rPr>
+            </w:pPr>
+            <w:r>
+              <w:rPr>
+                <w:sz w:val="24"/>
+                <w:szCs w:val="24"/>
+                <w:lang w:val="en-GB"/>
+              </w:rPr>
+              <w:t>Communication module, user authentication</w:t>
+            </w:r>
+          </w:p>
+        </w:tc>
+        <w:tc>
+          <w:tcPr>
+            <w:tcW w:w="3827" w:type="dxa"/>
+            <w:tcBorders>
+              <w:top w:val="single" w:sz="12" w:space="0" w:color="000000"/>
+              <w:left w:val="single" w:sz="12" w:space="0" w:color="000000"/>
+              <w:bottom w:val="single" w:sz="12" w:space="0" w:color="000000"/>
+              <w:right w:val="single" w:sz="12" w:space="0" w:color="000000"/>
+            </w:tcBorders>
+            <w:shd w:val="clear" w:color="auto" w:fill="FFFFFF"/>
+            <w:tcMar>
+              <w:top w:w="120" w:type="dxa"/>
+              <w:left w:w="120" w:type="dxa"/>
+              <w:bottom w:w="120" w:type="dxa"/>
+              <w:right w:w="120" w:type="dxa"/>
+            </w:tcMar>
+            <w:vAlign w:val="center"/>
+            <w:hideMark/>
+          </w:tcPr>
+          <w:p>
+            <w:pPr>
+              <w:spacing w:line="360" w:lineRule="auto"/>
+              <w:rPr>
+                <w:sz w:val="24"/>
+                <w:szCs w:val="24"/>
+                <w:lang w:val="en-GB"/>
+              </w:rPr>
+            </w:pPr>
+            <w:r>
+              <w:rPr>
+                <w:sz w:val="24"/>
+                <w:szCs w:val="24"/>
+                <w:lang w:val="en-GB"/>
+              </w:rPr>
+              <w:t>Users must be logged in to participate in discussions.</w:t>
+            </w:r>
+          </w:p>
+        </w:tc>
+      </w:tr>
+      <w:tr>
+        <w:tc>
+          <w:tcPr>
+            <w:tcW w:w="2537" w:type="dxa"/>
+            <w:tcBorders>
+              <w:top w:val="single" w:sz="12" w:space="0" w:color="000000"/>
+              <w:left w:val="single" w:sz="12" w:space="0" w:color="000000"/>
+              <w:bottom w:val="single" w:sz="12" w:space="0" w:color="000000"/>
+              <w:right w:val="single" w:sz="12" w:space="0" w:color="000000"/>
+            </w:tcBorders>
+            <w:shd w:val="clear" w:color="auto" w:fill="FFFFFF"/>
+            <w:tcMar>
+              <w:top w:w="120" w:type="dxa"/>
+              <w:left w:w="120" w:type="dxa"/>
+              <w:bottom w:w="120" w:type="dxa"/>
+              <w:right w:w="120" w:type="dxa"/>
+            </w:tcMar>
+            <w:vAlign w:val="center"/>
+            <w:hideMark/>
+          </w:tcPr>
+          <w:p>
+            <w:pPr>
+              <w:spacing w:line="360" w:lineRule="auto"/>
+              <w:rPr>
+                <w:sz w:val="24"/>
+                <w:szCs w:val="24"/>
+                <w:lang w:val="en-GB"/>
+              </w:rPr>
+            </w:pPr>
+            <w:r>
+              <w:rPr>
+                <w:sz w:val="24"/>
+                <w:szCs w:val="24"/>
+                <w:lang w:val="en-GB"/>
+              </w:rPr>
+              <w:t>Quizzes and assessments</w:t>
+            </w:r>
+          </w:p>
+        </w:tc>
+        <w:tc>
+          <w:tcPr>
+            <w:tcW w:w="2977" w:type="dxa"/>
+            <w:tcBorders>
+              <w:top w:val="single" w:sz="12" w:space="0" w:color="000000"/>
+              <w:left w:val="single" w:sz="12" w:space="0" w:color="000000"/>
+              <w:bottom w:val="single" w:sz="12" w:space="0" w:color="000000"/>
+              <w:right w:val="single" w:sz="12" w:space="0" w:color="000000"/>
+            </w:tcBorders>
+            <w:shd w:val="clear" w:color="auto" w:fill="FFFFFF"/>
+            <w:tcMar>
+              <w:top w:w="120" w:type="dxa"/>
+              <w:left w:w="120" w:type="dxa"/>
+              <w:bottom w:w="120" w:type="dxa"/>
+              <w:right w:w="120" w:type="dxa"/>
+            </w:tcMar>
+            <w:vAlign w:val="center"/>
+            <w:hideMark/>
+          </w:tcPr>
+          <w:p>
+            <w:pPr>
+              <w:spacing w:line="360" w:lineRule="auto"/>
+              <w:rPr>
+                <w:sz w:val="24"/>
+                <w:szCs w:val="24"/>
+                <w:lang w:val="en-GB"/>
+              </w:rPr>
+            </w:pPr>
+            <w:r>
+              <w:rPr>
+                <w:sz w:val="24"/>
+                <w:szCs w:val="24"/>
+                <w:lang w:val="en-GB"/>
+              </w:rPr>
+              <w:t>Content module, user authentication</w:t>
+            </w:r>
+          </w:p>
+        </w:tc>
+        <w:tc>
+          <w:tcPr>
+            <w:tcW w:w="3827" w:type="dxa"/>
+            <w:tcBorders>
+              <w:top w:val="single" w:sz="12" w:space="0" w:color="000000"/>
+              <w:left w:val="single" w:sz="12" w:space="0" w:color="000000"/>
+              <w:bottom w:val="single" w:sz="12" w:space="0" w:color="000000"/>
+              <w:right w:val="single" w:sz="12" w:space="0" w:color="000000"/>
+            </w:tcBorders>
+            <w:shd w:val="clear" w:color="auto" w:fill="FFFFFF"/>
+            <w:tcMar>
+              <w:top w:w="120" w:type="dxa"/>
+              <w:left w:w="120" w:type="dxa"/>
+              <w:bottom w:w="120" w:type="dxa"/>
+              <w:right w:w="120" w:type="dxa"/>
+            </w:tcMar>
+            <w:vAlign w:val="center"/>
+            <w:hideMark/>
+          </w:tcPr>
+          <w:p>
+            <w:pPr>
+              <w:spacing w:line="360" w:lineRule="auto"/>
+              <w:rPr>
+                <w:sz w:val="24"/>
+                <w:szCs w:val="24"/>
+                <w:lang w:val="en-GB"/>
+              </w:rPr>
+            </w:pPr>
+            <w:r>
+              <w:rPr>
+                <w:sz w:val="24"/>
+                <w:szCs w:val="24"/>
+                <w:lang w:val="en-GB"/>
+              </w:rPr>
+              <w:t>Assessments must be linked to courses and valid users.</w:t>
+            </w:r>
+          </w:p>
+        </w:tc>
+      </w:tr>
+      <w:tr>
+        <w:tc>
+          <w:tcPr>
+            <w:tcW w:w="2537" w:type="dxa"/>
+            <w:tcBorders>
+              <w:top w:val="single" w:sz="12" w:space="0" w:color="000000"/>
+              <w:left w:val="single" w:sz="12" w:space="0" w:color="000000"/>
+              <w:bottom w:val="single" w:sz="12" w:space="0" w:color="000000"/>
+              <w:right w:val="single" w:sz="12" w:space="0" w:color="000000"/>
+            </w:tcBorders>
+            <w:shd w:val="clear" w:color="auto" w:fill="FFFFFF"/>
+            <w:tcMar>
+              <w:top w:w="120" w:type="dxa"/>
+              <w:left w:w="120" w:type="dxa"/>
+              <w:bottom w:w="120" w:type="dxa"/>
+              <w:right w:w="120" w:type="dxa"/>
+            </w:tcMar>
+            <w:vAlign w:val="center"/>
+            <w:hideMark/>
+          </w:tcPr>
+          <w:p>
+            <w:pPr>
+              <w:spacing w:line="360" w:lineRule="auto"/>
+              <w:rPr>
+                <w:sz w:val="24"/>
+                <w:szCs w:val="24"/>
+                <w:lang w:val="en-GB"/>
+              </w:rPr>
+            </w:pPr>
+            <w:r>
+              <w:rPr>
+                <w:sz w:val="24"/>
+                <w:szCs w:val="24"/>
+                <w:lang w:val="en-GB"/>
+              </w:rPr>
+              <w:t>Attendance tracking</w:t>
+            </w:r>
+          </w:p>
+        </w:tc>
+        <w:tc>
+          <w:tcPr>
+            <w:tcW w:w="2977" w:type="dxa"/>
+            <w:tcBorders>
+              <w:top w:val="single" w:sz="12" w:space="0" w:color="000000"/>
+              <w:left w:val="single" w:sz="12" w:space="0" w:color="000000"/>
+              <w:bottom w:val="single" w:sz="12" w:space="0" w:color="000000"/>
+              <w:right w:val="single" w:sz="12" w:space="0" w:color="000000"/>
+            </w:tcBorders>
+            <w:shd w:val="clear" w:color="auto" w:fill="FFFFFF"/>
+            <w:tcMar>
+              <w:top w:w="120" w:type="dxa"/>
+              <w:left w:w="120" w:type="dxa"/>
+              <w:bottom w:w="120" w:type="dxa"/>
+              <w:right w:w="120" w:type="dxa"/>
+            </w:tcMar>
+            <w:vAlign w:val="center"/>
+            <w:hideMark/>
+          </w:tcPr>
+          <w:p>
+            <w:pPr>
+              <w:spacing w:line="360" w:lineRule="auto"/>
+              <w:rPr>
+                <w:sz w:val="24"/>
+                <w:szCs w:val="24"/>
+                <w:lang w:val="en-GB"/>
+              </w:rPr>
+            </w:pPr>
+            <w:r>
+              <w:rPr>
+                <w:sz w:val="24"/>
+                <w:szCs w:val="24"/>
+                <w:lang w:val="en-GB"/>
+              </w:rPr>
+              <w:t>Live sessions or login tracking system</w:t>
+            </w:r>
+          </w:p>
+        </w:tc>
+        <w:tc>
+          <w:tcPr>
+            <w:tcW w:w="3827" w:type="dxa"/>
+            <w:tcBorders>
+              <w:top w:val="single" w:sz="12" w:space="0" w:color="000000"/>
+              <w:left w:val="single" w:sz="12" w:space="0" w:color="000000"/>
+              <w:bottom w:val="single" w:sz="12" w:space="0" w:color="000000"/>
+              <w:right w:val="single" w:sz="12" w:space="0" w:color="000000"/>
+            </w:tcBorders>
+            <w:shd w:val="clear" w:color="auto" w:fill="FFFFFF"/>
+            <w:tcMar>
+              <w:top w:w="120" w:type="dxa"/>
+              <w:left w:w="120" w:type="dxa"/>
+              <w:bottom w:w="120" w:type="dxa"/>
+              <w:right w:w="120" w:type="dxa"/>
+            </w:tcMar>
+            <w:vAlign w:val="center"/>
+            <w:hideMark/>
+          </w:tcPr>
+          <w:p>
+            <w:pPr>
+              <w:spacing w:line="360" w:lineRule="auto"/>
+              <w:rPr>
+                <w:sz w:val="24"/>
+                <w:szCs w:val="24"/>
+                <w:lang w:val="en-GB"/>
+              </w:rPr>
+            </w:pPr>
+            <w:r>
+              <w:rPr>
+                <w:sz w:val="24"/>
+                <w:szCs w:val="24"/>
+                <w:lang w:val="en-GB"/>
+              </w:rPr>
+              <w:t>Depends on user participation in sessions or system logs.</w:t>
+            </w:r>
+          </w:p>
+        </w:tc>
+      </w:tr>
+      <w:tr>
+        <w:tc>
+          <w:tcPr>
+            <w:tcW w:w="2537" w:type="dxa"/>
+            <w:tcBorders>
+              <w:top w:val="single" w:sz="12" w:space="0" w:color="000000"/>
+              <w:left w:val="single" w:sz="12" w:space="0" w:color="000000"/>
+              <w:bottom w:val="single" w:sz="12" w:space="0" w:color="000000"/>
+              <w:right w:val="single" w:sz="12" w:space="0" w:color="000000"/>
+            </w:tcBorders>
+            <w:shd w:val="clear" w:color="auto" w:fill="FFFFFF"/>
+            <w:tcMar>
+              <w:top w:w="120" w:type="dxa"/>
+              <w:left w:w="120" w:type="dxa"/>
+              <w:bottom w:w="120" w:type="dxa"/>
+              <w:right w:w="120" w:type="dxa"/>
+            </w:tcMar>
+            <w:vAlign w:val="center"/>
+            <w:hideMark/>
+          </w:tcPr>
+          <w:p>
+            <w:pPr>
+              <w:spacing w:line="360" w:lineRule="auto"/>
+              <w:rPr>
+                <w:sz w:val="24"/>
+                <w:szCs w:val="24"/>
+                <w:lang w:val="en-GB"/>
+              </w:rPr>
+            </w:pPr>
+            <w:r>
+              <w:rPr>
+                <w:sz w:val="24"/>
+                <w:szCs w:val="24"/>
+                <w:lang w:val="en-GB"/>
+              </w:rPr>
+              <w:lastRenderedPageBreak/>
+              <w:t>Progress tracking</w:t>
+            </w:r>
+          </w:p>
+        </w:tc>
+        <w:tc>
+          <w:tcPr>
+            <w:tcW w:w="2977" w:type="dxa"/>
+            <w:tcBorders>
+              <w:top w:val="single" w:sz="12" w:space="0" w:color="000000"/>
+              <w:left w:val="single" w:sz="12" w:space="0" w:color="000000"/>
+              <w:bottom w:val="single" w:sz="12" w:space="0" w:color="000000"/>
+              <w:right w:val="single" w:sz="12" w:space="0" w:color="000000"/>
+            </w:tcBorders>
+            <w:shd w:val="clear" w:color="auto" w:fill="FFFFFF"/>
+            <w:tcMar>
+              <w:top w:w="120" w:type="dxa"/>
+              <w:left w:w="120" w:type="dxa"/>
+              <w:bottom w:w="120" w:type="dxa"/>
+              <w:right w:w="120" w:type="dxa"/>
+            </w:tcMar>
+            <w:vAlign w:val="center"/>
+            <w:hideMark/>
+          </w:tcPr>
+          <w:p>
+            <w:pPr>
+              <w:spacing w:line="360" w:lineRule="auto"/>
+              <w:rPr>
+                <w:sz w:val="24"/>
+                <w:szCs w:val="24"/>
+                <w:lang w:val="en-GB"/>
+              </w:rPr>
+            </w:pPr>
+            <w:r>
+              <w:rPr>
+                <w:sz w:val="24"/>
+                <w:szCs w:val="24"/>
+                <w:lang w:val="en-GB"/>
+              </w:rPr>
+              <w:t>Assessments, attendance, content interaction data</w:t>
+            </w:r>
+          </w:p>
+        </w:tc>
+        <w:tc>
+          <w:tcPr>
+            <w:tcW w:w="3827" w:type="dxa"/>
+            <w:tcBorders>
+              <w:top w:val="single" w:sz="12" w:space="0" w:color="000000"/>
+              <w:left w:val="single" w:sz="12" w:space="0" w:color="000000"/>
+              <w:bottom w:val="single" w:sz="12" w:space="0" w:color="000000"/>
+              <w:right w:val="single" w:sz="12" w:space="0" w:color="000000"/>
+            </w:tcBorders>
+            <w:shd w:val="clear" w:color="auto" w:fill="FFFFFF"/>
+            <w:tcMar>
+              <w:top w:w="120" w:type="dxa"/>
+              <w:left w:w="120" w:type="dxa"/>
+              <w:bottom w:w="120" w:type="dxa"/>
+              <w:right w:w="120" w:type="dxa"/>
+            </w:tcMar>
+            <w:vAlign w:val="center"/>
+            <w:hideMark/>
+          </w:tcPr>
+          <w:p>
+            <w:pPr>
+              <w:spacing w:line="360" w:lineRule="auto"/>
+              <w:rPr>
+                <w:sz w:val="24"/>
+                <w:szCs w:val="24"/>
+                <w:lang w:val="en-GB"/>
+              </w:rPr>
+            </w:pPr>
+            <w:r>
+              <w:rPr>
+                <w:sz w:val="24"/>
+                <w:szCs w:val="24"/>
+                <w:lang w:val="en-GB"/>
+              </w:rPr>
+              <w:t>Requires data from quizzes, attendance, and learning activity.</w:t>
+            </w:r>
+          </w:p>
+        </w:tc>
+      </w:tr>
+      <w:tr>
+        <w:tc>
+          <w:tcPr>
+            <w:tcW w:w="2537" w:type="dxa"/>
+            <w:tcBorders>
+              <w:top w:val="single" w:sz="12" w:space="0" w:color="000000"/>
+              <w:left w:val="single" w:sz="12" w:space="0" w:color="000000"/>
+              <w:bottom w:val="single" w:sz="12" w:space="0" w:color="000000"/>
+              <w:right w:val="single" w:sz="12" w:space="0" w:color="000000"/>
+            </w:tcBorders>
+            <w:shd w:val="clear" w:color="auto" w:fill="FFFFFF"/>
+            <w:tcMar>
+              <w:top w:w="120" w:type="dxa"/>
+              <w:left w:w="120" w:type="dxa"/>
+              <w:bottom w:w="120" w:type="dxa"/>
+              <w:right w:w="120" w:type="dxa"/>
+            </w:tcMar>
+            <w:vAlign w:val="center"/>
+            <w:hideMark/>
+          </w:tcPr>
+          <w:p>
+            <w:pPr>
+              <w:spacing w:line="360" w:lineRule="auto"/>
+              <w:rPr>
+                <w:sz w:val="24"/>
+                <w:szCs w:val="24"/>
+                <w:lang w:val="en-GB"/>
+              </w:rPr>
+            </w:pPr>
+            <w:r>
+              <w:rPr>
+                <w:sz w:val="24"/>
+                <w:szCs w:val="24"/>
+                <w:lang w:val="en-GB"/>
+              </w:rPr>
+              <w:t>Lecturer rating system</w:t>
+            </w:r>
+          </w:p>
+        </w:tc>
+        <w:tc>
+          <w:tcPr>
+            <w:tcW w:w="2977" w:type="dxa"/>
+            <w:tcBorders>
+              <w:top w:val="single" w:sz="12" w:space="0" w:color="000000"/>
+              <w:left w:val="single" w:sz="12" w:space="0" w:color="000000"/>
+              <w:bottom w:val="single" w:sz="12" w:space="0" w:color="000000"/>
+              <w:right w:val="single" w:sz="12" w:space="0" w:color="000000"/>
+            </w:tcBorders>
+            <w:shd w:val="clear" w:color="auto" w:fill="FFFFFF"/>
+            <w:tcMar>
+              <w:top w:w="120" w:type="dxa"/>
+              <w:left w:w="120" w:type="dxa"/>
+              <w:bottom w:w="120" w:type="dxa"/>
+              <w:right w:w="120" w:type="dxa"/>
+            </w:tcMar>
+            <w:vAlign w:val="center"/>
+            <w:hideMark/>
+          </w:tcPr>
+          <w:p>
+            <w:pPr>
+              <w:spacing w:line="360" w:lineRule="auto"/>
+              <w:rPr>
+                <w:sz w:val="24"/>
+                <w:szCs w:val="24"/>
+                <w:lang w:val="en-GB"/>
+              </w:rPr>
+            </w:pPr>
+            <w:r>
+              <w:rPr>
+                <w:sz w:val="24"/>
+                <w:szCs w:val="24"/>
+                <w:lang w:val="en-GB"/>
+              </w:rPr>
+              <w:t>User authentication, course participation data</w:t>
+            </w:r>
+          </w:p>
+        </w:tc>
+        <w:tc>
+          <w:tcPr>
+            <w:tcW w:w="3827" w:type="dxa"/>
+            <w:tcBorders>
+              <w:top w:val="single" w:sz="12" w:space="0" w:color="000000"/>
+              <w:left w:val="single" w:sz="12" w:space="0" w:color="000000"/>
+              <w:bottom w:val="single" w:sz="12" w:space="0" w:color="000000"/>
+              <w:right w:val="single" w:sz="12" w:space="0" w:color="000000"/>
+            </w:tcBorders>
+            <w:shd w:val="clear" w:color="auto" w:fill="FFFFFF"/>
+            <w:tcMar>
+              <w:top w:w="120" w:type="dxa"/>
+              <w:left w:w="120" w:type="dxa"/>
+              <w:bottom w:w="120" w:type="dxa"/>
+              <w:right w:w="120" w:type="dxa"/>
+            </w:tcMar>
+            <w:vAlign w:val="center"/>
+            <w:hideMark/>
+          </w:tcPr>
+          <w:p>
+            <w:pPr>
+              <w:spacing w:line="360" w:lineRule="auto"/>
+              <w:rPr>
+                <w:sz w:val="24"/>
+                <w:szCs w:val="24"/>
+                <w:lang w:val="en-GB"/>
+              </w:rPr>
+            </w:pPr>
+            <w:r>
+              <w:rPr>
+                <w:sz w:val="24"/>
+                <w:szCs w:val="24"/>
+                <w:lang w:val="en-GB"/>
+              </w:rPr>
+              <w:t>Only users who participated can rate lecturers.</w:t>
+            </w:r>
+          </w:p>
+        </w:tc>
+      </w:tr>
+      <w:tr>
+        <w:tc>
+          <w:tcPr>
+            <w:tcW w:w="2537" w:type="dxa"/>
+            <w:tcBorders>
+              <w:top w:val="single" w:sz="12" w:space="0" w:color="000000"/>
+              <w:left w:val="single" w:sz="12" w:space="0" w:color="000000"/>
+              <w:bottom w:val="single" w:sz="12" w:space="0" w:color="000000"/>
+              <w:right w:val="single" w:sz="12" w:space="0" w:color="000000"/>
+            </w:tcBorders>
+            <w:shd w:val="clear" w:color="auto" w:fill="FFFFFF"/>
+            <w:tcMar>
+              <w:top w:w="120" w:type="dxa"/>
+              <w:left w:w="120" w:type="dxa"/>
+              <w:bottom w:w="120" w:type="dxa"/>
+              <w:right w:w="120" w:type="dxa"/>
+            </w:tcMar>
+            <w:vAlign w:val="center"/>
+            <w:hideMark/>
+          </w:tcPr>
+          <w:p>
+            <w:pPr>
+              <w:spacing w:line="360" w:lineRule="auto"/>
+              <w:rPr>
+                <w:sz w:val="24"/>
+                <w:szCs w:val="24"/>
+                <w:lang w:val="en-GB"/>
+              </w:rPr>
+            </w:pPr>
+            <w:r>
+              <w:rPr>
+                <w:sz w:val="24"/>
+                <w:szCs w:val="24"/>
+                <w:lang w:val="en-GB"/>
+              </w:rPr>
+              <w:t>Offline learning mode</w:t>
+            </w:r>
+          </w:p>
+        </w:tc>
+        <w:tc>
+          <w:tcPr>
+            <w:tcW w:w="2977" w:type="dxa"/>
+            <w:tcBorders>
+              <w:top w:val="single" w:sz="12" w:space="0" w:color="000000"/>
+              <w:left w:val="single" w:sz="12" w:space="0" w:color="000000"/>
+              <w:bottom w:val="single" w:sz="12" w:space="0" w:color="000000"/>
+              <w:right w:val="single" w:sz="12" w:space="0" w:color="000000"/>
+            </w:tcBorders>
+            <w:shd w:val="clear" w:color="auto" w:fill="FFFFFF"/>
+            <w:tcMar>
+              <w:top w:w="120" w:type="dxa"/>
+              <w:left w:w="120" w:type="dxa"/>
+              <w:bottom w:w="120" w:type="dxa"/>
+              <w:right w:w="120" w:type="dxa"/>
+            </w:tcMar>
+            <w:vAlign w:val="center"/>
+            <w:hideMark/>
+          </w:tcPr>
+          <w:p>
+            <w:pPr>
+              <w:spacing w:line="360" w:lineRule="auto"/>
+              <w:rPr>
+                <w:sz w:val="24"/>
+                <w:szCs w:val="24"/>
+                <w:lang w:val="en-GB"/>
+              </w:rPr>
+            </w:pPr>
+            <w:r>
+              <w:rPr>
+                <w:sz w:val="24"/>
+                <w:szCs w:val="24"/>
+                <w:lang w:val="en-GB"/>
+              </w:rPr>
+              <w:t>Content download system, storage/cache system</w:t>
+            </w:r>
+          </w:p>
+        </w:tc>
+        <w:tc>
+          <w:tcPr>
+            <w:tcW w:w="3827" w:type="dxa"/>
+            <w:tcBorders>
+              <w:top w:val="single" w:sz="12" w:space="0" w:color="000000"/>
+              <w:left w:val="single" w:sz="12" w:space="0" w:color="000000"/>
+              <w:bottom w:val="single" w:sz="12" w:space="0" w:color="000000"/>
+              <w:right w:val="single" w:sz="12" w:space="0" w:color="000000"/>
+            </w:tcBorders>
+            <w:shd w:val="clear" w:color="auto" w:fill="FFFFFF"/>
+            <w:tcMar>
+              <w:top w:w="120" w:type="dxa"/>
+              <w:left w:w="120" w:type="dxa"/>
+              <w:bottom w:w="120" w:type="dxa"/>
+              <w:right w:w="120" w:type="dxa"/>
+            </w:tcMar>
+            <w:vAlign w:val="center"/>
+            <w:hideMark/>
+          </w:tcPr>
+          <w:p>
+            <w:pPr>
+              <w:spacing w:line="360" w:lineRule="auto"/>
+              <w:rPr>
+                <w:sz w:val="24"/>
+                <w:szCs w:val="24"/>
+                <w:lang w:val="en-GB"/>
+              </w:rPr>
+            </w:pPr>
+            <w:r>
+              <w:rPr>
+                <w:sz w:val="24"/>
+                <w:szCs w:val="24"/>
+                <w:lang w:val="en-GB"/>
+              </w:rPr>
+              <w:t>Requires downloaded content for offline access.</w:t>
+            </w:r>
+          </w:p>
+        </w:tc>
+      </w:tr>
+      <w:tr>
+        <w:tc>
+          <w:tcPr>
+            <w:tcW w:w="2537" w:type="dxa"/>
+            <w:tcBorders>
+              <w:top w:val="single" w:sz="12" w:space="0" w:color="000000"/>
+              <w:left w:val="single" w:sz="12" w:space="0" w:color="000000"/>
+              <w:bottom w:val="single" w:sz="12" w:space="0" w:color="000000"/>
+              <w:right w:val="single" w:sz="12" w:space="0" w:color="000000"/>
+            </w:tcBorders>
+            <w:shd w:val="clear" w:color="auto" w:fill="FFFFFF"/>
+            <w:tcMar>
+              <w:top w:w="120" w:type="dxa"/>
+              <w:left w:w="120" w:type="dxa"/>
+              <w:bottom w:w="120" w:type="dxa"/>
+              <w:right w:w="120" w:type="dxa"/>
+            </w:tcMar>
+            <w:vAlign w:val="center"/>
+            <w:hideMark/>
+          </w:tcPr>
+          <w:p>
+            <w:pPr>
+              <w:spacing w:line="360" w:lineRule="auto"/>
+              <w:rPr>
+                <w:sz w:val="24"/>
+                <w:szCs w:val="24"/>
+                <w:lang w:val="en-GB"/>
+              </w:rPr>
+            </w:pPr>
+            <w:r>
+              <w:rPr>
+                <w:sz w:val="24"/>
+                <w:szCs w:val="24"/>
+                <w:lang w:val="en-GB"/>
+              </w:rPr>
+              <w:t>Adaptive content delivery (QoE-based)</w:t>
+            </w:r>
+          </w:p>
+        </w:tc>
+        <w:tc>
+          <w:tcPr>
+            <w:tcW w:w="2977" w:type="dxa"/>
+            <w:tcBorders>
+              <w:top w:val="single" w:sz="12" w:space="0" w:color="000000"/>
+              <w:left w:val="single" w:sz="12" w:space="0" w:color="000000"/>
+              <w:bottom w:val="single" w:sz="12" w:space="0" w:color="000000"/>
+              <w:right w:val="single" w:sz="12" w:space="0" w:color="000000"/>
+            </w:tcBorders>
+            <w:shd w:val="clear" w:color="auto" w:fill="FFFFFF"/>
+            <w:tcMar>
+              <w:top w:w="120" w:type="dxa"/>
+              <w:left w:w="120" w:type="dxa"/>
+              <w:bottom w:w="120" w:type="dxa"/>
+              <w:right w:w="120" w:type="dxa"/>
+            </w:tcMar>
+            <w:vAlign w:val="center"/>
+            <w:hideMark/>
+          </w:tcPr>
+          <w:p>
+            <w:pPr>
+              <w:spacing w:line="360" w:lineRule="auto"/>
+              <w:rPr>
+                <w:sz w:val="24"/>
+                <w:szCs w:val="24"/>
+                <w:lang w:val="en-GB"/>
+              </w:rPr>
+            </w:pPr>
+            <w:r>
+              <w:rPr>
+                <w:sz w:val="24"/>
+                <w:szCs w:val="24"/>
+                <w:lang w:val="en-GB"/>
+              </w:rPr>
+              <w:t>Network monitoring module, content delivery system</w:t>
+            </w:r>
+          </w:p>
+        </w:tc>
+        <w:tc>
+          <w:tcPr>
+            <w:tcW w:w="3827" w:type="dxa"/>
+            <w:tcBorders>
+              <w:top w:val="single" w:sz="12" w:space="0" w:color="000000"/>
+              <w:left w:val="single" w:sz="12" w:space="0" w:color="000000"/>
+              <w:bottom w:val="single" w:sz="12" w:space="0" w:color="000000"/>
+              <w:right w:val="single" w:sz="12" w:space="0" w:color="000000"/>
+            </w:tcBorders>
+            <w:shd w:val="clear" w:color="auto" w:fill="FFFFFF"/>
+            <w:tcMar>
+              <w:top w:w="120" w:type="dxa"/>
+              <w:left w:w="120" w:type="dxa"/>
+              <w:bottom w:w="120" w:type="dxa"/>
+              <w:right w:w="120" w:type="dxa"/>
+            </w:tcMar>
+            <w:vAlign w:val="center"/>
+            <w:hideMark/>
+          </w:tcPr>
+          <w:p>
+            <w:pPr>
+              <w:spacing w:line="360" w:lineRule="auto"/>
+              <w:rPr>
+                <w:sz w:val="24"/>
+                <w:szCs w:val="24"/>
+                <w:lang w:val="en-GB"/>
+              </w:rPr>
+            </w:pPr>
+            <w:r>
+              <w:rPr>
+                <w:sz w:val="24"/>
+                <w:szCs w:val="24"/>
+                <w:lang w:val="en-GB"/>
+              </w:rPr>
+              <w:t>Needs network data to adjust content quality dynamically.</w:t>
+            </w:r>
+          </w:p>
+        </w:tc>
+      </w:tr>
+      <w:tr>
+        <w:tc>
+          <w:tcPr>
+            <w:tcW w:w="2537" w:type="dxa"/>
+            <w:tcBorders>
+              <w:top w:val="single" w:sz="12" w:space="0" w:color="000000"/>
+              <w:left w:val="single" w:sz="12" w:space="0" w:color="000000"/>
+              <w:bottom w:val="single" w:sz="12" w:space="0" w:color="000000"/>
+              <w:right w:val="single" w:sz="12" w:space="0" w:color="000000"/>
+            </w:tcBorders>
+            <w:shd w:val="clear" w:color="auto" w:fill="FFFFFF"/>
+            <w:tcMar>
+              <w:top w:w="120" w:type="dxa"/>
+              <w:left w:w="120" w:type="dxa"/>
+              <w:bottom w:w="120" w:type="dxa"/>
+              <w:right w:w="120" w:type="dxa"/>
+            </w:tcMar>
+            <w:vAlign w:val="center"/>
+            <w:hideMark/>
+          </w:tcPr>
+          <w:p>
+            <w:pPr>
+              <w:spacing w:line="360" w:lineRule="auto"/>
+              <w:rPr>
+                <w:sz w:val="24"/>
+                <w:szCs w:val="24"/>
+                <w:lang w:val="en-GB"/>
+              </w:rPr>
+            </w:pPr>
+            <w:r>
+              <w:rPr>
+                <w:sz w:val="24"/>
+                <w:szCs w:val="24"/>
+                <w:lang w:val="en-GB"/>
+              </w:rPr>
+              <w:t>Reconnection after network failure</w:t>
+            </w:r>
+          </w:p>
+        </w:tc>
+        <w:tc>
+          <w:tcPr>
+            <w:tcW w:w="2977" w:type="dxa"/>
+            <w:tcBorders>
+              <w:top w:val="single" w:sz="12" w:space="0" w:color="000000"/>
+              <w:left w:val="single" w:sz="12" w:space="0" w:color="000000"/>
+              <w:bottom w:val="single" w:sz="12" w:space="0" w:color="000000"/>
+              <w:right w:val="single" w:sz="12" w:space="0" w:color="000000"/>
+            </w:tcBorders>
+            <w:shd w:val="clear" w:color="auto" w:fill="FFFFFF"/>
+            <w:tcMar>
+              <w:top w:w="120" w:type="dxa"/>
+              <w:left w:w="120" w:type="dxa"/>
+              <w:bottom w:w="120" w:type="dxa"/>
+              <w:right w:w="120" w:type="dxa"/>
+            </w:tcMar>
+            <w:vAlign w:val="center"/>
+            <w:hideMark/>
+          </w:tcPr>
+          <w:p>
+            <w:pPr>
+              <w:spacing w:line="360" w:lineRule="auto"/>
+              <w:rPr>
+                <w:sz w:val="24"/>
+                <w:szCs w:val="24"/>
+                <w:lang w:val="en-GB"/>
+              </w:rPr>
+            </w:pPr>
+            <w:r>
+              <w:rPr>
+                <w:sz w:val="24"/>
+                <w:szCs w:val="24"/>
+                <w:lang w:val="en-GB"/>
+              </w:rPr>
+              <w:t>Session management, network detection module</w:t>
+            </w:r>
+          </w:p>
+        </w:tc>
+        <w:tc>
+          <w:tcPr>
+            <w:tcW w:w="3827" w:type="dxa"/>
+            <w:tcBorders>
+              <w:top w:val="single" w:sz="12" w:space="0" w:color="000000"/>
+              <w:left w:val="single" w:sz="12" w:space="0" w:color="000000"/>
+              <w:bottom w:val="single" w:sz="12" w:space="0" w:color="000000"/>
+              <w:right w:val="single" w:sz="12" w:space="0" w:color="000000"/>
+            </w:tcBorders>
+            <w:shd w:val="clear" w:color="auto" w:fill="FFFFFF"/>
+            <w:tcMar>
+              <w:top w:w="120" w:type="dxa"/>
+              <w:left w:w="120" w:type="dxa"/>
+              <w:bottom w:w="120" w:type="dxa"/>
+              <w:right w:w="120" w:type="dxa"/>
+            </w:tcMar>
+            <w:vAlign w:val="center"/>
+            <w:hideMark/>
+          </w:tcPr>
+          <w:p>
+            <w:pPr>
+              <w:spacing w:line="360" w:lineRule="auto"/>
+              <w:rPr>
+                <w:sz w:val="24"/>
+                <w:szCs w:val="24"/>
+                <w:lang w:val="en-GB"/>
+              </w:rPr>
+            </w:pPr>
+            <w:r>
+              <w:rPr>
+                <w:sz w:val="24"/>
+                <w:szCs w:val="24"/>
+                <w:lang w:val="en-GB"/>
+              </w:rPr>
+              <w:t>Requires tracking active sessions and detecting disconnections.</w:t>
+            </w:r>
+          </w:p>
+        </w:tc>
+      </w:tr>
+      <w:tr>
+        <w:tc>
+          <w:tcPr>
+            <w:tcW w:w="2537" w:type="dxa"/>
+            <w:tcBorders>
+              <w:top w:val="single" w:sz="12" w:space="0" w:color="000000"/>
+              <w:left w:val="single" w:sz="12" w:space="0" w:color="000000"/>
+              <w:bottom w:val="single" w:sz="12" w:space="0" w:color="000000"/>
+              <w:right w:val="single" w:sz="12" w:space="0" w:color="000000"/>
+            </w:tcBorders>
+            <w:shd w:val="clear" w:color="auto" w:fill="FFFFFF"/>
+            <w:tcMar>
+              <w:top w:w="120" w:type="dxa"/>
+              <w:left w:w="120" w:type="dxa"/>
+              <w:bottom w:w="120" w:type="dxa"/>
+              <w:right w:w="120" w:type="dxa"/>
+            </w:tcMar>
+            <w:vAlign w:val="center"/>
+            <w:hideMark/>
+          </w:tcPr>
+          <w:p>
+            <w:pPr>
+              <w:spacing w:line="360" w:lineRule="auto"/>
+              <w:rPr>
+                <w:sz w:val="24"/>
+                <w:szCs w:val="24"/>
+                <w:lang w:val="en-GB"/>
+              </w:rPr>
+            </w:pPr>
+            <w:r>
+              <w:rPr>
+                <w:sz w:val="24"/>
+                <w:szCs w:val="24"/>
+                <w:lang w:val="en-GB"/>
+              </w:rPr>
+              <w:t>Reports (admin dashboards)</w:t>
+            </w:r>
+          </w:p>
+        </w:tc>
+        <w:tc>
+          <w:tcPr>
+            <w:tcW w:w="2977" w:type="dxa"/>
+            <w:tcBorders>
+              <w:top w:val="single" w:sz="12" w:space="0" w:color="000000"/>
+              <w:left w:val="single" w:sz="12" w:space="0" w:color="000000"/>
+              <w:bottom w:val="single" w:sz="12" w:space="0" w:color="000000"/>
+              <w:right w:val="single" w:sz="12" w:space="0" w:color="000000"/>
+            </w:tcBorders>
+            <w:shd w:val="clear" w:color="auto" w:fill="FFFFFF"/>
+            <w:tcMar>
+              <w:top w:w="120" w:type="dxa"/>
+              <w:left w:w="120" w:type="dxa"/>
+              <w:bottom w:w="120" w:type="dxa"/>
+              <w:right w:w="120" w:type="dxa"/>
+            </w:tcMar>
+            <w:vAlign w:val="center"/>
+            <w:hideMark/>
+          </w:tcPr>
+          <w:p>
+            <w:pPr>
+              <w:spacing w:line="360" w:lineRule="auto"/>
+              <w:rPr>
+                <w:sz w:val="24"/>
+                <w:szCs w:val="24"/>
+                <w:lang w:val="en-GB"/>
+              </w:rPr>
+            </w:pPr>
+            <w:r>
+              <w:rPr>
+                <w:sz w:val="24"/>
+                <w:szCs w:val="24"/>
+                <w:lang w:val="en-GB"/>
+              </w:rPr>
+              <w:t>Attendance, progress tracking, assessment data</w:t>
+            </w:r>
+          </w:p>
+        </w:tc>
+        <w:tc>
+          <w:tcPr>
+            <w:tcW w:w="3827" w:type="dxa"/>
+            <w:tcBorders>
+              <w:top w:val="single" w:sz="12" w:space="0" w:color="000000"/>
+              <w:left w:val="single" w:sz="12" w:space="0" w:color="000000"/>
+              <w:bottom w:val="single" w:sz="12" w:space="0" w:color="000000"/>
+              <w:right w:val="single" w:sz="12" w:space="0" w:color="000000"/>
+            </w:tcBorders>
+            <w:shd w:val="clear" w:color="auto" w:fill="FFFFFF"/>
+            <w:tcMar>
+              <w:top w:w="120" w:type="dxa"/>
+              <w:left w:w="120" w:type="dxa"/>
+              <w:bottom w:w="120" w:type="dxa"/>
+              <w:right w:w="120" w:type="dxa"/>
+            </w:tcMar>
+            <w:vAlign w:val="center"/>
+            <w:hideMark/>
+          </w:tcPr>
+          <w:p>
+            <w:pPr>
+              <w:spacing w:line="360" w:lineRule="auto"/>
+              <w:rPr>
+                <w:sz w:val="24"/>
+                <w:szCs w:val="24"/>
+                <w:lang w:val="en-GB"/>
+              </w:rPr>
+            </w:pPr>
+            <w:r>
+              <w:rPr>
+                <w:sz w:val="24"/>
+                <w:szCs w:val="24"/>
+                <w:lang w:val="en-GB"/>
+              </w:rPr>
+              <w:t>Generated from collected system activity data.</w:t>
+            </w:r>
+          </w:p>
+        </w:tc>
+      </w:tr>
+      <w:tr>
+        <w:tc>
+          <w:tcPr>
+            <w:tcW w:w="2537" w:type="dxa"/>
+            <w:tcBorders>
+              <w:top w:val="single" w:sz="12" w:space="0" w:color="000000"/>
+              <w:left w:val="single" w:sz="12" w:space="0" w:color="000000"/>
+              <w:bottom w:val="single" w:sz="12" w:space="0" w:color="000000"/>
+              <w:right w:val="single" w:sz="12" w:space="0" w:color="000000"/>
+            </w:tcBorders>
+            <w:shd w:val="clear" w:color="auto" w:fill="FFFFFF"/>
+            <w:tcMar>
+              <w:top w:w="120" w:type="dxa"/>
+              <w:left w:w="120" w:type="dxa"/>
+              <w:bottom w:w="120" w:type="dxa"/>
+              <w:right w:w="120" w:type="dxa"/>
+            </w:tcMar>
+            <w:vAlign w:val="center"/>
+            <w:hideMark/>
+          </w:tcPr>
+          <w:p>
+            <w:pPr>
+              <w:spacing w:line="360" w:lineRule="auto"/>
+              <w:rPr>
+                <w:sz w:val="24"/>
+                <w:szCs w:val="24"/>
+                <w:lang w:val="en-GB"/>
+              </w:rPr>
+            </w:pPr>
+            <w:r>
+              <w:rPr>
+                <w:sz w:val="24"/>
+                <w:szCs w:val="24"/>
+                <w:lang w:val="en-GB"/>
+              </w:rPr>
+              <w:t>Parent monitoring dashboard</w:t>
+            </w:r>
+          </w:p>
+        </w:tc>
+        <w:tc>
+          <w:tcPr>
+            <w:tcW w:w="2977" w:type="dxa"/>
+            <w:tcBorders>
+              <w:top w:val="single" w:sz="12" w:space="0" w:color="000000"/>
+              <w:left w:val="single" w:sz="12" w:space="0" w:color="000000"/>
+              <w:bottom w:val="single" w:sz="12" w:space="0" w:color="000000"/>
+              <w:right w:val="single" w:sz="12" w:space="0" w:color="000000"/>
+            </w:tcBorders>
+            <w:shd w:val="clear" w:color="auto" w:fill="FFFFFF"/>
+            <w:tcMar>
+              <w:top w:w="120" w:type="dxa"/>
+              <w:left w:w="120" w:type="dxa"/>
+              <w:bottom w:w="120" w:type="dxa"/>
+              <w:right w:w="120" w:type="dxa"/>
+            </w:tcMar>
+            <w:vAlign w:val="center"/>
+            <w:hideMark/>
+          </w:tcPr>
+          <w:p>
+            <w:pPr>
+              <w:spacing w:line="360" w:lineRule="auto"/>
+              <w:rPr>
+                <w:sz w:val="24"/>
+                <w:szCs w:val="24"/>
+                <w:lang w:val="en-GB"/>
+              </w:rPr>
+            </w:pPr>
+            <w:r>
+              <w:rPr>
+                <w:sz w:val="24"/>
+                <w:szCs w:val="24"/>
+                <w:lang w:val="en-GB"/>
+              </w:rPr>
+              <w:t>Progress tracking, authentication, role-based access</w:t>
+            </w:r>
+          </w:p>
+        </w:tc>
+        <w:tc>
+          <w:tcPr>
+            <w:tcW w:w="3827" w:type="dxa"/>
+            <w:tcBorders>
+              <w:top w:val="single" w:sz="12" w:space="0" w:color="000000"/>
+              <w:left w:val="single" w:sz="12" w:space="0" w:color="000000"/>
+              <w:bottom w:val="single" w:sz="12" w:space="0" w:color="000000"/>
+              <w:right w:val="single" w:sz="12" w:space="0" w:color="000000"/>
+            </w:tcBorders>
+            <w:shd w:val="clear" w:color="auto" w:fill="FFFFFF"/>
+            <w:tcMar>
+              <w:top w:w="120" w:type="dxa"/>
+              <w:left w:w="120" w:type="dxa"/>
+              <w:bottom w:w="120" w:type="dxa"/>
+              <w:right w:w="120" w:type="dxa"/>
+            </w:tcMar>
+            <w:vAlign w:val="center"/>
+            <w:hideMark/>
+          </w:tcPr>
+          <w:p>
+            <w:pPr>
+              <w:spacing w:line="360" w:lineRule="auto"/>
+              <w:rPr>
+                <w:sz w:val="24"/>
+                <w:szCs w:val="24"/>
+                <w:lang w:val="en-GB"/>
+              </w:rPr>
+            </w:pPr>
+            <w:r>
+              <w:rPr>
+                <w:sz w:val="24"/>
+                <w:szCs w:val="24"/>
+                <w:lang w:val="en-GB"/>
+              </w:rPr>
+              <w:t>Parents can only view data after learner activity is recorded.</w:t>
+            </w:r>
+          </w:p>
+        </w:tc>
+      </w:tr>
+    </w:tbl>
+    <w:p>
+      <w:pPr>
+        <w:spacing w:line="360" w:lineRule="auto"/>
+      </w:pPr>
+    </w:p>
+    <w:p>
+      <w:pPr>
+        <w:spacing w:line="360" w:lineRule="auto"/>
+      </w:pPr>
+    </w:p>
+    <w:p>
+      <w:pPr>
+        <w:spacing w:line="360" w:lineRule="auto"/>
+      </w:pPr>
+    </w:p>
+    <w:p>
+      <w:pPr>
+        <w:spacing w:line="360" w:lineRule="auto"/>
+      </w:pPr>
+    </w:p>
+    <w:p>
+      <w:pPr>
+        <w:spacing w:line="360" w:lineRule="auto"/>
+      </w:pPr>
+    </w:p>
+    <w:p>
+      <w:pPr>
+        <w:spacing w:line="360" w:lineRule="auto"/>
+      </w:pPr>
+    </w:p>
+    <w:p>
+      <w:pPr>
+        <w:spacing w:line="360" w:lineRule="auto"/>
+      </w:pPr>
+    </w:p>
+    <w:p>
+      <w:pPr>
+        <w:spacing w:line="360" w:lineRule="auto"/>
+      </w:pPr>
+    </w:p>
+    <w:p>
+      <w:pPr>
+        <w:spacing w:line="360" w:lineRule="auto"/>
+      </w:pPr>
+    </w:p>
+    <w:p>
+      <w:pPr>
+        <w:pStyle w:val="Heading1"/>
+        <w:spacing w:line="360" w:lineRule="auto"/>
+      </w:pPr>
+      <w:bookmarkStart w:id="22" w:name="_Toc229472866"/>
+      <w:r>
+        <w:lastRenderedPageBreak/>
+        <w:t>IDENTIFICATION OF ISSUES IN REQUIREMENTS</w:t>
+      </w:r>
+      <w:bookmarkEnd w:id="22"/>
+    </w:p>
+    <w:p>
+      <w:pPr>
+        <w:pStyle w:val="Heading2"/>
+        <w:spacing w:line="360" w:lineRule="auto"/>
+      </w:pPr>
+      <w:bookmarkStart w:id="23" w:name="_Toc229472867"/>
+      <w:r>
+        <w:t>Inconsistencies</w:t>
+      </w:r>
+      <w:bookmarkEnd w:id="23"/>
+    </w:p>
+    <w:p>
+      <w:pPr>
+        <w:spacing w:line="360" w:lineRule="auto"/>
+        <w:rPr>
+          <w:sz w:val="24"/>
+          <w:szCs w:val="24"/>
+        </w:rPr>
+      </w:pPr>
+      <w:r>
+        <w:rPr>
+          <w:sz w:val="24"/>
+          <w:szCs w:val="24"/>
+        </w:rPr>
+        <w:t>During the analysis of the collected requirements, some inconsistencies were identified between stakeholder preferences, expectations, and environmental limitations. These inconsistencies do not necessarily make the requirements invalid, but they reveal areas where design trade-offs and adaptive solutions are necessary.</w:t>
+      </w:r>
+    </w:p>
+    <w:p>
+      <w:pPr>
+        <w:spacing w:line="360" w:lineRule="auto"/>
+        <w:rPr>
+          <w:sz w:val="24"/>
+          <w:szCs w:val="24"/>
+        </w:rPr>
+      </w:pPr>
+    </w:p>
+    <w:p>
+      <w:pPr>
+        <w:spacing w:line="360" w:lineRule="auto"/>
+        <w:rPr>
+          <w:sz w:val="24"/>
+          <w:szCs w:val="24"/>
+        </w:rPr>
+      </w:pPr>
+      <w:r>
+        <w:rPr>
+          <w:sz w:val="24"/>
+          <w:szCs w:val="24"/>
+        </w:rPr>
+        <w:t>One major inconsistency identified is that many learners prefer video-based learning and live explanations, yet they also reported that high data consumption and poor network quality are major challenges. Video content generally consumes large amounts of data and requires stable internet connectivity, which conflicts with the realities of low-resource settings.</w:t>
+      </w:r>
+    </w:p>
+    <w:p>
+      <w:pPr>
+        <w:spacing w:line="360" w:lineRule="auto"/>
+        <w:rPr>
+          <w:sz w:val="24"/>
+          <w:szCs w:val="24"/>
+        </w:rPr>
+      </w:pPr>
+    </w:p>
+    <w:p>
+      <w:pPr>
+        <w:spacing w:line="360" w:lineRule="auto"/>
+        <w:rPr>
+          <w:sz w:val="24"/>
+          <w:szCs w:val="24"/>
+        </w:rPr>
+      </w:pPr>
+      <w:r>
+        <w:rPr>
+          <w:sz w:val="24"/>
+          <w:szCs w:val="24"/>
+        </w:rPr>
+        <w:t>Another inconsistency is that instructors and learners desire live interaction during lessons, while unstable internet and power outages frequently interrupt online sessions. This creates a conflict between the demand for real-time communication and the technical limitations experienced by users.</w:t>
+      </w:r>
+    </w:p>
+    <w:p>
+      <w:pPr>
+        <w:spacing w:line="360" w:lineRule="auto"/>
+        <w:rPr>
+          <w:sz w:val="24"/>
+          <w:szCs w:val="24"/>
+        </w:rPr>
+      </w:pPr>
+    </w:p>
+    <w:p>
+      <w:pPr>
+        <w:spacing w:line="360" w:lineRule="auto"/>
+        <w:rPr>
+          <w:sz w:val="24"/>
+          <w:szCs w:val="24"/>
+        </w:rPr>
+      </w:pPr>
+      <w:r>
+        <w:rPr>
+          <w:sz w:val="24"/>
+          <w:szCs w:val="24"/>
+        </w:rPr>
+        <w:t>There is also an inconsistency between the desire for advanced features such as live classes, recorded lessons, quizzes, reporting, and adaptive learning, and the limited infrastructure available in many schools. Some administrators reported inadequate infrastructure as a major challenge, which may limit the implementation of resource-intensive features.</w:t>
+      </w:r>
+    </w:p>
+    <w:p>
+      <w:pPr>
+        <w:spacing w:line="360" w:lineRule="auto"/>
+        <w:rPr>
+          <w:sz w:val="24"/>
+          <w:szCs w:val="24"/>
+        </w:rPr>
+      </w:pPr>
+    </w:p>
+    <w:p>
+      <w:pPr>
+        <w:spacing w:line="360" w:lineRule="auto"/>
+        <w:rPr>
+          <w:sz w:val="24"/>
+          <w:szCs w:val="24"/>
+        </w:rPr>
+      </w:pPr>
+      <w:r>
+        <w:rPr>
+          <w:sz w:val="24"/>
+          <w:szCs w:val="24"/>
+        </w:rPr>
+        <w:t>In addition, some learners use shared devices while still expecting continuous and flexible access to learning materials. Shared device usage may reduce availability and continuity of learning, especially when multiple users depend on the same device.</w:t>
+      </w:r>
+    </w:p>
+    <w:p>
+      <w:pPr>
+        <w:spacing w:line="360" w:lineRule="auto"/>
+        <w:rPr>
+          <w:sz w:val="24"/>
+          <w:szCs w:val="24"/>
+        </w:rPr>
+      </w:pPr>
+    </w:p>
+    <w:p>
+      <w:pPr>
+        <w:spacing w:line="360" w:lineRule="auto"/>
+        <w:rPr>
+          <w:sz w:val="24"/>
+          <w:szCs w:val="24"/>
+        </w:rPr>
+      </w:pPr>
+      <w:r>
+        <w:rPr>
+          <w:sz w:val="24"/>
+          <w:szCs w:val="24"/>
+        </w:rPr>
+        <w:t xml:space="preserve">The identified inconsistencies were addressed by proposing adaptive and flexible system features such as offline access, downloadable content, low-bandwidth </w:t>
+      </w:r>
+      <w:r>
+        <w:rPr>
+          <w:sz w:val="24"/>
+          <w:szCs w:val="24"/>
+        </w:rPr>
+        <w:lastRenderedPageBreak/>
+        <w:t>optimization, and multimedia alternatives including audio and text-based learning materials.</w:t>
+      </w:r>
+    </w:p>
+    <w:p>
+      <w:pPr>
+        <w:spacing w:line="360" w:lineRule="auto"/>
+        <w:rPr>
+          <w:sz w:val="24"/>
+          <w:szCs w:val="24"/>
+        </w:rPr>
+      </w:pPr>
+    </w:p>
+    <w:tbl>
+      <w:tblPr>
+        <w:tblW w:w="9199" w:type="dxa"/>
+        <w:tblBorders>
+          <w:top w:val="single" w:sz="12" w:space="0" w:color="000000"/>
+          <w:left w:val="single" w:sz="12" w:space="0" w:color="000000"/>
+          <w:bottom w:val="single" w:sz="12" w:space="0" w:color="000000"/>
+          <w:right w:val="single" w:sz="12" w:space="0" w:color="000000"/>
+        </w:tblBorders>
+        <w:shd w:val="clear" w:color="auto" w:fill="FFFFFF"/>
+        <w:tblCellMar>
+          <w:top w:w="15" w:type="dxa"/>
+          <w:left w:w="15" w:type="dxa"/>
+          <w:bottom w:w="15" w:type="dxa"/>
+          <w:right w:w="15" w:type="dxa"/>
+        </w:tblCellMar>
+        <w:tblLook w:val="04A0" w:firstRow="1" w:lastRow="0" w:firstColumn="1" w:lastColumn="0" w:noHBand="0" w:noVBand="1"/>
+      </w:tblPr>
+      <w:tblGrid>
+        <w:gridCol w:w="2679"/>
+        <w:gridCol w:w="3118"/>
+        <w:gridCol w:w="3402"/>
+      </w:tblGrid>
+      <w:tr>
+        <w:tc>
+          <w:tcPr>
+            <w:tcW w:w="2679" w:type="dxa"/>
+            <w:tcBorders>
+              <w:top w:val="single" w:sz="12" w:space="0" w:color="000000"/>
+              <w:left w:val="single" w:sz="12" w:space="0" w:color="000000"/>
+              <w:bottom w:val="single" w:sz="12" w:space="0" w:color="000000"/>
+              <w:right w:val="single" w:sz="12" w:space="0" w:color="000000"/>
+            </w:tcBorders>
+            <w:shd w:val="clear" w:color="auto" w:fill="FFFFFF"/>
+            <w:tcMar>
+              <w:top w:w="120" w:type="dxa"/>
+              <w:left w:w="120" w:type="dxa"/>
+              <w:bottom w:w="120" w:type="dxa"/>
+              <w:right w:w="120" w:type="dxa"/>
+            </w:tcMar>
+            <w:vAlign w:val="center"/>
+            <w:hideMark/>
+          </w:tcPr>
+          <w:p>
+            <w:pPr>
+              <w:spacing w:line="360" w:lineRule="auto"/>
+              <w:rPr>
+                <w:b/>
+                <w:bCs/>
+                <w:sz w:val="24"/>
+                <w:szCs w:val="24"/>
+                <w:lang w:val="en-GB"/>
+              </w:rPr>
+            </w:pPr>
+            <w:r>
+              <w:rPr>
+                <w:b/>
+                <w:bCs/>
+                <w:sz w:val="24"/>
+                <w:szCs w:val="24"/>
+                <w:lang w:val="en-GB"/>
+              </w:rPr>
+              <w:t>Identified Inconsistency</w:t>
+            </w:r>
+          </w:p>
+        </w:tc>
+        <w:tc>
+          <w:tcPr>
+            <w:tcW w:w="3118" w:type="dxa"/>
+            <w:tcBorders>
+              <w:top w:val="single" w:sz="12" w:space="0" w:color="000000"/>
+              <w:left w:val="single" w:sz="12" w:space="0" w:color="000000"/>
+              <w:bottom w:val="single" w:sz="12" w:space="0" w:color="000000"/>
+              <w:right w:val="single" w:sz="12" w:space="0" w:color="000000"/>
+            </w:tcBorders>
+            <w:shd w:val="clear" w:color="auto" w:fill="FFFFFF"/>
+            <w:tcMar>
+              <w:top w:w="120" w:type="dxa"/>
+              <w:left w:w="120" w:type="dxa"/>
+              <w:bottom w:w="120" w:type="dxa"/>
+              <w:right w:w="120" w:type="dxa"/>
+            </w:tcMar>
+            <w:vAlign w:val="center"/>
+            <w:hideMark/>
+          </w:tcPr>
+          <w:p>
+            <w:pPr>
+              <w:spacing w:line="360" w:lineRule="auto"/>
+              <w:rPr>
+                <w:b/>
+                <w:bCs/>
+                <w:sz w:val="24"/>
+                <w:szCs w:val="24"/>
+                <w:lang w:val="en-GB"/>
+              </w:rPr>
+            </w:pPr>
+            <w:r>
+              <w:rPr>
+                <w:b/>
+                <w:bCs/>
+                <w:sz w:val="24"/>
+                <w:szCs w:val="24"/>
+                <w:lang w:val="en-GB"/>
+              </w:rPr>
+              <w:t>Explanation</w:t>
+            </w:r>
+          </w:p>
+        </w:tc>
+        <w:tc>
+          <w:tcPr>
+            <w:tcW w:w="3402" w:type="dxa"/>
+            <w:tcBorders>
+              <w:top w:val="single" w:sz="12" w:space="0" w:color="000000"/>
+              <w:left w:val="single" w:sz="12" w:space="0" w:color="000000"/>
+              <w:bottom w:val="single" w:sz="12" w:space="0" w:color="000000"/>
+              <w:right w:val="single" w:sz="12" w:space="0" w:color="000000"/>
+            </w:tcBorders>
+            <w:shd w:val="clear" w:color="auto" w:fill="FFFFFF"/>
+            <w:tcMar>
+              <w:top w:w="120" w:type="dxa"/>
+              <w:left w:w="120" w:type="dxa"/>
+              <w:bottom w:w="120" w:type="dxa"/>
+              <w:right w:w="120" w:type="dxa"/>
+            </w:tcMar>
+            <w:vAlign w:val="center"/>
+            <w:hideMark/>
+          </w:tcPr>
+          <w:p>
+            <w:pPr>
+              <w:spacing w:line="360" w:lineRule="auto"/>
+              <w:rPr>
+                <w:b/>
+                <w:bCs/>
+                <w:sz w:val="24"/>
+                <w:szCs w:val="24"/>
+                <w:lang w:val="en-GB"/>
+              </w:rPr>
+            </w:pPr>
+            <w:r>
+              <w:rPr>
+                <w:b/>
+                <w:bCs/>
+                <w:sz w:val="24"/>
+                <w:szCs w:val="24"/>
+                <w:lang w:val="en-GB"/>
+              </w:rPr>
+              <w:t>Possible Solution</w:t>
+            </w:r>
+          </w:p>
+        </w:tc>
+      </w:tr>
+      <w:tr>
+        <w:tc>
+          <w:tcPr>
+            <w:tcW w:w="2679" w:type="dxa"/>
+            <w:tcBorders>
+              <w:top w:val="single" w:sz="12" w:space="0" w:color="000000"/>
+              <w:left w:val="single" w:sz="12" w:space="0" w:color="000000"/>
+              <w:bottom w:val="single" w:sz="12" w:space="0" w:color="000000"/>
+              <w:right w:val="single" w:sz="12" w:space="0" w:color="000000"/>
+            </w:tcBorders>
+            <w:shd w:val="clear" w:color="auto" w:fill="FFFFFF"/>
+            <w:tcMar>
+              <w:top w:w="120" w:type="dxa"/>
+              <w:left w:w="120" w:type="dxa"/>
+              <w:bottom w:w="120" w:type="dxa"/>
+              <w:right w:w="120" w:type="dxa"/>
+            </w:tcMar>
+            <w:vAlign w:val="center"/>
+            <w:hideMark/>
+          </w:tcPr>
+          <w:p>
+            <w:pPr>
+              <w:spacing w:line="360" w:lineRule="auto"/>
+              <w:rPr>
+                <w:sz w:val="24"/>
+                <w:szCs w:val="24"/>
+                <w:lang w:val="en-GB"/>
+              </w:rPr>
+            </w:pPr>
+            <w:r>
+              <w:rPr>
+                <w:sz w:val="24"/>
+                <w:szCs w:val="24"/>
+                <w:lang w:val="en-GB"/>
+              </w:rPr>
+              <w:t>Learners prefer video content but complain about high data consumption.</w:t>
+            </w:r>
+          </w:p>
+        </w:tc>
+        <w:tc>
+          <w:tcPr>
+            <w:tcW w:w="3118" w:type="dxa"/>
+            <w:tcBorders>
+              <w:top w:val="single" w:sz="12" w:space="0" w:color="000000"/>
+              <w:left w:val="single" w:sz="12" w:space="0" w:color="000000"/>
+              <w:bottom w:val="single" w:sz="12" w:space="0" w:color="000000"/>
+              <w:right w:val="single" w:sz="12" w:space="0" w:color="000000"/>
+            </w:tcBorders>
+            <w:shd w:val="clear" w:color="auto" w:fill="FFFFFF"/>
+            <w:tcMar>
+              <w:top w:w="120" w:type="dxa"/>
+              <w:left w:w="120" w:type="dxa"/>
+              <w:bottom w:w="120" w:type="dxa"/>
+              <w:right w:w="120" w:type="dxa"/>
+            </w:tcMar>
+            <w:vAlign w:val="center"/>
+            <w:hideMark/>
+          </w:tcPr>
+          <w:p>
+            <w:pPr>
+              <w:spacing w:line="360" w:lineRule="auto"/>
+              <w:rPr>
+                <w:sz w:val="24"/>
+                <w:szCs w:val="24"/>
+                <w:lang w:val="en-GB"/>
+              </w:rPr>
+            </w:pPr>
+            <w:r>
+              <w:rPr>
+                <w:sz w:val="24"/>
+                <w:szCs w:val="24"/>
+                <w:lang w:val="en-GB"/>
+              </w:rPr>
+              <w:t>Video lessons require significant bandwidth and data usage.</w:t>
+            </w:r>
+          </w:p>
+        </w:tc>
+        <w:tc>
+          <w:tcPr>
+            <w:tcW w:w="3402" w:type="dxa"/>
+            <w:tcBorders>
+              <w:top w:val="single" w:sz="12" w:space="0" w:color="000000"/>
+              <w:left w:val="single" w:sz="12" w:space="0" w:color="000000"/>
+              <w:bottom w:val="single" w:sz="12" w:space="0" w:color="000000"/>
+              <w:right w:val="single" w:sz="12" w:space="0" w:color="000000"/>
+            </w:tcBorders>
+            <w:shd w:val="clear" w:color="auto" w:fill="FFFFFF"/>
+            <w:tcMar>
+              <w:top w:w="120" w:type="dxa"/>
+              <w:left w:w="120" w:type="dxa"/>
+              <w:bottom w:w="120" w:type="dxa"/>
+              <w:right w:w="120" w:type="dxa"/>
+            </w:tcMar>
+            <w:vAlign w:val="center"/>
+            <w:hideMark/>
+          </w:tcPr>
+          <w:p>
+            <w:pPr>
+              <w:spacing w:line="360" w:lineRule="auto"/>
+              <w:rPr>
+                <w:sz w:val="24"/>
+                <w:szCs w:val="24"/>
+                <w:lang w:val="en-GB"/>
+              </w:rPr>
+            </w:pPr>
+            <w:r>
+              <w:rPr>
+                <w:sz w:val="24"/>
+                <w:szCs w:val="24"/>
+                <w:lang w:val="en-GB"/>
+              </w:rPr>
+              <w:t>Provide adaptive video quality, audio-only mode, and downloadable notes.</w:t>
+            </w:r>
+          </w:p>
+        </w:tc>
+      </w:tr>
+      <w:tr>
+        <w:tc>
+          <w:tcPr>
+            <w:tcW w:w="2679" w:type="dxa"/>
+            <w:tcBorders>
+              <w:top w:val="single" w:sz="12" w:space="0" w:color="000000"/>
+              <w:left w:val="single" w:sz="12" w:space="0" w:color="000000"/>
+              <w:bottom w:val="single" w:sz="12" w:space="0" w:color="000000"/>
+              <w:right w:val="single" w:sz="12" w:space="0" w:color="000000"/>
+            </w:tcBorders>
+            <w:shd w:val="clear" w:color="auto" w:fill="FFFFFF"/>
+            <w:tcMar>
+              <w:top w:w="120" w:type="dxa"/>
+              <w:left w:w="120" w:type="dxa"/>
+              <w:bottom w:w="120" w:type="dxa"/>
+              <w:right w:w="120" w:type="dxa"/>
+            </w:tcMar>
+            <w:vAlign w:val="center"/>
+            <w:hideMark/>
+          </w:tcPr>
+          <w:p>
+            <w:pPr>
+              <w:spacing w:line="360" w:lineRule="auto"/>
+              <w:rPr>
+                <w:sz w:val="24"/>
+                <w:szCs w:val="24"/>
+                <w:lang w:val="en-GB"/>
+              </w:rPr>
+            </w:pPr>
+            <w:r>
+              <w:rPr>
+                <w:sz w:val="24"/>
+                <w:szCs w:val="24"/>
+                <w:lang w:val="en-GB"/>
+              </w:rPr>
+              <w:t>Users want live interaction despite unstable internet connectivity.</w:t>
+            </w:r>
+          </w:p>
+        </w:tc>
+        <w:tc>
+          <w:tcPr>
+            <w:tcW w:w="3118" w:type="dxa"/>
+            <w:tcBorders>
+              <w:top w:val="single" w:sz="12" w:space="0" w:color="000000"/>
+              <w:left w:val="single" w:sz="12" w:space="0" w:color="000000"/>
+              <w:bottom w:val="single" w:sz="12" w:space="0" w:color="000000"/>
+              <w:right w:val="single" w:sz="12" w:space="0" w:color="000000"/>
+            </w:tcBorders>
+            <w:shd w:val="clear" w:color="auto" w:fill="FFFFFF"/>
+            <w:tcMar>
+              <w:top w:w="120" w:type="dxa"/>
+              <w:left w:w="120" w:type="dxa"/>
+              <w:bottom w:w="120" w:type="dxa"/>
+              <w:right w:w="120" w:type="dxa"/>
+            </w:tcMar>
+            <w:vAlign w:val="center"/>
+            <w:hideMark/>
+          </w:tcPr>
+          <w:p>
+            <w:pPr>
+              <w:spacing w:line="360" w:lineRule="auto"/>
+              <w:rPr>
+                <w:sz w:val="24"/>
+                <w:szCs w:val="24"/>
+                <w:lang w:val="en-GB"/>
+              </w:rPr>
+            </w:pPr>
+            <w:r>
+              <w:rPr>
+                <w:sz w:val="24"/>
+                <w:szCs w:val="24"/>
+                <w:lang w:val="en-GB"/>
+              </w:rPr>
+              <w:t>Live sessions depend on stable internet, which is limited in low-resource settings.</w:t>
+            </w:r>
+          </w:p>
+        </w:tc>
+        <w:tc>
+          <w:tcPr>
+            <w:tcW w:w="3402" w:type="dxa"/>
+            <w:tcBorders>
+              <w:top w:val="single" w:sz="12" w:space="0" w:color="000000"/>
+              <w:left w:val="single" w:sz="12" w:space="0" w:color="000000"/>
+              <w:bottom w:val="single" w:sz="12" w:space="0" w:color="000000"/>
+              <w:right w:val="single" w:sz="12" w:space="0" w:color="000000"/>
+            </w:tcBorders>
+            <w:shd w:val="clear" w:color="auto" w:fill="FFFFFF"/>
+            <w:tcMar>
+              <w:top w:w="120" w:type="dxa"/>
+              <w:left w:w="120" w:type="dxa"/>
+              <w:bottom w:w="120" w:type="dxa"/>
+              <w:right w:w="120" w:type="dxa"/>
+            </w:tcMar>
+            <w:vAlign w:val="center"/>
+            <w:hideMark/>
+          </w:tcPr>
+          <w:p>
+            <w:pPr>
+              <w:spacing w:line="360" w:lineRule="auto"/>
+              <w:rPr>
+                <w:sz w:val="24"/>
+                <w:szCs w:val="24"/>
+                <w:lang w:val="en-GB"/>
+              </w:rPr>
+            </w:pPr>
+            <w:r>
+              <w:rPr>
+                <w:sz w:val="24"/>
+                <w:szCs w:val="24"/>
+                <w:lang w:val="en-GB"/>
+              </w:rPr>
+              <w:t>Provide recorded lessons, reconnection support, and live chat alternatives.</w:t>
+            </w:r>
+          </w:p>
+        </w:tc>
+      </w:tr>
+      <w:tr>
+        <w:tc>
+          <w:tcPr>
+            <w:tcW w:w="2679" w:type="dxa"/>
+            <w:tcBorders>
+              <w:top w:val="single" w:sz="12" w:space="0" w:color="000000"/>
+              <w:left w:val="single" w:sz="12" w:space="0" w:color="000000"/>
+              <w:bottom w:val="single" w:sz="12" w:space="0" w:color="000000"/>
+              <w:right w:val="single" w:sz="12" w:space="0" w:color="000000"/>
+            </w:tcBorders>
+            <w:shd w:val="clear" w:color="auto" w:fill="FFFFFF"/>
+            <w:tcMar>
+              <w:top w:w="120" w:type="dxa"/>
+              <w:left w:w="120" w:type="dxa"/>
+              <w:bottom w:w="120" w:type="dxa"/>
+              <w:right w:w="120" w:type="dxa"/>
+            </w:tcMar>
+            <w:vAlign w:val="center"/>
+            <w:hideMark/>
+          </w:tcPr>
+          <w:p>
+            <w:pPr>
+              <w:spacing w:line="360" w:lineRule="auto"/>
+              <w:rPr>
+                <w:sz w:val="24"/>
+                <w:szCs w:val="24"/>
+                <w:lang w:val="en-GB"/>
+              </w:rPr>
+            </w:pPr>
+            <w:r>
+              <w:rPr>
+                <w:sz w:val="24"/>
+                <w:szCs w:val="24"/>
+                <w:lang w:val="en-GB"/>
+              </w:rPr>
+              <w:t>Schools want advanced features but lack sufficient infrastructure.</w:t>
+            </w:r>
+          </w:p>
+        </w:tc>
+        <w:tc>
+          <w:tcPr>
+            <w:tcW w:w="3118" w:type="dxa"/>
+            <w:tcBorders>
+              <w:top w:val="single" w:sz="12" w:space="0" w:color="000000"/>
+              <w:left w:val="single" w:sz="12" w:space="0" w:color="000000"/>
+              <w:bottom w:val="single" w:sz="12" w:space="0" w:color="000000"/>
+              <w:right w:val="single" w:sz="12" w:space="0" w:color="000000"/>
+            </w:tcBorders>
+            <w:shd w:val="clear" w:color="auto" w:fill="FFFFFF"/>
+            <w:tcMar>
+              <w:top w:w="120" w:type="dxa"/>
+              <w:left w:w="120" w:type="dxa"/>
+              <w:bottom w:w="120" w:type="dxa"/>
+              <w:right w:w="120" w:type="dxa"/>
+            </w:tcMar>
+            <w:vAlign w:val="center"/>
+            <w:hideMark/>
+          </w:tcPr>
+          <w:p>
+            <w:pPr>
+              <w:spacing w:line="360" w:lineRule="auto"/>
+              <w:rPr>
+                <w:sz w:val="24"/>
+                <w:szCs w:val="24"/>
+                <w:lang w:val="en-GB"/>
+              </w:rPr>
+            </w:pPr>
+            <w:r>
+              <w:rPr>
+                <w:sz w:val="24"/>
+                <w:szCs w:val="24"/>
+                <w:lang w:val="en-GB"/>
+              </w:rPr>
+              <w:t>Some institutions may not have enough technical resources to support complex systems.</w:t>
+            </w:r>
+          </w:p>
+        </w:tc>
+        <w:tc>
+          <w:tcPr>
+            <w:tcW w:w="3402" w:type="dxa"/>
+            <w:tcBorders>
+              <w:top w:val="single" w:sz="12" w:space="0" w:color="000000"/>
+              <w:left w:val="single" w:sz="12" w:space="0" w:color="000000"/>
+              <w:bottom w:val="single" w:sz="12" w:space="0" w:color="000000"/>
+              <w:right w:val="single" w:sz="12" w:space="0" w:color="000000"/>
+            </w:tcBorders>
+            <w:shd w:val="clear" w:color="auto" w:fill="FFFFFF"/>
+            <w:tcMar>
+              <w:top w:w="120" w:type="dxa"/>
+              <w:left w:w="120" w:type="dxa"/>
+              <w:bottom w:w="120" w:type="dxa"/>
+              <w:right w:w="120" w:type="dxa"/>
+            </w:tcMar>
+            <w:vAlign w:val="center"/>
+            <w:hideMark/>
+          </w:tcPr>
+          <w:p>
+            <w:pPr>
+              <w:spacing w:line="360" w:lineRule="auto"/>
+              <w:rPr>
+                <w:sz w:val="24"/>
+                <w:szCs w:val="24"/>
+                <w:lang w:val="en-GB"/>
+              </w:rPr>
+            </w:pPr>
+            <w:r>
+              <w:rPr>
+                <w:sz w:val="24"/>
+                <w:szCs w:val="24"/>
+                <w:lang w:val="en-GB"/>
+              </w:rPr>
+              <w:t>Use lightweight technologies and cloud-based deployment solutions.</w:t>
+            </w:r>
+          </w:p>
+        </w:tc>
+      </w:tr>
+      <w:tr>
+        <w:tc>
+          <w:tcPr>
+            <w:tcW w:w="2679" w:type="dxa"/>
+            <w:tcBorders>
+              <w:top w:val="single" w:sz="12" w:space="0" w:color="000000"/>
+              <w:left w:val="single" w:sz="12" w:space="0" w:color="000000"/>
+              <w:bottom w:val="single" w:sz="12" w:space="0" w:color="000000"/>
+              <w:right w:val="single" w:sz="12" w:space="0" w:color="000000"/>
+            </w:tcBorders>
+            <w:shd w:val="clear" w:color="auto" w:fill="FFFFFF"/>
+            <w:tcMar>
+              <w:top w:w="120" w:type="dxa"/>
+              <w:left w:w="120" w:type="dxa"/>
+              <w:bottom w:w="120" w:type="dxa"/>
+              <w:right w:w="120" w:type="dxa"/>
+            </w:tcMar>
+            <w:vAlign w:val="center"/>
+            <w:hideMark/>
+          </w:tcPr>
+          <w:p>
+            <w:pPr>
+              <w:spacing w:line="360" w:lineRule="auto"/>
+              <w:rPr>
+                <w:sz w:val="24"/>
+                <w:szCs w:val="24"/>
+                <w:lang w:val="en-GB"/>
+              </w:rPr>
+            </w:pPr>
+            <w:r>
+              <w:rPr>
+                <w:sz w:val="24"/>
+                <w:szCs w:val="24"/>
+                <w:lang w:val="en-GB"/>
+              </w:rPr>
+              <w:t>Learners expect continuous access while some use shared devices.</w:t>
+            </w:r>
+          </w:p>
+        </w:tc>
+        <w:tc>
+          <w:tcPr>
+            <w:tcW w:w="3118" w:type="dxa"/>
+            <w:tcBorders>
+              <w:top w:val="single" w:sz="12" w:space="0" w:color="000000"/>
+              <w:left w:val="single" w:sz="12" w:space="0" w:color="000000"/>
+              <w:bottom w:val="single" w:sz="12" w:space="0" w:color="000000"/>
+              <w:right w:val="single" w:sz="12" w:space="0" w:color="000000"/>
+            </w:tcBorders>
+            <w:shd w:val="clear" w:color="auto" w:fill="FFFFFF"/>
+            <w:tcMar>
+              <w:top w:w="120" w:type="dxa"/>
+              <w:left w:w="120" w:type="dxa"/>
+              <w:bottom w:w="120" w:type="dxa"/>
+              <w:right w:w="120" w:type="dxa"/>
+            </w:tcMar>
+            <w:vAlign w:val="center"/>
+            <w:hideMark/>
+          </w:tcPr>
+          <w:p>
+            <w:pPr>
+              <w:spacing w:line="360" w:lineRule="auto"/>
+              <w:rPr>
+                <w:sz w:val="24"/>
+                <w:szCs w:val="24"/>
+                <w:lang w:val="en-GB"/>
+              </w:rPr>
+            </w:pPr>
+            <w:r>
+              <w:rPr>
+                <w:sz w:val="24"/>
+                <w:szCs w:val="24"/>
+                <w:lang w:val="en-GB"/>
+              </w:rPr>
+              <w:t>Shared devices may limit learner access time and availability.</w:t>
+            </w:r>
+          </w:p>
+        </w:tc>
+        <w:tc>
+          <w:tcPr>
+            <w:tcW w:w="3402" w:type="dxa"/>
+            <w:tcBorders>
+              <w:top w:val="single" w:sz="12" w:space="0" w:color="000000"/>
+              <w:left w:val="single" w:sz="12" w:space="0" w:color="000000"/>
+              <w:bottom w:val="single" w:sz="12" w:space="0" w:color="000000"/>
+              <w:right w:val="single" w:sz="12" w:space="0" w:color="000000"/>
+            </w:tcBorders>
+            <w:shd w:val="clear" w:color="auto" w:fill="FFFFFF"/>
+            <w:tcMar>
+              <w:top w:w="120" w:type="dxa"/>
+              <w:left w:w="120" w:type="dxa"/>
+              <w:bottom w:w="120" w:type="dxa"/>
+              <w:right w:w="120" w:type="dxa"/>
+            </w:tcMar>
+            <w:vAlign w:val="center"/>
+            <w:hideMark/>
+          </w:tcPr>
+          <w:p>
+            <w:pPr>
+              <w:spacing w:line="360" w:lineRule="auto"/>
+              <w:rPr>
+                <w:sz w:val="24"/>
+                <w:szCs w:val="24"/>
+                <w:lang w:val="en-GB"/>
+              </w:rPr>
+            </w:pPr>
+            <w:r>
+              <w:rPr>
+                <w:sz w:val="24"/>
+                <w:szCs w:val="24"/>
+                <w:lang w:val="en-GB"/>
+              </w:rPr>
+              <w:t>Support cross-device login and offline content access.</w:t>
+            </w:r>
+          </w:p>
+        </w:tc>
+      </w:tr>
+      <w:tr>
+        <w:tc>
+          <w:tcPr>
+            <w:tcW w:w="2679" w:type="dxa"/>
+            <w:tcBorders>
+              <w:top w:val="single" w:sz="12" w:space="0" w:color="000000"/>
+              <w:left w:val="single" w:sz="12" w:space="0" w:color="000000"/>
+              <w:bottom w:val="single" w:sz="12" w:space="0" w:color="000000"/>
+              <w:right w:val="single" w:sz="12" w:space="0" w:color="000000"/>
+            </w:tcBorders>
+            <w:shd w:val="clear" w:color="auto" w:fill="FFFFFF"/>
+            <w:tcMar>
+              <w:top w:w="120" w:type="dxa"/>
+              <w:left w:w="120" w:type="dxa"/>
+              <w:bottom w:w="120" w:type="dxa"/>
+              <w:right w:w="120" w:type="dxa"/>
+            </w:tcMar>
+            <w:vAlign w:val="center"/>
+            <w:hideMark/>
+          </w:tcPr>
+          <w:p>
+            <w:pPr>
+              <w:spacing w:line="360" w:lineRule="auto"/>
+              <w:rPr>
+                <w:sz w:val="24"/>
+                <w:szCs w:val="24"/>
+                <w:lang w:val="en-GB"/>
+              </w:rPr>
+            </w:pPr>
+            <w:r>
+              <w:rPr>
+                <w:sz w:val="24"/>
+                <w:szCs w:val="24"/>
+                <w:lang w:val="en-GB"/>
+              </w:rPr>
+              <w:t>Instructors want live teaching while power outages remain common.</w:t>
+            </w:r>
+          </w:p>
+        </w:tc>
+        <w:tc>
+          <w:tcPr>
+            <w:tcW w:w="3118" w:type="dxa"/>
+            <w:tcBorders>
+              <w:top w:val="single" w:sz="12" w:space="0" w:color="000000"/>
+              <w:left w:val="single" w:sz="12" w:space="0" w:color="000000"/>
+              <w:bottom w:val="single" w:sz="12" w:space="0" w:color="000000"/>
+              <w:right w:val="single" w:sz="12" w:space="0" w:color="000000"/>
+            </w:tcBorders>
+            <w:shd w:val="clear" w:color="auto" w:fill="FFFFFF"/>
+            <w:tcMar>
+              <w:top w:w="120" w:type="dxa"/>
+              <w:left w:w="120" w:type="dxa"/>
+              <w:bottom w:w="120" w:type="dxa"/>
+              <w:right w:w="120" w:type="dxa"/>
+            </w:tcMar>
+            <w:vAlign w:val="center"/>
+            <w:hideMark/>
+          </w:tcPr>
+          <w:p>
+            <w:pPr>
+              <w:spacing w:line="360" w:lineRule="auto"/>
+              <w:rPr>
+                <w:sz w:val="24"/>
+                <w:szCs w:val="24"/>
+                <w:lang w:val="en-GB"/>
+              </w:rPr>
+            </w:pPr>
+            <w:r>
+              <w:rPr>
+                <w:sz w:val="24"/>
+                <w:szCs w:val="24"/>
+                <w:lang w:val="en-GB"/>
+              </w:rPr>
+              <w:t>Power interruptions can disrupt online teaching sessions.</w:t>
+            </w:r>
+          </w:p>
+        </w:tc>
+        <w:tc>
+          <w:tcPr>
+            <w:tcW w:w="3402" w:type="dxa"/>
+            <w:tcBorders>
+              <w:top w:val="single" w:sz="12" w:space="0" w:color="000000"/>
+              <w:left w:val="single" w:sz="12" w:space="0" w:color="000000"/>
+              <w:bottom w:val="single" w:sz="12" w:space="0" w:color="000000"/>
+              <w:right w:val="single" w:sz="12" w:space="0" w:color="000000"/>
+            </w:tcBorders>
+            <w:shd w:val="clear" w:color="auto" w:fill="FFFFFF"/>
+            <w:tcMar>
+              <w:top w:w="120" w:type="dxa"/>
+              <w:left w:w="120" w:type="dxa"/>
+              <w:bottom w:w="120" w:type="dxa"/>
+              <w:right w:w="120" w:type="dxa"/>
+            </w:tcMar>
+            <w:vAlign w:val="center"/>
+            <w:hideMark/>
+          </w:tcPr>
+          <w:p>
+            <w:pPr>
+              <w:spacing w:line="360" w:lineRule="auto"/>
+              <w:rPr>
+                <w:sz w:val="24"/>
+                <w:szCs w:val="24"/>
+                <w:lang w:val="en-GB"/>
+              </w:rPr>
+            </w:pPr>
+            <w:r>
+              <w:rPr>
+                <w:sz w:val="24"/>
+                <w:szCs w:val="24"/>
+                <w:lang w:val="en-GB"/>
+              </w:rPr>
+              <w:t>Allow lesson recording, automatic progress saving, and session recovery.</w:t>
+            </w:r>
+          </w:p>
+        </w:tc>
+      </w:tr>
+    </w:tbl>
+    <w:p>
+      <w:pPr>
+        <w:spacing w:line="360" w:lineRule="auto"/>
+        <w:rPr>
+          <w:sz w:val="24"/>
+          <w:szCs w:val="24"/>
+        </w:rPr>
+      </w:pPr>
+    </w:p>
+    <w:p>
+      <w:pPr>
+        <w:spacing w:line="360" w:lineRule="auto"/>
+      </w:pPr>
+    </w:p>
+    <w:p>
+      <w:pPr>
+        <w:pStyle w:val="Heading2"/>
+        <w:spacing w:line="360" w:lineRule="auto"/>
+      </w:pPr>
+      <w:bookmarkStart w:id="24" w:name="_Toc229472868"/>
+      <w:r>
+        <w:lastRenderedPageBreak/>
+        <w:t>Ambiguities</w:t>
+      </w:r>
+      <w:bookmarkEnd w:id="24"/>
+    </w:p>
+    <w:p>
+      <w:pPr>
+        <w:spacing w:line="360" w:lineRule="auto"/>
+        <w:rPr>
+          <w:sz w:val="24"/>
+          <w:szCs w:val="24"/>
+        </w:rPr>
+      </w:pPr>
+      <w:r>
+        <w:rPr>
+          <w:sz w:val="24"/>
+          <w:szCs w:val="24"/>
+        </w:rPr>
+        <w:t>During requirement analysis, some of the survey responses and initially gathered requirements were found to be ambiguous, meaning they were too general or unclear to be directly implemented in the system design. These ambiguities were resolved by interpreting the intended meaning and converting them into clear, specific, and actionable system requirements.</w:t>
+      </w:r>
+    </w:p>
+    <w:p>
+      <w:pPr>
+        <w:spacing w:line="360" w:lineRule="auto"/>
+        <w:rPr>
+          <w:sz w:val="24"/>
+          <w:szCs w:val="24"/>
+        </w:rPr>
+      </w:pPr>
+    </w:p>
+    <w:p>
+      <w:pPr>
+        <w:spacing w:line="360" w:lineRule="auto"/>
+        <w:rPr>
+          <w:sz w:val="24"/>
+          <w:szCs w:val="24"/>
+        </w:rPr>
+      </w:pPr>
+      <w:r>
+        <w:rPr>
+          <w:sz w:val="24"/>
+          <w:szCs w:val="24"/>
+        </w:rPr>
+        <w:t>Below are examples of ambiguous statements and how they were clarified for system development:</w:t>
+      </w:r>
+    </w:p>
+    <w:p>
+      <w:pPr>
+        <w:spacing w:line="360" w:lineRule="auto"/>
+        <w:rPr>
+          <w:sz w:val="24"/>
+          <w:szCs w:val="24"/>
+        </w:rPr>
+      </w:pPr>
+    </w:p>
+    <w:tbl>
+      <w:tblPr>
+        <w:tblW w:w="9341" w:type="dxa"/>
+        <w:tblBorders>
+          <w:top w:val="single" w:sz="12" w:space="0" w:color="000000"/>
+          <w:left w:val="single" w:sz="12" w:space="0" w:color="000000"/>
+          <w:bottom w:val="single" w:sz="12" w:space="0" w:color="000000"/>
+          <w:right w:val="single" w:sz="12" w:space="0" w:color="000000"/>
+        </w:tblBorders>
+        <w:shd w:val="clear" w:color="auto" w:fill="FFFFFF"/>
+        <w:tblCellMar>
+          <w:top w:w="15" w:type="dxa"/>
+          <w:left w:w="15" w:type="dxa"/>
+          <w:bottom w:w="15" w:type="dxa"/>
+          <w:right w:w="15" w:type="dxa"/>
+        </w:tblCellMar>
+        <w:tblLook w:val="04A0" w:firstRow="1" w:lastRow="0" w:firstColumn="1" w:lastColumn="0" w:noHBand="0" w:noVBand="1"/>
+      </w:tblPr>
+      <w:tblGrid>
+        <w:gridCol w:w="2481"/>
+        <w:gridCol w:w="3174"/>
+        <w:gridCol w:w="3686"/>
+      </w:tblGrid>
+      <w:tr>
+        <w:tc>
+          <w:tcPr>
+            <w:tcW w:w="0" w:type="auto"/>
+            <w:tcBorders>
+              <w:top w:val="single" w:sz="12" w:space="0" w:color="000000"/>
+              <w:left w:val="single" w:sz="12" w:space="0" w:color="000000"/>
+              <w:bottom w:val="single" w:sz="12" w:space="0" w:color="000000"/>
+              <w:right w:val="single" w:sz="12" w:space="0" w:color="000000"/>
+            </w:tcBorders>
+            <w:shd w:val="clear" w:color="auto" w:fill="FFFFFF"/>
+            <w:tcMar>
+              <w:top w:w="120" w:type="dxa"/>
+              <w:left w:w="120" w:type="dxa"/>
+              <w:bottom w:w="120" w:type="dxa"/>
+              <w:right w:w="120" w:type="dxa"/>
+            </w:tcMar>
+            <w:vAlign w:val="center"/>
+            <w:hideMark/>
+          </w:tcPr>
+          <w:p>
+            <w:pPr>
+              <w:spacing w:line="360" w:lineRule="auto"/>
+              <w:rPr>
+                <w:b/>
+                <w:bCs/>
+                <w:sz w:val="24"/>
+                <w:szCs w:val="24"/>
+                <w:lang w:val="en-GB"/>
+              </w:rPr>
+            </w:pPr>
+            <w:r>
+              <w:rPr>
+                <w:b/>
+                <w:bCs/>
+                <w:sz w:val="24"/>
+                <w:szCs w:val="24"/>
+                <w:lang w:val="en-GB"/>
+              </w:rPr>
+              <w:t>Ambiguous Statement</w:t>
+            </w:r>
+          </w:p>
+        </w:tc>
+        <w:tc>
+          <w:tcPr>
+            <w:tcW w:w="3174" w:type="dxa"/>
+            <w:tcBorders>
+              <w:top w:val="single" w:sz="12" w:space="0" w:color="000000"/>
+              <w:left w:val="single" w:sz="12" w:space="0" w:color="000000"/>
+              <w:bottom w:val="single" w:sz="12" w:space="0" w:color="000000"/>
+              <w:right w:val="single" w:sz="12" w:space="0" w:color="000000"/>
+            </w:tcBorders>
+            <w:shd w:val="clear" w:color="auto" w:fill="FFFFFF"/>
+            <w:tcMar>
+              <w:top w:w="120" w:type="dxa"/>
+              <w:left w:w="120" w:type="dxa"/>
+              <w:bottom w:w="120" w:type="dxa"/>
+              <w:right w:w="120" w:type="dxa"/>
+            </w:tcMar>
+            <w:vAlign w:val="center"/>
+            <w:hideMark/>
+          </w:tcPr>
+          <w:p>
+            <w:pPr>
+              <w:spacing w:line="360" w:lineRule="auto"/>
+              <w:rPr>
+                <w:b/>
+                <w:bCs/>
+                <w:sz w:val="24"/>
+                <w:szCs w:val="24"/>
+                <w:lang w:val="en-GB"/>
+              </w:rPr>
+            </w:pPr>
+            <w:r>
+              <w:rPr>
+                <w:b/>
+                <w:bCs/>
+                <w:sz w:val="24"/>
+                <w:szCs w:val="24"/>
+                <w:lang w:val="en-GB"/>
+              </w:rPr>
+              <w:t>Clarification</w:t>
+            </w:r>
+          </w:p>
+        </w:tc>
+        <w:tc>
+          <w:tcPr>
+            <w:tcW w:w="3686" w:type="dxa"/>
+            <w:tcBorders>
+              <w:top w:val="single" w:sz="12" w:space="0" w:color="000000"/>
+              <w:left w:val="single" w:sz="12" w:space="0" w:color="000000"/>
+              <w:bottom w:val="single" w:sz="12" w:space="0" w:color="000000"/>
+              <w:right w:val="single" w:sz="12" w:space="0" w:color="000000"/>
+            </w:tcBorders>
+            <w:shd w:val="clear" w:color="auto" w:fill="FFFFFF"/>
+            <w:tcMar>
+              <w:top w:w="120" w:type="dxa"/>
+              <w:left w:w="120" w:type="dxa"/>
+              <w:bottom w:w="120" w:type="dxa"/>
+              <w:right w:w="120" w:type="dxa"/>
+            </w:tcMar>
+            <w:vAlign w:val="center"/>
+            <w:hideMark/>
+          </w:tcPr>
+          <w:p>
+            <w:pPr>
+              <w:spacing w:line="360" w:lineRule="auto"/>
+              <w:rPr>
+                <w:b/>
+                <w:bCs/>
+                <w:sz w:val="24"/>
+                <w:szCs w:val="24"/>
+                <w:lang w:val="en-GB"/>
+              </w:rPr>
+            </w:pPr>
+            <w:r>
+              <w:rPr>
+                <w:b/>
+                <w:bCs/>
+                <w:sz w:val="24"/>
+                <w:szCs w:val="24"/>
+                <w:lang w:val="en-GB"/>
+              </w:rPr>
+              <w:t>Explanation</w:t>
+            </w:r>
+          </w:p>
+        </w:tc>
+      </w:tr>
+      <w:tr>
+        <w:tc>
+          <w:tcPr>
+            <w:tcW w:w="0" w:type="auto"/>
+            <w:tcBorders>
+              <w:top w:val="single" w:sz="12" w:space="0" w:color="000000"/>
+              <w:left w:val="single" w:sz="12" w:space="0" w:color="000000"/>
+              <w:bottom w:val="single" w:sz="12" w:space="0" w:color="000000"/>
+              <w:right w:val="single" w:sz="12" w:space="0" w:color="000000"/>
+            </w:tcBorders>
+            <w:shd w:val="clear" w:color="auto" w:fill="FFFFFF"/>
+            <w:tcMar>
+              <w:top w:w="120" w:type="dxa"/>
+              <w:left w:w="120" w:type="dxa"/>
+              <w:bottom w:w="120" w:type="dxa"/>
+              <w:right w:w="120" w:type="dxa"/>
+            </w:tcMar>
+            <w:vAlign w:val="center"/>
+            <w:hideMark/>
+          </w:tcPr>
+          <w:p>
+            <w:pPr>
+              <w:spacing w:line="360" w:lineRule="auto"/>
+              <w:rPr>
+                <w:sz w:val="24"/>
+                <w:szCs w:val="24"/>
+                <w:lang w:val="en-GB"/>
+              </w:rPr>
+            </w:pPr>
+            <w:r>
+              <w:rPr>
+                <w:sz w:val="24"/>
+                <w:szCs w:val="24"/>
+                <w:lang w:val="en-GB"/>
+              </w:rPr>
+              <w:t>“Learners want interaction with lecturers”</w:t>
+            </w:r>
+          </w:p>
+        </w:tc>
+        <w:tc>
+          <w:tcPr>
+            <w:tcW w:w="3174" w:type="dxa"/>
+            <w:tcBorders>
+              <w:top w:val="single" w:sz="12" w:space="0" w:color="000000"/>
+              <w:left w:val="single" w:sz="12" w:space="0" w:color="000000"/>
+              <w:bottom w:val="single" w:sz="12" w:space="0" w:color="000000"/>
+              <w:right w:val="single" w:sz="12" w:space="0" w:color="000000"/>
+            </w:tcBorders>
+            <w:shd w:val="clear" w:color="auto" w:fill="FFFFFF"/>
+            <w:tcMar>
+              <w:top w:w="120" w:type="dxa"/>
+              <w:left w:w="120" w:type="dxa"/>
+              <w:bottom w:w="120" w:type="dxa"/>
+              <w:right w:w="120" w:type="dxa"/>
+            </w:tcMar>
+            <w:vAlign w:val="center"/>
+            <w:hideMark/>
+          </w:tcPr>
+          <w:p>
+            <w:pPr>
+              <w:spacing w:line="360" w:lineRule="auto"/>
+              <w:rPr>
+                <w:sz w:val="24"/>
+                <w:szCs w:val="24"/>
+                <w:lang w:val="en-GB"/>
+              </w:rPr>
+            </w:pPr>
+            <w:r>
+              <w:rPr>
+                <w:sz w:val="24"/>
+                <w:szCs w:val="24"/>
+                <w:lang w:val="en-GB"/>
+              </w:rPr>
+              <w:t>The system should provide live chat, Q&amp;A sessions, and discussion forums.</w:t>
+            </w:r>
+          </w:p>
+        </w:tc>
+        <w:tc>
+          <w:tcPr>
+            <w:tcW w:w="3686" w:type="dxa"/>
+            <w:tcBorders>
+              <w:top w:val="single" w:sz="12" w:space="0" w:color="000000"/>
+              <w:left w:val="single" w:sz="12" w:space="0" w:color="000000"/>
+              <w:bottom w:val="single" w:sz="12" w:space="0" w:color="000000"/>
+              <w:right w:val="single" w:sz="12" w:space="0" w:color="000000"/>
+            </w:tcBorders>
+            <w:shd w:val="clear" w:color="auto" w:fill="FFFFFF"/>
+            <w:tcMar>
+              <w:top w:w="120" w:type="dxa"/>
+              <w:left w:w="120" w:type="dxa"/>
+              <w:bottom w:w="120" w:type="dxa"/>
+              <w:right w:w="120" w:type="dxa"/>
+            </w:tcMar>
+            <w:vAlign w:val="center"/>
+            <w:hideMark/>
+          </w:tcPr>
+          <w:p>
+            <w:pPr>
+              <w:spacing w:line="360" w:lineRule="auto"/>
+              <w:rPr>
+                <w:sz w:val="24"/>
+                <w:szCs w:val="24"/>
+                <w:lang w:val="en-GB"/>
+              </w:rPr>
+            </w:pPr>
+            <w:r>
+              <w:rPr>
+                <w:sz w:val="24"/>
+                <w:szCs w:val="24"/>
+                <w:lang w:val="en-GB"/>
+              </w:rPr>
+              <w:t>Interaction can mean different things, so it was broken down into specific communication features.</w:t>
+            </w:r>
+          </w:p>
+        </w:tc>
+      </w:tr>
+      <w:tr>
+        <w:tc>
+          <w:tcPr>
+            <w:tcW w:w="0" w:type="auto"/>
+            <w:tcBorders>
+              <w:top w:val="single" w:sz="12" w:space="0" w:color="000000"/>
+              <w:left w:val="single" w:sz="12" w:space="0" w:color="000000"/>
+              <w:bottom w:val="single" w:sz="12" w:space="0" w:color="000000"/>
+              <w:right w:val="single" w:sz="12" w:space="0" w:color="000000"/>
+            </w:tcBorders>
+            <w:shd w:val="clear" w:color="auto" w:fill="FFFFFF"/>
+            <w:tcMar>
+              <w:top w:w="120" w:type="dxa"/>
+              <w:left w:w="120" w:type="dxa"/>
+              <w:bottom w:w="120" w:type="dxa"/>
+              <w:right w:w="120" w:type="dxa"/>
+            </w:tcMar>
+            <w:vAlign w:val="center"/>
+            <w:hideMark/>
+          </w:tcPr>
+          <w:p>
+            <w:pPr>
+              <w:spacing w:line="360" w:lineRule="auto"/>
+              <w:rPr>
+                <w:sz w:val="24"/>
+                <w:szCs w:val="24"/>
+                <w:lang w:val="en-GB"/>
+              </w:rPr>
+            </w:pPr>
+            <w:r>
+              <w:rPr>
+                <w:sz w:val="24"/>
+                <w:szCs w:val="24"/>
+                <w:lang w:val="en-GB"/>
+              </w:rPr>
+              <w:t>“Poor network affects learning”</w:t>
+            </w:r>
+          </w:p>
+        </w:tc>
+        <w:tc>
+          <w:tcPr>
+            <w:tcW w:w="3174" w:type="dxa"/>
+            <w:tcBorders>
+              <w:top w:val="single" w:sz="12" w:space="0" w:color="000000"/>
+              <w:left w:val="single" w:sz="12" w:space="0" w:color="000000"/>
+              <w:bottom w:val="single" w:sz="12" w:space="0" w:color="000000"/>
+              <w:right w:val="single" w:sz="12" w:space="0" w:color="000000"/>
+            </w:tcBorders>
+            <w:shd w:val="clear" w:color="auto" w:fill="FFFFFF"/>
+            <w:tcMar>
+              <w:top w:w="120" w:type="dxa"/>
+              <w:left w:w="120" w:type="dxa"/>
+              <w:bottom w:w="120" w:type="dxa"/>
+              <w:right w:w="120" w:type="dxa"/>
+            </w:tcMar>
+            <w:vAlign w:val="center"/>
+            <w:hideMark/>
+          </w:tcPr>
+          <w:p>
+            <w:pPr>
+              <w:spacing w:line="360" w:lineRule="auto"/>
+              <w:rPr>
+                <w:sz w:val="24"/>
+                <w:szCs w:val="24"/>
+                <w:lang w:val="en-GB"/>
+              </w:rPr>
+            </w:pPr>
+            <w:r>
+              <w:rPr>
+                <w:sz w:val="24"/>
+                <w:szCs w:val="24"/>
+                <w:lang w:val="en-GB"/>
+              </w:rPr>
+              <w:t>The system should support low-bandwidth mode, adaptive video quality, and reconnection after failure.</w:t>
+            </w:r>
+          </w:p>
+        </w:tc>
+        <w:tc>
+          <w:tcPr>
+            <w:tcW w:w="3686" w:type="dxa"/>
+            <w:tcBorders>
+              <w:top w:val="single" w:sz="12" w:space="0" w:color="000000"/>
+              <w:left w:val="single" w:sz="12" w:space="0" w:color="000000"/>
+              <w:bottom w:val="single" w:sz="12" w:space="0" w:color="000000"/>
+              <w:right w:val="single" w:sz="12" w:space="0" w:color="000000"/>
+            </w:tcBorders>
+            <w:shd w:val="clear" w:color="auto" w:fill="FFFFFF"/>
+            <w:tcMar>
+              <w:top w:w="120" w:type="dxa"/>
+              <w:left w:w="120" w:type="dxa"/>
+              <w:bottom w:w="120" w:type="dxa"/>
+              <w:right w:w="120" w:type="dxa"/>
+            </w:tcMar>
+            <w:vAlign w:val="center"/>
+            <w:hideMark/>
+          </w:tcPr>
+          <w:p>
+            <w:pPr>
+              <w:spacing w:line="360" w:lineRule="auto"/>
+              <w:rPr>
+                <w:sz w:val="24"/>
+                <w:szCs w:val="24"/>
+                <w:lang w:val="en-GB"/>
+              </w:rPr>
+            </w:pPr>
+            <w:r>
+              <w:rPr>
+                <w:sz w:val="24"/>
+                <w:szCs w:val="24"/>
+                <w:lang w:val="en-GB"/>
+              </w:rPr>
+              <w:t>This statement does not specify how the system should respond to poor network conditions.</w:t>
+            </w:r>
+          </w:p>
+        </w:tc>
+      </w:tr>
+      <w:tr>
+        <w:tc>
+          <w:tcPr>
+            <w:tcW w:w="0" w:type="auto"/>
+            <w:tcBorders>
+              <w:top w:val="single" w:sz="12" w:space="0" w:color="000000"/>
+              <w:left w:val="single" w:sz="12" w:space="0" w:color="000000"/>
+              <w:bottom w:val="single" w:sz="12" w:space="0" w:color="000000"/>
+              <w:right w:val="single" w:sz="12" w:space="0" w:color="000000"/>
+            </w:tcBorders>
+            <w:shd w:val="clear" w:color="auto" w:fill="FFFFFF"/>
+            <w:tcMar>
+              <w:top w:w="120" w:type="dxa"/>
+              <w:left w:w="120" w:type="dxa"/>
+              <w:bottom w:w="120" w:type="dxa"/>
+              <w:right w:w="120" w:type="dxa"/>
+            </w:tcMar>
+            <w:vAlign w:val="center"/>
+            <w:hideMark/>
+          </w:tcPr>
+          <w:p>
+            <w:pPr>
+              <w:spacing w:line="360" w:lineRule="auto"/>
+              <w:rPr>
+                <w:sz w:val="24"/>
+                <w:szCs w:val="24"/>
+                <w:lang w:val="en-GB"/>
+              </w:rPr>
+            </w:pPr>
+            <w:r>
+              <w:rPr>
+                <w:sz w:val="24"/>
+                <w:szCs w:val="24"/>
+                <w:lang w:val="en-GB"/>
+              </w:rPr>
+              <w:t>“Parents want to monitor their children”</w:t>
+            </w:r>
+          </w:p>
+        </w:tc>
+        <w:tc>
+          <w:tcPr>
+            <w:tcW w:w="3174" w:type="dxa"/>
+            <w:tcBorders>
+              <w:top w:val="single" w:sz="12" w:space="0" w:color="000000"/>
+              <w:left w:val="single" w:sz="12" w:space="0" w:color="000000"/>
+              <w:bottom w:val="single" w:sz="12" w:space="0" w:color="000000"/>
+              <w:right w:val="single" w:sz="12" w:space="0" w:color="000000"/>
+            </w:tcBorders>
+            <w:shd w:val="clear" w:color="auto" w:fill="FFFFFF"/>
+            <w:tcMar>
+              <w:top w:w="120" w:type="dxa"/>
+              <w:left w:w="120" w:type="dxa"/>
+              <w:bottom w:w="120" w:type="dxa"/>
+              <w:right w:w="120" w:type="dxa"/>
+            </w:tcMar>
+            <w:vAlign w:val="center"/>
+            <w:hideMark/>
+          </w:tcPr>
+          <w:p>
+            <w:pPr>
+              <w:spacing w:line="360" w:lineRule="auto"/>
+              <w:rPr>
+                <w:sz w:val="24"/>
+                <w:szCs w:val="24"/>
+                <w:lang w:val="en-GB"/>
+              </w:rPr>
+            </w:pPr>
+            <w:r>
+              <w:rPr>
+                <w:sz w:val="24"/>
+                <w:szCs w:val="24"/>
+                <w:lang w:val="en-GB"/>
+              </w:rPr>
+              <w:t>The system should provide dashboards showing attendance, progress, and performance reports.</w:t>
+            </w:r>
+          </w:p>
+        </w:tc>
+        <w:tc>
+          <w:tcPr>
+            <w:tcW w:w="3686" w:type="dxa"/>
+            <w:tcBorders>
+              <w:top w:val="single" w:sz="12" w:space="0" w:color="000000"/>
+              <w:left w:val="single" w:sz="12" w:space="0" w:color="000000"/>
+              <w:bottom w:val="single" w:sz="12" w:space="0" w:color="000000"/>
+              <w:right w:val="single" w:sz="12" w:space="0" w:color="000000"/>
+            </w:tcBorders>
+            <w:shd w:val="clear" w:color="auto" w:fill="FFFFFF"/>
+            <w:tcMar>
+              <w:top w:w="120" w:type="dxa"/>
+              <w:left w:w="120" w:type="dxa"/>
+              <w:bottom w:w="120" w:type="dxa"/>
+              <w:right w:w="120" w:type="dxa"/>
+            </w:tcMar>
+            <w:vAlign w:val="center"/>
+            <w:hideMark/>
+          </w:tcPr>
+          <w:p>
+            <w:pPr>
+              <w:spacing w:line="360" w:lineRule="auto"/>
+              <w:rPr>
+                <w:sz w:val="24"/>
+                <w:szCs w:val="24"/>
+                <w:lang w:val="en-GB"/>
+              </w:rPr>
+            </w:pPr>
+            <w:r>
+              <w:rPr>
+                <w:sz w:val="24"/>
+                <w:szCs w:val="24"/>
+                <w:lang w:val="en-GB"/>
+              </w:rPr>
+              <w:t>Monitoring was clarified into measurable tracking features.</w:t>
+            </w:r>
+          </w:p>
+        </w:tc>
+      </w:tr>
+      <w:tr>
+        <w:tc>
+          <w:tcPr>
+            <w:tcW w:w="0" w:type="auto"/>
+            <w:tcBorders>
+              <w:top w:val="single" w:sz="12" w:space="0" w:color="000000"/>
+              <w:left w:val="single" w:sz="12" w:space="0" w:color="000000"/>
+              <w:bottom w:val="single" w:sz="12" w:space="0" w:color="000000"/>
+              <w:right w:val="single" w:sz="12" w:space="0" w:color="000000"/>
+            </w:tcBorders>
+            <w:shd w:val="clear" w:color="auto" w:fill="FFFFFF"/>
+            <w:tcMar>
+              <w:top w:w="120" w:type="dxa"/>
+              <w:left w:w="120" w:type="dxa"/>
+              <w:bottom w:w="120" w:type="dxa"/>
+              <w:right w:w="120" w:type="dxa"/>
+            </w:tcMar>
+            <w:vAlign w:val="center"/>
+            <w:hideMark/>
+          </w:tcPr>
+          <w:p>
+            <w:pPr>
+              <w:spacing w:line="360" w:lineRule="auto"/>
+              <w:rPr>
+                <w:sz w:val="24"/>
+                <w:szCs w:val="24"/>
+                <w:lang w:val="en-GB"/>
+              </w:rPr>
+            </w:pPr>
+            <w:r>
+              <w:rPr>
+                <w:sz w:val="24"/>
+                <w:szCs w:val="24"/>
+                <w:lang w:val="en-GB"/>
+              </w:rPr>
+              <w:t>“System should be easy to use”</w:t>
+            </w:r>
+          </w:p>
+        </w:tc>
+        <w:tc>
+          <w:tcPr>
+            <w:tcW w:w="3174" w:type="dxa"/>
+            <w:tcBorders>
+              <w:top w:val="single" w:sz="12" w:space="0" w:color="000000"/>
+              <w:left w:val="single" w:sz="12" w:space="0" w:color="000000"/>
+              <w:bottom w:val="single" w:sz="12" w:space="0" w:color="000000"/>
+              <w:right w:val="single" w:sz="12" w:space="0" w:color="000000"/>
+            </w:tcBorders>
+            <w:shd w:val="clear" w:color="auto" w:fill="FFFFFF"/>
+            <w:tcMar>
+              <w:top w:w="120" w:type="dxa"/>
+              <w:left w:w="120" w:type="dxa"/>
+              <w:bottom w:w="120" w:type="dxa"/>
+              <w:right w:w="120" w:type="dxa"/>
+            </w:tcMar>
+            <w:vAlign w:val="center"/>
+            <w:hideMark/>
+          </w:tcPr>
+          <w:p>
+            <w:pPr>
+              <w:spacing w:line="360" w:lineRule="auto"/>
+              <w:rPr>
+                <w:sz w:val="24"/>
+                <w:szCs w:val="24"/>
+                <w:lang w:val="en-GB"/>
+              </w:rPr>
+            </w:pPr>
+            <w:r>
+              <w:rPr>
+                <w:sz w:val="24"/>
+                <w:szCs w:val="24"/>
+                <w:lang w:val="en-GB"/>
+              </w:rPr>
+              <w:t xml:space="preserve">The system should have a simple user interface, minimal navigation steps, </w:t>
+            </w:r>
+            <w:r>
+              <w:rPr>
+                <w:sz w:val="24"/>
+                <w:szCs w:val="24"/>
+                <w:lang w:val="en-GB"/>
+              </w:rPr>
+              <w:lastRenderedPageBreak/>
+              <w:t>and clear layout for all user roles.</w:t>
+            </w:r>
+          </w:p>
+        </w:tc>
+        <w:tc>
+          <w:tcPr>
+            <w:tcW w:w="3686" w:type="dxa"/>
+            <w:tcBorders>
+              <w:top w:val="single" w:sz="12" w:space="0" w:color="000000"/>
+              <w:left w:val="single" w:sz="12" w:space="0" w:color="000000"/>
+              <w:bottom w:val="single" w:sz="12" w:space="0" w:color="000000"/>
+              <w:right w:val="single" w:sz="12" w:space="0" w:color="000000"/>
+            </w:tcBorders>
+            <w:shd w:val="clear" w:color="auto" w:fill="FFFFFF"/>
+            <w:tcMar>
+              <w:top w:w="120" w:type="dxa"/>
+              <w:left w:w="120" w:type="dxa"/>
+              <w:bottom w:w="120" w:type="dxa"/>
+              <w:right w:w="120" w:type="dxa"/>
+            </w:tcMar>
+            <w:vAlign w:val="center"/>
+            <w:hideMark/>
+          </w:tcPr>
+          <w:p>
+            <w:pPr>
+              <w:spacing w:line="360" w:lineRule="auto"/>
+              <w:rPr>
+                <w:sz w:val="24"/>
+                <w:szCs w:val="24"/>
+                <w:lang w:val="en-GB"/>
+              </w:rPr>
+            </w:pPr>
+            <w:r>
+              <w:rPr>
+                <w:sz w:val="24"/>
+                <w:szCs w:val="24"/>
+                <w:lang w:val="en-GB"/>
+              </w:rPr>
+              <w:lastRenderedPageBreak/>
+              <w:t>Ease of use is subjective, so it was translated into usability design principles.</w:t>
+            </w:r>
+          </w:p>
+        </w:tc>
+      </w:tr>
+      <w:tr>
+        <w:tc>
+          <w:tcPr>
+            <w:tcW w:w="0" w:type="auto"/>
+            <w:tcBorders>
+              <w:top w:val="single" w:sz="12" w:space="0" w:color="000000"/>
+              <w:left w:val="single" w:sz="12" w:space="0" w:color="000000"/>
+              <w:bottom w:val="single" w:sz="12" w:space="0" w:color="000000"/>
+              <w:right w:val="single" w:sz="12" w:space="0" w:color="000000"/>
+            </w:tcBorders>
+            <w:shd w:val="clear" w:color="auto" w:fill="FFFFFF"/>
+            <w:tcMar>
+              <w:top w:w="120" w:type="dxa"/>
+              <w:left w:w="120" w:type="dxa"/>
+              <w:bottom w:w="120" w:type="dxa"/>
+              <w:right w:w="120" w:type="dxa"/>
+            </w:tcMar>
+            <w:vAlign w:val="center"/>
+            <w:hideMark/>
+          </w:tcPr>
+          <w:p>
+            <w:pPr>
+              <w:spacing w:line="360" w:lineRule="auto"/>
+              <w:rPr>
+                <w:sz w:val="24"/>
+                <w:szCs w:val="24"/>
+                <w:lang w:val="en-GB"/>
+              </w:rPr>
+            </w:pPr>
+            <w:r>
+              <w:rPr>
+                <w:sz w:val="24"/>
+                <w:szCs w:val="24"/>
+                <w:lang w:val="en-GB"/>
+              </w:rPr>
+              <w:t>“Instructors want to track students”</w:t>
+            </w:r>
+          </w:p>
+        </w:tc>
+        <w:tc>
+          <w:tcPr>
+            <w:tcW w:w="3174" w:type="dxa"/>
+            <w:tcBorders>
+              <w:top w:val="single" w:sz="12" w:space="0" w:color="000000"/>
+              <w:left w:val="single" w:sz="12" w:space="0" w:color="000000"/>
+              <w:bottom w:val="single" w:sz="12" w:space="0" w:color="000000"/>
+              <w:right w:val="single" w:sz="12" w:space="0" w:color="000000"/>
+            </w:tcBorders>
+            <w:shd w:val="clear" w:color="auto" w:fill="FFFFFF"/>
+            <w:tcMar>
+              <w:top w:w="120" w:type="dxa"/>
+              <w:left w:w="120" w:type="dxa"/>
+              <w:bottom w:w="120" w:type="dxa"/>
+              <w:right w:w="120" w:type="dxa"/>
+            </w:tcMar>
+            <w:vAlign w:val="center"/>
+            <w:hideMark/>
+          </w:tcPr>
+          <w:p>
+            <w:pPr>
+              <w:spacing w:line="360" w:lineRule="auto"/>
+              <w:rPr>
+                <w:sz w:val="24"/>
+                <w:szCs w:val="24"/>
+                <w:lang w:val="en-GB"/>
+              </w:rPr>
+            </w:pPr>
+            <w:r>
+              <w:rPr>
+                <w:sz w:val="24"/>
+                <w:szCs w:val="24"/>
+                <w:lang w:val="en-GB"/>
+              </w:rPr>
+              <w:t>The system should track attendance, quiz results, participation, and learning progress.</w:t>
+            </w:r>
+          </w:p>
+        </w:tc>
+        <w:tc>
+          <w:tcPr>
+            <w:tcW w:w="3686" w:type="dxa"/>
+            <w:tcBorders>
+              <w:top w:val="single" w:sz="12" w:space="0" w:color="000000"/>
+              <w:left w:val="single" w:sz="12" w:space="0" w:color="000000"/>
+              <w:bottom w:val="single" w:sz="12" w:space="0" w:color="000000"/>
+              <w:right w:val="single" w:sz="12" w:space="0" w:color="000000"/>
+            </w:tcBorders>
+            <w:shd w:val="clear" w:color="auto" w:fill="FFFFFF"/>
+            <w:tcMar>
+              <w:top w:w="120" w:type="dxa"/>
+              <w:left w:w="120" w:type="dxa"/>
+              <w:bottom w:w="120" w:type="dxa"/>
+              <w:right w:w="120" w:type="dxa"/>
+            </w:tcMar>
+            <w:vAlign w:val="center"/>
+            <w:hideMark/>
+          </w:tcPr>
+          <w:p>
+            <w:pPr>
+              <w:spacing w:line="360" w:lineRule="auto"/>
+              <w:rPr>
+                <w:sz w:val="24"/>
+                <w:szCs w:val="24"/>
+                <w:lang w:val="en-GB"/>
+              </w:rPr>
+            </w:pPr>
+            <w:r>
+              <w:rPr>
+                <w:sz w:val="24"/>
+                <w:szCs w:val="24"/>
+                <w:lang w:val="en-GB"/>
+              </w:rPr>
+              <w:t>Tracking was clarified into specific measurable indicators.</w:t>
+            </w:r>
+          </w:p>
+        </w:tc>
+      </w:tr>
+      <w:tr>
+        <w:tc>
+          <w:tcPr>
+            <w:tcW w:w="0" w:type="auto"/>
+            <w:tcBorders>
+              <w:top w:val="single" w:sz="12" w:space="0" w:color="000000"/>
+              <w:left w:val="single" w:sz="12" w:space="0" w:color="000000"/>
+              <w:bottom w:val="single" w:sz="12" w:space="0" w:color="000000"/>
+              <w:right w:val="single" w:sz="12" w:space="0" w:color="000000"/>
+            </w:tcBorders>
+            <w:shd w:val="clear" w:color="auto" w:fill="FFFFFF"/>
+            <w:tcMar>
+              <w:top w:w="120" w:type="dxa"/>
+              <w:left w:w="120" w:type="dxa"/>
+              <w:bottom w:w="120" w:type="dxa"/>
+              <w:right w:w="120" w:type="dxa"/>
+            </w:tcMar>
+            <w:vAlign w:val="center"/>
+            <w:hideMark/>
+          </w:tcPr>
+          <w:p>
+            <w:pPr>
+              <w:spacing w:line="360" w:lineRule="auto"/>
+              <w:rPr>
+                <w:sz w:val="24"/>
+                <w:szCs w:val="24"/>
+                <w:lang w:val="en-GB"/>
+              </w:rPr>
+            </w:pPr>
+            <w:r>
+              <w:rPr>
+                <w:sz w:val="24"/>
+                <w:szCs w:val="24"/>
+                <w:lang w:val="en-GB"/>
+              </w:rPr>
+              <w:t>“System should work well in low-resource settings”</w:t>
+            </w:r>
+          </w:p>
+        </w:tc>
+        <w:tc>
+          <w:tcPr>
+            <w:tcW w:w="3174" w:type="dxa"/>
+            <w:tcBorders>
+              <w:top w:val="single" w:sz="12" w:space="0" w:color="000000"/>
+              <w:left w:val="single" w:sz="12" w:space="0" w:color="000000"/>
+              <w:bottom w:val="single" w:sz="12" w:space="0" w:color="000000"/>
+              <w:right w:val="single" w:sz="12" w:space="0" w:color="000000"/>
+            </w:tcBorders>
+            <w:shd w:val="clear" w:color="auto" w:fill="FFFFFF"/>
+            <w:tcMar>
+              <w:top w:w="120" w:type="dxa"/>
+              <w:left w:w="120" w:type="dxa"/>
+              <w:bottom w:w="120" w:type="dxa"/>
+              <w:right w:w="120" w:type="dxa"/>
+            </w:tcMar>
+            <w:vAlign w:val="center"/>
+            <w:hideMark/>
+          </w:tcPr>
+          <w:p>
+            <w:pPr>
+              <w:spacing w:line="360" w:lineRule="auto"/>
+              <w:rPr>
+                <w:sz w:val="24"/>
+                <w:szCs w:val="24"/>
+                <w:lang w:val="en-GB"/>
+              </w:rPr>
+            </w:pPr>
+            <w:r>
+              <w:rPr>
+                <w:sz w:val="24"/>
+                <w:szCs w:val="24"/>
+                <w:lang w:val="en-GB"/>
+              </w:rPr>
+              <w:t>The system should optimize data usage, support offline access, and function under slow internet conditions.</w:t>
+            </w:r>
+          </w:p>
+        </w:tc>
+        <w:tc>
+          <w:tcPr>
+            <w:tcW w:w="3686" w:type="dxa"/>
+            <w:tcBorders>
+              <w:top w:val="single" w:sz="12" w:space="0" w:color="000000"/>
+              <w:left w:val="single" w:sz="12" w:space="0" w:color="000000"/>
+              <w:bottom w:val="single" w:sz="12" w:space="0" w:color="000000"/>
+              <w:right w:val="single" w:sz="12" w:space="0" w:color="000000"/>
+            </w:tcBorders>
+            <w:shd w:val="clear" w:color="auto" w:fill="FFFFFF"/>
+            <w:tcMar>
+              <w:top w:w="120" w:type="dxa"/>
+              <w:left w:w="120" w:type="dxa"/>
+              <w:bottom w:w="120" w:type="dxa"/>
+              <w:right w:w="120" w:type="dxa"/>
+            </w:tcMar>
+            <w:vAlign w:val="center"/>
+            <w:hideMark/>
+          </w:tcPr>
+          <w:p>
+            <w:pPr>
+              <w:spacing w:line="360" w:lineRule="auto"/>
+              <w:rPr>
+                <w:sz w:val="24"/>
+                <w:szCs w:val="24"/>
+                <w:lang w:val="en-GB"/>
+              </w:rPr>
+            </w:pPr>
+            <w:r>
+              <w:rPr>
+                <w:sz w:val="24"/>
+                <w:szCs w:val="24"/>
+                <w:lang w:val="en-GB"/>
+              </w:rPr>
+              <w:t xml:space="preserve">Low-resource settings </w:t>
+            </w:r>
+            <w:proofErr w:type="gramStart"/>
+            <w:r>
+              <w:rPr>
+                <w:sz w:val="24"/>
+                <w:szCs w:val="24"/>
+                <w:lang w:val="en-GB"/>
+              </w:rPr>
+              <w:t>was</w:t>
+            </w:r>
+            <w:proofErr w:type="gramEnd"/>
+            <w:r>
+              <w:rPr>
+                <w:sz w:val="24"/>
+                <w:szCs w:val="24"/>
+                <w:lang w:val="en-GB"/>
+              </w:rPr>
+              <w:t xml:space="preserve"> broken down into technical constraints like bandwidth and power issues.</w:t>
+            </w:r>
+          </w:p>
+        </w:tc>
+      </w:tr>
+      <w:tr>
+        <w:tc>
+          <w:tcPr>
+            <w:tcW w:w="0" w:type="auto"/>
+            <w:tcBorders>
+              <w:top w:val="single" w:sz="12" w:space="0" w:color="000000"/>
+              <w:left w:val="single" w:sz="12" w:space="0" w:color="000000"/>
+              <w:bottom w:val="single" w:sz="12" w:space="0" w:color="000000"/>
+              <w:right w:val="single" w:sz="12" w:space="0" w:color="000000"/>
+            </w:tcBorders>
+            <w:shd w:val="clear" w:color="auto" w:fill="FFFFFF"/>
+            <w:tcMar>
+              <w:top w:w="120" w:type="dxa"/>
+              <w:left w:w="120" w:type="dxa"/>
+              <w:bottom w:w="120" w:type="dxa"/>
+              <w:right w:w="120" w:type="dxa"/>
+            </w:tcMar>
+            <w:vAlign w:val="center"/>
+            <w:hideMark/>
+          </w:tcPr>
+          <w:p>
+            <w:pPr>
+              <w:spacing w:line="360" w:lineRule="auto"/>
+              <w:rPr>
+                <w:sz w:val="24"/>
+                <w:szCs w:val="24"/>
+                <w:lang w:val="en-GB"/>
+              </w:rPr>
+            </w:pPr>
+            <w:r>
+              <w:rPr>
+                <w:sz w:val="24"/>
+                <w:szCs w:val="24"/>
+                <w:lang w:val="en-GB"/>
+              </w:rPr>
+              <w:t>“Students should learn effectively”</w:t>
+            </w:r>
+          </w:p>
+        </w:tc>
+        <w:tc>
+          <w:tcPr>
+            <w:tcW w:w="3174" w:type="dxa"/>
+            <w:tcBorders>
+              <w:top w:val="single" w:sz="12" w:space="0" w:color="000000"/>
+              <w:left w:val="single" w:sz="12" w:space="0" w:color="000000"/>
+              <w:bottom w:val="single" w:sz="12" w:space="0" w:color="000000"/>
+              <w:right w:val="single" w:sz="12" w:space="0" w:color="000000"/>
+            </w:tcBorders>
+            <w:shd w:val="clear" w:color="auto" w:fill="FFFFFF"/>
+            <w:tcMar>
+              <w:top w:w="120" w:type="dxa"/>
+              <w:left w:w="120" w:type="dxa"/>
+              <w:bottom w:w="120" w:type="dxa"/>
+              <w:right w:w="120" w:type="dxa"/>
+            </w:tcMar>
+            <w:vAlign w:val="center"/>
+            <w:hideMark/>
+          </w:tcPr>
+          <w:p>
+            <w:pPr>
+              <w:spacing w:line="360" w:lineRule="auto"/>
+              <w:rPr>
+                <w:sz w:val="24"/>
+                <w:szCs w:val="24"/>
+                <w:lang w:val="en-GB"/>
+              </w:rPr>
+            </w:pPr>
+            <w:r>
+              <w:rPr>
+                <w:sz w:val="24"/>
+                <w:szCs w:val="24"/>
+                <w:lang w:val="en-GB"/>
+              </w:rPr>
+              <w:t>The system should provide multimedia content, quizzes, feedback, and adaptive learning based on user performance.</w:t>
+            </w:r>
+          </w:p>
+        </w:tc>
+        <w:tc>
+          <w:tcPr>
+            <w:tcW w:w="3686" w:type="dxa"/>
+            <w:tcBorders>
+              <w:top w:val="single" w:sz="12" w:space="0" w:color="000000"/>
+              <w:left w:val="single" w:sz="12" w:space="0" w:color="000000"/>
+              <w:bottom w:val="single" w:sz="12" w:space="0" w:color="000000"/>
+              <w:right w:val="single" w:sz="12" w:space="0" w:color="000000"/>
+            </w:tcBorders>
+            <w:shd w:val="clear" w:color="auto" w:fill="FFFFFF"/>
+            <w:tcMar>
+              <w:top w:w="120" w:type="dxa"/>
+              <w:left w:w="120" w:type="dxa"/>
+              <w:bottom w:w="120" w:type="dxa"/>
+              <w:right w:w="120" w:type="dxa"/>
+            </w:tcMar>
+            <w:vAlign w:val="center"/>
+            <w:hideMark/>
+          </w:tcPr>
+          <w:p>
+            <w:pPr>
+              <w:spacing w:line="360" w:lineRule="auto"/>
+              <w:rPr>
+                <w:sz w:val="24"/>
+                <w:szCs w:val="24"/>
+                <w:lang w:val="en-GB"/>
+              </w:rPr>
+            </w:pPr>
+            <w:r>
+              <w:rPr>
+                <w:sz w:val="24"/>
+                <w:szCs w:val="24"/>
+                <w:lang w:val="en-GB"/>
+              </w:rPr>
+              <w:t>Effectiveness was translated into measurable learning support features.</w:t>
+            </w:r>
+          </w:p>
+        </w:tc>
+      </w:tr>
+    </w:tbl>
+    <w:p>
+      <w:pPr>
+        <w:spacing w:line="360" w:lineRule="auto"/>
+        <w:rPr>
+          <w:sz w:val="24"/>
+          <w:szCs w:val="24"/>
+        </w:rPr>
+      </w:pPr>
+    </w:p>
+    <w:p>
+      <w:pPr>
+        <w:pStyle w:val="Heading2"/>
+        <w:spacing w:line="360" w:lineRule="auto"/>
+      </w:pPr>
+      <w:bookmarkStart w:id="25" w:name="_Toc229472869"/>
+      <w:r>
+        <w:t>Missing information</w:t>
+      </w:r>
+      <w:bookmarkEnd w:id="25"/>
+    </w:p>
+    <w:p>
+      <w:pPr>
+        <w:spacing w:line="360" w:lineRule="auto"/>
+        <w:rPr>
+          <w:sz w:val="24"/>
+          <w:szCs w:val="24"/>
+        </w:rPr>
+      </w:pPr>
+      <w:r>
+        <w:rPr>
+          <w:sz w:val="24"/>
+          <w:szCs w:val="24"/>
+        </w:rPr>
+        <w:t>During the requirements analysis phase, several important gaps were identified in the collected requirements. These gaps mainly relate to missing details that are necessary for proper system design and implementation. To address these issues, clarifications and additional design assumptions were made to ensure that the system requirements are complete, realistic, and implementable.</w:t>
+      </w:r>
+    </w:p>
+    <w:p>
+      <w:pPr>
+        <w:spacing w:line="360" w:lineRule="auto"/>
+        <w:rPr>
+          <w:sz w:val="24"/>
+          <w:szCs w:val="24"/>
+        </w:rPr>
+      </w:pPr>
+    </w:p>
+    <w:p>
+      <w:pPr>
+        <w:spacing w:line="360" w:lineRule="auto"/>
+        <w:rPr>
+          <w:sz w:val="24"/>
+          <w:szCs w:val="24"/>
+        </w:rPr>
+      </w:pPr>
+      <w:r>
+        <w:rPr>
+          <w:sz w:val="24"/>
+          <w:szCs w:val="24"/>
+        </w:rPr>
+        <w:t xml:space="preserve">One major issue is that some requirements did not clearly define how features should work technically. For example, stakeholders requested “offline learning” but did not specify how content should be stored or updated. To solve this, the requirement was refined to include offline </w:t>
+      </w:r>
+      <w:proofErr w:type="gramStart"/>
+      <w:r>
+        <w:rPr>
+          <w:sz w:val="24"/>
+          <w:szCs w:val="24"/>
+        </w:rPr>
+        <w:t>caching</w:t>
+      </w:r>
+      <w:proofErr w:type="gramEnd"/>
+      <w:r>
+        <w:rPr>
+          <w:sz w:val="24"/>
+          <w:szCs w:val="24"/>
+        </w:rPr>
+        <w:t>, downloadable content, and synchronization when the internet is restored.</w:t>
+      </w:r>
+    </w:p>
+    <w:p>
+      <w:pPr>
+        <w:spacing w:line="360" w:lineRule="auto"/>
+        <w:rPr>
+          <w:sz w:val="24"/>
+          <w:szCs w:val="24"/>
+        </w:rPr>
+      </w:pPr>
+    </w:p>
+    <w:p>
+      <w:pPr>
+        <w:spacing w:line="360" w:lineRule="auto"/>
+        <w:rPr>
+          <w:sz w:val="24"/>
+          <w:szCs w:val="24"/>
+        </w:rPr>
+      </w:pPr>
+      <w:r>
+        <w:rPr>
+          <w:sz w:val="24"/>
+          <w:szCs w:val="24"/>
+        </w:rPr>
+        <w:t xml:space="preserve">Another missing aspect is the lack of detail on how network adaptation should be implemented. Users requested better performance in low internet </w:t>
+      </w:r>
+      <w:proofErr w:type="gramStart"/>
+      <w:r>
+        <w:rPr>
+          <w:sz w:val="24"/>
+          <w:szCs w:val="24"/>
+        </w:rPr>
+        <w:t>conditions, but</w:t>
+      </w:r>
+      <w:proofErr w:type="gramEnd"/>
+      <w:r>
+        <w:rPr>
+          <w:sz w:val="24"/>
+          <w:szCs w:val="24"/>
+        </w:rPr>
+        <w:t xml:space="preserve"> did not specify whether this should involve video compression, quality switching, or text-based fallback modes. This was clarified by defining adaptive content delivery based on bandwidth detection and automatic quality adjustment.</w:t>
+      </w:r>
+    </w:p>
+    <w:p>
+      <w:pPr>
+        <w:spacing w:line="360" w:lineRule="auto"/>
+        <w:rPr>
+          <w:sz w:val="24"/>
+          <w:szCs w:val="24"/>
+        </w:rPr>
+      </w:pPr>
+    </w:p>
+    <w:p>
+      <w:pPr>
+        <w:spacing w:line="360" w:lineRule="auto"/>
+        <w:rPr>
+          <w:sz w:val="24"/>
+          <w:szCs w:val="24"/>
+        </w:rPr>
+      </w:pPr>
+      <w:r>
+        <w:rPr>
+          <w:sz w:val="24"/>
+          <w:szCs w:val="24"/>
+        </w:rPr>
+        <w:t>There was also missing information regarding user roles and permissions. While learners, instructors, parents, and administrators were identified, the exact access levels and restrictions were not clearly defined. This was resolved by introducing role-based access control, where each user type has specific permissions within the system.</w:t>
+      </w:r>
+    </w:p>
+    <w:p>
+      <w:pPr>
+        <w:spacing w:line="360" w:lineRule="auto"/>
+        <w:rPr>
+          <w:sz w:val="24"/>
+          <w:szCs w:val="24"/>
+        </w:rPr>
+      </w:pPr>
+    </w:p>
+    <w:p>
+      <w:pPr>
+        <w:spacing w:line="360" w:lineRule="auto"/>
+        <w:rPr>
+          <w:sz w:val="24"/>
+          <w:szCs w:val="24"/>
+        </w:rPr>
+      </w:pPr>
+      <w:r>
+        <w:rPr>
+          <w:sz w:val="24"/>
+          <w:szCs w:val="24"/>
+        </w:rPr>
+        <w:t>In addition, requirements related to assessment and tracking lacked detail on how data should be collected and processed. For example, “track attendance and progress” did not specify whether tracking should be manual, automatic, or based on login activity. This was clarified by defining automatic tracking through system activity logs, quiz results, and session participation.</w:t>
+      </w:r>
+    </w:p>
+    <w:p>
+      <w:pPr>
+        <w:spacing w:line="360" w:lineRule="auto"/>
+        <w:rPr>
+          <w:sz w:val="24"/>
+          <w:szCs w:val="24"/>
+        </w:rPr>
+      </w:pPr>
+    </w:p>
+    <w:p>
+      <w:pPr>
+        <w:spacing w:line="360" w:lineRule="auto"/>
+        <w:rPr>
+          <w:sz w:val="24"/>
+          <w:szCs w:val="24"/>
+        </w:rPr>
+      </w:pPr>
+      <w:r>
+        <w:rPr>
+          <w:sz w:val="24"/>
+          <w:szCs w:val="24"/>
+        </w:rPr>
+        <w:t xml:space="preserve">Finally, there was insufficient detail on system performance and scalability expectations. Users emphasized the need for a system that works in </w:t>
+      </w:r>
+      <w:proofErr w:type="gramStart"/>
+      <w:r>
+        <w:rPr>
+          <w:sz w:val="24"/>
+          <w:szCs w:val="24"/>
+        </w:rPr>
+        <w:t>low-resource</w:t>
+      </w:r>
+      <w:proofErr w:type="gramEnd"/>
+      <w:r>
+        <w:rPr>
+          <w:sz w:val="24"/>
+          <w:szCs w:val="24"/>
+        </w:rPr>
+        <w:t xml:space="preserve"> </w:t>
+      </w:r>
+      <w:proofErr w:type="gramStart"/>
+      <w:r>
+        <w:rPr>
+          <w:sz w:val="24"/>
+          <w:szCs w:val="24"/>
+        </w:rPr>
+        <w:t>settings, but</w:t>
+      </w:r>
+      <w:proofErr w:type="gramEnd"/>
+      <w:r>
+        <w:rPr>
+          <w:sz w:val="24"/>
+          <w:szCs w:val="24"/>
+        </w:rPr>
+        <w:t xml:space="preserve"> did not define acceptable performance levels such as loading time, data usage limits, or maximum concurrent users. These were addressed by introducing performance constraints such as low bandwidth optimization, fast loading interfaces, and lightweight content delivery.</w:t>
+      </w:r>
+    </w:p>
+    <w:p>
+      <w:pPr>
+        <w:spacing w:line="360" w:lineRule="auto"/>
+        <w:rPr>
+          <w:sz w:val="24"/>
+          <w:szCs w:val="24"/>
+        </w:rPr>
+      </w:pPr>
+    </w:p>
+    <w:tbl>
+      <w:tblPr>
+        <w:tblW w:w="9199" w:type="dxa"/>
+        <w:tblBorders>
+          <w:top w:val="single" w:sz="12" w:space="0" w:color="000000"/>
+          <w:left w:val="single" w:sz="12" w:space="0" w:color="000000"/>
+          <w:bottom w:val="single" w:sz="12" w:space="0" w:color="000000"/>
+          <w:right w:val="single" w:sz="12" w:space="0" w:color="000000"/>
+        </w:tblBorders>
+        <w:shd w:val="clear" w:color="auto" w:fill="FFFFFF"/>
+        <w:tblCellMar>
+          <w:top w:w="15" w:type="dxa"/>
+          <w:left w:w="15" w:type="dxa"/>
+          <w:bottom w:w="15" w:type="dxa"/>
+          <w:right w:w="15" w:type="dxa"/>
+        </w:tblCellMar>
+        <w:tblLook w:val="04A0" w:firstRow="1" w:lastRow="0" w:firstColumn="1" w:lastColumn="0" w:noHBand="0" w:noVBand="1"/>
+      </w:tblPr>
+      <w:tblGrid>
+        <w:gridCol w:w="2514"/>
+        <w:gridCol w:w="3141"/>
+        <w:gridCol w:w="3544"/>
+      </w:tblGrid>
+      <w:tr>
+        <w:tc>
+          <w:tcPr>
+            <w:tcW w:w="0" w:type="auto"/>
+            <w:tcBorders>
+              <w:top w:val="single" w:sz="12" w:space="0" w:color="000000"/>
+              <w:left w:val="single" w:sz="12" w:space="0" w:color="000000"/>
+              <w:bottom w:val="single" w:sz="12" w:space="0" w:color="000000"/>
+              <w:right w:val="single" w:sz="12" w:space="0" w:color="000000"/>
+            </w:tcBorders>
+            <w:shd w:val="clear" w:color="auto" w:fill="FFFFFF"/>
+            <w:tcMar>
+              <w:top w:w="120" w:type="dxa"/>
+              <w:left w:w="120" w:type="dxa"/>
+              <w:bottom w:w="120" w:type="dxa"/>
+              <w:right w:w="120" w:type="dxa"/>
+            </w:tcMar>
+            <w:vAlign w:val="center"/>
+            <w:hideMark/>
+          </w:tcPr>
+          <w:p>
+            <w:pPr>
+              <w:spacing w:line="360" w:lineRule="auto"/>
+              <w:rPr>
+                <w:b/>
+                <w:bCs/>
+                <w:sz w:val="24"/>
+                <w:szCs w:val="24"/>
+                <w:lang w:val="en-GB"/>
+              </w:rPr>
+            </w:pPr>
+            <w:r>
+              <w:rPr>
+                <w:b/>
+                <w:bCs/>
+                <w:sz w:val="24"/>
+                <w:szCs w:val="24"/>
+                <w:lang w:val="en-GB"/>
+              </w:rPr>
+              <w:t>Missing Information</w:t>
+            </w:r>
+          </w:p>
+        </w:tc>
+        <w:tc>
+          <w:tcPr>
+            <w:tcW w:w="3141" w:type="dxa"/>
+            <w:tcBorders>
+              <w:top w:val="single" w:sz="12" w:space="0" w:color="000000"/>
+              <w:left w:val="single" w:sz="12" w:space="0" w:color="000000"/>
+              <w:bottom w:val="single" w:sz="12" w:space="0" w:color="000000"/>
+              <w:right w:val="single" w:sz="12" w:space="0" w:color="000000"/>
+            </w:tcBorders>
+            <w:shd w:val="clear" w:color="auto" w:fill="FFFFFF"/>
+            <w:tcMar>
+              <w:top w:w="120" w:type="dxa"/>
+              <w:left w:w="120" w:type="dxa"/>
+              <w:bottom w:w="120" w:type="dxa"/>
+              <w:right w:w="120" w:type="dxa"/>
+            </w:tcMar>
+            <w:vAlign w:val="center"/>
+            <w:hideMark/>
+          </w:tcPr>
+          <w:p>
+            <w:pPr>
+              <w:spacing w:line="360" w:lineRule="auto"/>
+              <w:rPr>
+                <w:b/>
+                <w:bCs/>
+                <w:sz w:val="24"/>
+                <w:szCs w:val="24"/>
+                <w:lang w:val="en-GB"/>
+              </w:rPr>
+            </w:pPr>
+            <w:r>
+              <w:rPr>
+                <w:b/>
+                <w:bCs/>
+                <w:sz w:val="24"/>
+                <w:szCs w:val="24"/>
+                <w:lang w:val="en-GB"/>
+              </w:rPr>
+              <w:t>Explanation of Issue</w:t>
+            </w:r>
+          </w:p>
+        </w:tc>
+        <w:tc>
+          <w:tcPr>
+            <w:tcW w:w="3544" w:type="dxa"/>
+            <w:tcBorders>
+              <w:top w:val="single" w:sz="12" w:space="0" w:color="000000"/>
+              <w:left w:val="single" w:sz="12" w:space="0" w:color="000000"/>
+              <w:bottom w:val="single" w:sz="12" w:space="0" w:color="000000"/>
+              <w:right w:val="single" w:sz="12" w:space="0" w:color="000000"/>
+            </w:tcBorders>
+            <w:shd w:val="clear" w:color="auto" w:fill="FFFFFF"/>
+            <w:tcMar>
+              <w:top w:w="120" w:type="dxa"/>
+              <w:left w:w="120" w:type="dxa"/>
+              <w:bottom w:w="120" w:type="dxa"/>
+              <w:right w:w="120" w:type="dxa"/>
+            </w:tcMar>
+            <w:vAlign w:val="center"/>
+            <w:hideMark/>
+          </w:tcPr>
+          <w:p>
+            <w:pPr>
+              <w:spacing w:line="360" w:lineRule="auto"/>
+              <w:rPr>
+                <w:b/>
+                <w:bCs/>
+                <w:sz w:val="24"/>
+                <w:szCs w:val="24"/>
+                <w:lang w:val="en-GB"/>
+              </w:rPr>
+            </w:pPr>
+            <w:r>
+              <w:rPr>
+                <w:b/>
+                <w:bCs/>
+                <w:sz w:val="24"/>
+                <w:szCs w:val="24"/>
+                <w:lang w:val="en-GB"/>
+              </w:rPr>
+              <w:t>Solution / Clarification</w:t>
+            </w:r>
+          </w:p>
+        </w:tc>
+      </w:tr>
+      <w:tr>
+        <w:tc>
+          <w:tcPr>
+            <w:tcW w:w="0" w:type="auto"/>
+            <w:tcBorders>
+              <w:top w:val="single" w:sz="12" w:space="0" w:color="000000"/>
+              <w:left w:val="single" w:sz="12" w:space="0" w:color="000000"/>
+              <w:bottom w:val="single" w:sz="12" w:space="0" w:color="000000"/>
+              <w:right w:val="single" w:sz="12" w:space="0" w:color="000000"/>
+            </w:tcBorders>
+            <w:shd w:val="clear" w:color="auto" w:fill="FFFFFF"/>
+            <w:tcMar>
+              <w:top w:w="120" w:type="dxa"/>
+              <w:left w:w="120" w:type="dxa"/>
+              <w:bottom w:w="120" w:type="dxa"/>
+              <w:right w:w="120" w:type="dxa"/>
+            </w:tcMar>
+            <w:vAlign w:val="center"/>
+            <w:hideMark/>
+          </w:tcPr>
+          <w:p>
+            <w:pPr>
+              <w:spacing w:line="360" w:lineRule="auto"/>
+              <w:rPr>
+                <w:sz w:val="24"/>
+                <w:szCs w:val="24"/>
+                <w:lang w:val="en-GB"/>
+              </w:rPr>
+            </w:pPr>
+            <w:r>
+              <w:rPr>
+                <w:sz w:val="24"/>
+                <w:szCs w:val="24"/>
+                <w:lang w:val="en-GB"/>
+              </w:rPr>
+              <w:t>Offline learning mechanism</w:t>
+            </w:r>
+          </w:p>
+        </w:tc>
+        <w:tc>
+          <w:tcPr>
+            <w:tcW w:w="3141" w:type="dxa"/>
+            <w:tcBorders>
+              <w:top w:val="single" w:sz="12" w:space="0" w:color="000000"/>
+              <w:left w:val="single" w:sz="12" w:space="0" w:color="000000"/>
+              <w:bottom w:val="single" w:sz="12" w:space="0" w:color="000000"/>
+              <w:right w:val="single" w:sz="12" w:space="0" w:color="000000"/>
+            </w:tcBorders>
+            <w:shd w:val="clear" w:color="auto" w:fill="FFFFFF"/>
+            <w:tcMar>
+              <w:top w:w="120" w:type="dxa"/>
+              <w:left w:w="120" w:type="dxa"/>
+              <w:bottom w:w="120" w:type="dxa"/>
+              <w:right w:w="120" w:type="dxa"/>
+            </w:tcMar>
+            <w:vAlign w:val="center"/>
+            <w:hideMark/>
+          </w:tcPr>
+          <w:p>
+            <w:pPr>
+              <w:spacing w:line="360" w:lineRule="auto"/>
+              <w:rPr>
+                <w:sz w:val="24"/>
+                <w:szCs w:val="24"/>
+                <w:lang w:val="en-GB"/>
+              </w:rPr>
+            </w:pPr>
+            <w:r>
+              <w:rPr>
+                <w:sz w:val="24"/>
+                <w:szCs w:val="24"/>
+                <w:lang w:val="en-GB"/>
+              </w:rPr>
+              <w:t xml:space="preserve">Users requested offline access but did not specify </w:t>
+            </w:r>
+            <w:r>
+              <w:rPr>
+                <w:sz w:val="24"/>
+                <w:szCs w:val="24"/>
+                <w:lang w:val="en-GB"/>
+              </w:rPr>
+              <w:lastRenderedPageBreak/>
+              <w:t>how content should be accessed or updated.</w:t>
+            </w:r>
+          </w:p>
+        </w:tc>
+        <w:tc>
+          <w:tcPr>
+            <w:tcW w:w="3544" w:type="dxa"/>
+            <w:tcBorders>
+              <w:top w:val="single" w:sz="12" w:space="0" w:color="000000"/>
+              <w:left w:val="single" w:sz="12" w:space="0" w:color="000000"/>
+              <w:bottom w:val="single" w:sz="12" w:space="0" w:color="000000"/>
+              <w:right w:val="single" w:sz="12" w:space="0" w:color="000000"/>
+            </w:tcBorders>
+            <w:shd w:val="clear" w:color="auto" w:fill="FFFFFF"/>
+            <w:tcMar>
+              <w:top w:w="120" w:type="dxa"/>
+              <w:left w:w="120" w:type="dxa"/>
+              <w:bottom w:w="120" w:type="dxa"/>
+              <w:right w:w="120" w:type="dxa"/>
+            </w:tcMar>
+            <w:vAlign w:val="center"/>
+            <w:hideMark/>
+          </w:tcPr>
+          <w:p>
+            <w:pPr>
+              <w:spacing w:line="360" w:lineRule="auto"/>
+              <w:rPr>
+                <w:sz w:val="24"/>
+                <w:szCs w:val="24"/>
+                <w:lang w:val="en-GB"/>
+              </w:rPr>
+            </w:pPr>
+            <w:r>
+              <w:rPr>
+                <w:sz w:val="24"/>
+                <w:szCs w:val="24"/>
+                <w:lang w:val="en-GB"/>
+              </w:rPr>
+              <w:lastRenderedPageBreak/>
+              <w:t xml:space="preserve">Define downloadable content with caching and </w:t>
+            </w:r>
+            <w:r>
+              <w:rPr>
+                <w:sz w:val="24"/>
+                <w:szCs w:val="24"/>
+                <w:lang w:val="en-GB"/>
+              </w:rPr>
+              <w:lastRenderedPageBreak/>
+              <w:t>synchronization when internet is available.</w:t>
+            </w:r>
+          </w:p>
+        </w:tc>
+      </w:tr>
+      <w:tr>
+        <w:tc>
+          <w:tcPr>
+            <w:tcW w:w="0" w:type="auto"/>
+            <w:tcBorders>
+              <w:top w:val="single" w:sz="12" w:space="0" w:color="000000"/>
+              <w:left w:val="single" w:sz="12" w:space="0" w:color="000000"/>
+              <w:bottom w:val="single" w:sz="12" w:space="0" w:color="000000"/>
+              <w:right w:val="single" w:sz="12" w:space="0" w:color="000000"/>
+            </w:tcBorders>
+            <w:shd w:val="clear" w:color="auto" w:fill="FFFFFF"/>
+            <w:tcMar>
+              <w:top w:w="120" w:type="dxa"/>
+              <w:left w:w="120" w:type="dxa"/>
+              <w:bottom w:w="120" w:type="dxa"/>
+              <w:right w:w="120" w:type="dxa"/>
+            </w:tcMar>
+            <w:vAlign w:val="center"/>
+            <w:hideMark/>
+          </w:tcPr>
+          <w:p>
+            <w:pPr>
+              <w:spacing w:line="360" w:lineRule="auto"/>
+              <w:rPr>
+                <w:sz w:val="24"/>
+                <w:szCs w:val="24"/>
+                <w:lang w:val="en-GB"/>
+              </w:rPr>
+            </w:pPr>
+            <w:r>
+              <w:rPr>
+                <w:sz w:val="24"/>
+                <w:szCs w:val="24"/>
+                <w:lang w:val="en-GB"/>
+              </w:rPr>
+              <w:lastRenderedPageBreak/>
+              <w:t>Network adaptation method</w:t>
+            </w:r>
+          </w:p>
+        </w:tc>
+        <w:tc>
+          <w:tcPr>
+            <w:tcW w:w="3141" w:type="dxa"/>
+            <w:tcBorders>
+              <w:top w:val="single" w:sz="12" w:space="0" w:color="000000"/>
+              <w:left w:val="single" w:sz="12" w:space="0" w:color="000000"/>
+              <w:bottom w:val="single" w:sz="12" w:space="0" w:color="000000"/>
+              <w:right w:val="single" w:sz="12" w:space="0" w:color="000000"/>
+            </w:tcBorders>
+            <w:shd w:val="clear" w:color="auto" w:fill="FFFFFF"/>
+            <w:tcMar>
+              <w:top w:w="120" w:type="dxa"/>
+              <w:left w:w="120" w:type="dxa"/>
+              <w:bottom w:w="120" w:type="dxa"/>
+              <w:right w:w="120" w:type="dxa"/>
+            </w:tcMar>
+            <w:vAlign w:val="center"/>
+            <w:hideMark/>
+          </w:tcPr>
+          <w:p>
+            <w:pPr>
+              <w:spacing w:line="360" w:lineRule="auto"/>
+              <w:rPr>
+                <w:sz w:val="24"/>
+                <w:szCs w:val="24"/>
+                <w:lang w:val="en-GB"/>
+              </w:rPr>
+            </w:pPr>
+            <w:r>
+              <w:rPr>
+                <w:sz w:val="24"/>
+                <w:szCs w:val="24"/>
+                <w:lang w:val="en-GB"/>
+              </w:rPr>
+              <w:t>No details on how the system should adjust to poor internet conditions.</w:t>
+            </w:r>
+          </w:p>
+        </w:tc>
+        <w:tc>
+          <w:tcPr>
+            <w:tcW w:w="3544" w:type="dxa"/>
+            <w:tcBorders>
+              <w:top w:val="single" w:sz="12" w:space="0" w:color="000000"/>
+              <w:left w:val="single" w:sz="12" w:space="0" w:color="000000"/>
+              <w:bottom w:val="single" w:sz="12" w:space="0" w:color="000000"/>
+              <w:right w:val="single" w:sz="12" w:space="0" w:color="000000"/>
+            </w:tcBorders>
+            <w:shd w:val="clear" w:color="auto" w:fill="FFFFFF"/>
+            <w:tcMar>
+              <w:top w:w="120" w:type="dxa"/>
+              <w:left w:w="120" w:type="dxa"/>
+              <w:bottom w:w="120" w:type="dxa"/>
+              <w:right w:w="120" w:type="dxa"/>
+            </w:tcMar>
+            <w:vAlign w:val="center"/>
+            <w:hideMark/>
+          </w:tcPr>
+          <w:p>
+            <w:pPr>
+              <w:spacing w:line="360" w:lineRule="auto"/>
+              <w:rPr>
+                <w:sz w:val="24"/>
+                <w:szCs w:val="24"/>
+                <w:lang w:val="en-GB"/>
+              </w:rPr>
+            </w:pPr>
+            <w:r>
+              <w:rPr>
+                <w:sz w:val="24"/>
+                <w:szCs w:val="24"/>
+                <w:lang w:val="en-GB"/>
+              </w:rPr>
+              <w:t>Introduce adaptive streaming, compression, and low-data modes.</w:t>
+            </w:r>
+          </w:p>
+        </w:tc>
+      </w:tr>
+      <w:tr>
+        <w:tc>
+          <w:tcPr>
+            <w:tcW w:w="0" w:type="auto"/>
+            <w:tcBorders>
+              <w:top w:val="single" w:sz="12" w:space="0" w:color="000000"/>
+              <w:left w:val="single" w:sz="12" w:space="0" w:color="000000"/>
+              <w:bottom w:val="single" w:sz="12" w:space="0" w:color="000000"/>
+              <w:right w:val="single" w:sz="12" w:space="0" w:color="000000"/>
+            </w:tcBorders>
+            <w:shd w:val="clear" w:color="auto" w:fill="FFFFFF"/>
+            <w:tcMar>
+              <w:top w:w="120" w:type="dxa"/>
+              <w:left w:w="120" w:type="dxa"/>
+              <w:bottom w:w="120" w:type="dxa"/>
+              <w:right w:w="120" w:type="dxa"/>
+            </w:tcMar>
+            <w:vAlign w:val="center"/>
+            <w:hideMark/>
+          </w:tcPr>
+          <w:p>
+            <w:pPr>
+              <w:spacing w:line="360" w:lineRule="auto"/>
+              <w:rPr>
+                <w:sz w:val="24"/>
+                <w:szCs w:val="24"/>
+                <w:lang w:val="en-GB"/>
+              </w:rPr>
+            </w:pPr>
+            <w:r>
+              <w:rPr>
+                <w:sz w:val="24"/>
+                <w:szCs w:val="24"/>
+                <w:lang w:val="en-GB"/>
+              </w:rPr>
+              <w:t>User roles and permissions</w:t>
+            </w:r>
+          </w:p>
+        </w:tc>
+        <w:tc>
+          <w:tcPr>
+            <w:tcW w:w="3141" w:type="dxa"/>
+            <w:tcBorders>
+              <w:top w:val="single" w:sz="12" w:space="0" w:color="000000"/>
+              <w:left w:val="single" w:sz="12" w:space="0" w:color="000000"/>
+              <w:bottom w:val="single" w:sz="12" w:space="0" w:color="000000"/>
+              <w:right w:val="single" w:sz="12" w:space="0" w:color="000000"/>
+            </w:tcBorders>
+            <w:shd w:val="clear" w:color="auto" w:fill="FFFFFF"/>
+            <w:tcMar>
+              <w:top w:w="120" w:type="dxa"/>
+              <w:left w:w="120" w:type="dxa"/>
+              <w:bottom w:w="120" w:type="dxa"/>
+              <w:right w:w="120" w:type="dxa"/>
+            </w:tcMar>
+            <w:vAlign w:val="center"/>
+            <w:hideMark/>
+          </w:tcPr>
+          <w:p>
+            <w:pPr>
+              <w:spacing w:line="360" w:lineRule="auto"/>
+              <w:rPr>
+                <w:sz w:val="24"/>
+                <w:szCs w:val="24"/>
+                <w:lang w:val="en-GB"/>
+              </w:rPr>
+            </w:pPr>
+            <w:r>
+              <w:rPr>
+                <w:sz w:val="24"/>
+                <w:szCs w:val="24"/>
+                <w:lang w:val="en-GB"/>
+              </w:rPr>
+              <w:t>Roles were identified but access levels were not clearly defined.</w:t>
+            </w:r>
+          </w:p>
+        </w:tc>
+        <w:tc>
+          <w:tcPr>
+            <w:tcW w:w="3544" w:type="dxa"/>
+            <w:tcBorders>
+              <w:top w:val="single" w:sz="12" w:space="0" w:color="000000"/>
+              <w:left w:val="single" w:sz="12" w:space="0" w:color="000000"/>
+              <w:bottom w:val="single" w:sz="12" w:space="0" w:color="000000"/>
+              <w:right w:val="single" w:sz="12" w:space="0" w:color="000000"/>
+            </w:tcBorders>
+            <w:shd w:val="clear" w:color="auto" w:fill="FFFFFF"/>
+            <w:tcMar>
+              <w:top w:w="120" w:type="dxa"/>
+              <w:left w:w="120" w:type="dxa"/>
+              <w:bottom w:w="120" w:type="dxa"/>
+              <w:right w:w="120" w:type="dxa"/>
+            </w:tcMar>
+            <w:vAlign w:val="center"/>
+            <w:hideMark/>
+          </w:tcPr>
+          <w:p>
+            <w:pPr>
+              <w:spacing w:line="360" w:lineRule="auto"/>
+              <w:rPr>
+                <w:sz w:val="24"/>
+                <w:szCs w:val="24"/>
+                <w:lang w:val="en-GB"/>
+              </w:rPr>
+            </w:pPr>
+            <w:r>
+              <w:rPr>
+                <w:sz w:val="24"/>
+                <w:szCs w:val="24"/>
+                <w:lang w:val="en-GB"/>
+              </w:rPr>
+              <w:t>Implement role-based access control for learners, instructors, parents, and admins.</w:t>
+            </w:r>
+          </w:p>
+        </w:tc>
+      </w:tr>
+      <w:tr>
+        <w:tc>
+          <w:tcPr>
+            <w:tcW w:w="0" w:type="auto"/>
+            <w:tcBorders>
+              <w:top w:val="single" w:sz="12" w:space="0" w:color="000000"/>
+              <w:left w:val="single" w:sz="12" w:space="0" w:color="000000"/>
+              <w:bottom w:val="single" w:sz="12" w:space="0" w:color="000000"/>
+              <w:right w:val="single" w:sz="12" w:space="0" w:color="000000"/>
+            </w:tcBorders>
+            <w:shd w:val="clear" w:color="auto" w:fill="FFFFFF"/>
+            <w:tcMar>
+              <w:top w:w="120" w:type="dxa"/>
+              <w:left w:w="120" w:type="dxa"/>
+              <w:bottom w:w="120" w:type="dxa"/>
+              <w:right w:w="120" w:type="dxa"/>
+            </w:tcMar>
+            <w:vAlign w:val="center"/>
+            <w:hideMark/>
+          </w:tcPr>
+          <w:p>
+            <w:pPr>
+              <w:spacing w:line="360" w:lineRule="auto"/>
+              <w:rPr>
+                <w:sz w:val="24"/>
+                <w:szCs w:val="24"/>
+                <w:lang w:val="en-GB"/>
+              </w:rPr>
+            </w:pPr>
+            <w:r>
+              <w:rPr>
+                <w:sz w:val="24"/>
+                <w:szCs w:val="24"/>
+                <w:lang w:val="en-GB"/>
+              </w:rPr>
+              <w:t>Attendance and progress tracking method</w:t>
+            </w:r>
+          </w:p>
+        </w:tc>
+        <w:tc>
+          <w:tcPr>
+            <w:tcW w:w="3141" w:type="dxa"/>
+            <w:tcBorders>
+              <w:top w:val="single" w:sz="12" w:space="0" w:color="000000"/>
+              <w:left w:val="single" w:sz="12" w:space="0" w:color="000000"/>
+              <w:bottom w:val="single" w:sz="12" w:space="0" w:color="000000"/>
+              <w:right w:val="single" w:sz="12" w:space="0" w:color="000000"/>
+            </w:tcBorders>
+            <w:shd w:val="clear" w:color="auto" w:fill="FFFFFF"/>
+            <w:tcMar>
+              <w:top w:w="120" w:type="dxa"/>
+              <w:left w:w="120" w:type="dxa"/>
+              <w:bottom w:w="120" w:type="dxa"/>
+              <w:right w:w="120" w:type="dxa"/>
+            </w:tcMar>
+            <w:vAlign w:val="center"/>
+            <w:hideMark/>
+          </w:tcPr>
+          <w:p>
+            <w:pPr>
+              <w:spacing w:line="360" w:lineRule="auto"/>
+              <w:rPr>
+                <w:sz w:val="24"/>
+                <w:szCs w:val="24"/>
+                <w:lang w:val="en-GB"/>
+              </w:rPr>
+            </w:pPr>
+            <w:r>
+              <w:rPr>
+                <w:sz w:val="24"/>
+                <w:szCs w:val="24"/>
+                <w:lang w:val="en-GB"/>
+              </w:rPr>
+              <w:t>No specification on how tracking should be done (manual or automatic).</w:t>
+            </w:r>
+          </w:p>
+        </w:tc>
+        <w:tc>
+          <w:tcPr>
+            <w:tcW w:w="3544" w:type="dxa"/>
+            <w:tcBorders>
+              <w:top w:val="single" w:sz="12" w:space="0" w:color="000000"/>
+              <w:left w:val="single" w:sz="12" w:space="0" w:color="000000"/>
+              <w:bottom w:val="single" w:sz="12" w:space="0" w:color="000000"/>
+              <w:right w:val="single" w:sz="12" w:space="0" w:color="000000"/>
+            </w:tcBorders>
+            <w:shd w:val="clear" w:color="auto" w:fill="FFFFFF"/>
+            <w:tcMar>
+              <w:top w:w="120" w:type="dxa"/>
+              <w:left w:w="120" w:type="dxa"/>
+              <w:bottom w:w="120" w:type="dxa"/>
+              <w:right w:w="120" w:type="dxa"/>
+            </w:tcMar>
+            <w:vAlign w:val="center"/>
+            <w:hideMark/>
+          </w:tcPr>
+          <w:p>
+            <w:pPr>
+              <w:spacing w:line="360" w:lineRule="auto"/>
+              <w:rPr>
+                <w:sz w:val="24"/>
+                <w:szCs w:val="24"/>
+                <w:lang w:val="en-GB"/>
+              </w:rPr>
+            </w:pPr>
+            <w:r>
+              <w:rPr>
+                <w:sz w:val="24"/>
+                <w:szCs w:val="24"/>
+                <w:lang w:val="en-GB"/>
+              </w:rPr>
+              <w:t>Use automatic tracking via login sessions, quiz results, and activity logs.</w:t>
+            </w:r>
+          </w:p>
+        </w:tc>
+      </w:tr>
+      <w:tr>
+        <w:tc>
+          <w:tcPr>
+            <w:tcW w:w="0" w:type="auto"/>
+            <w:tcBorders>
+              <w:top w:val="single" w:sz="12" w:space="0" w:color="000000"/>
+              <w:left w:val="single" w:sz="12" w:space="0" w:color="000000"/>
+              <w:bottom w:val="single" w:sz="12" w:space="0" w:color="000000"/>
+              <w:right w:val="single" w:sz="12" w:space="0" w:color="000000"/>
+            </w:tcBorders>
+            <w:shd w:val="clear" w:color="auto" w:fill="FFFFFF"/>
+            <w:tcMar>
+              <w:top w:w="120" w:type="dxa"/>
+              <w:left w:w="120" w:type="dxa"/>
+              <w:bottom w:w="120" w:type="dxa"/>
+              <w:right w:w="120" w:type="dxa"/>
+            </w:tcMar>
+            <w:vAlign w:val="center"/>
+            <w:hideMark/>
+          </w:tcPr>
+          <w:p>
+            <w:pPr>
+              <w:spacing w:line="360" w:lineRule="auto"/>
+              <w:rPr>
+                <w:sz w:val="24"/>
+                <w:szCs w:val="24"/>
+                <w:lang w:val="en-GB"/>
+              </w:rPr>
+            </w:pPr>
+            <w:r>
+              <w:rPr>
+                <w:sz w:val="24"/>
+                <w:szCs w:val="24"/>
+                <w:lang w:val="en-GB"/>
+              </w:rPr>
+              <w:t>System performance expectations</w:t>
+            </w:r>
+          </w:p>
+        </w:tc>
+        <w:tc>
+          <w:tcPr>
+            <w:tcW w:w="3141" w:type="dxa"/>
+            <w:tcBorders>
+              <w:top w:val="single" w:sz="12" w:space="0" w:color="000000"/>
+              <w:left w:val="single" w:sz="12" w:space="0" w:color="000000"/>
+              <w:bottom w:val="single" w:sz="12" w:space="0" w:color="000000"/>
+              <w:right w:val="single" w:sz="12" w:space="0" w:color="000000"/>
+            </w:tcBorders>
+            <w:shd w:val="clear" w:color="auto" w:fill="FFFFFF"/>
+            <w:tcMar>
+              <w:top w:w="120" w:type="dxa"/>
+              <w:left w:w="120" w:type="dxa"/>
+              <w:bottom w:w="120" w:type="dxa"/>
+              <w:right w:w="120" w:type="dxa"/>
+            </w:tcMar>
+            <w:vAlign w:val="center"/>
+            <w:hideMark/>
+          </w:tcPr>
+          <w:p>
+            <w:pPr>
+              <w:spacing w:line="360" w:lineRule="auto"/>
+              <w:rPr>
+                <w:sz w:val="24"/>
+                <w:szCs w:val="24"/>
+                <w:lang w:val="en-GB"/>
+              </w:rPr>
+            </w:pPr>
+            <w:r>
+              <w:rPr>
+                <w:sz w:val="24"/>
+                <w:szCs w:val="24"/>
+                <w:lang w:val="en-GB"/>
+              </w:rPr>
+              <w:t>No clear benchmarks for speed, data usage, or scalability.</w:t>
+            </w:r>
+          </w:p>
+        </w:tc>
+        <w:tc>
+          <w:tcPr>
+            <w:tcW w:w="3544" w:type="dxa"/>
+            <w:tcBorders>
+              <w:top w:val="single" w:sz="12" w:space="0" w:color="000000"/>
+              <w:left w:val="single" w:sz="12" w:space="0" w:color="000000"/>
+              <w:bottom w:val="single" w:sz="12" w:space="0" w:color="000000"/>
+              <w:right w:val="single" w:sz="12" w:space="0" w:color="000000"/>
+            </w:tcBorders>
+            <w:shd w:val="clear" w:color="auto" w:fill="FFFFFF"/>
+            <w:tcMar>
+              <w:top w:w="120" w:type="dxa"/>
+              <w:left w:w="120" w:type="dxa"/>
+              <w:bottom w:w="120" w:type="dxa"/>
+              <w:right w:w="120" w:type="dxa"/>
+            </w:tcMar>
+            <w:vAlign w:val="center"/>
+            <w:hideMark/>
+          </w:tcPr>
+          <w:p>
+            <w:pPr>
+              <w:spacing w:line="360" w:lineRule="auto"/>
+              <w:rPr>
+                <w:sz w:val="24"/>
+                <w:szCs w:val="24"/>
+                <w:lang w:val="en-GB"/>
+              </w:rPr>
+            </w:pPr>
+            <w:r>
+              <w:rPr>
+                <w:sz w:val="24"/>
+                <w:szCs w:val="24"/>
+                <w:lang w:val="en-GB"/>
+              </w:rPr>
+              <w:t>Define low-bandwidth optimization, fast loading time, and lightweight design principles.</w:t>
+            </w:r>
+          </w:p>
+        </w:tc>
+      </w:tr>
+    </w:tbl>
+    <w:p>
+      <w:pPr>
+        <w:spacing w:line="360" w:lineRule="auto"/>
+      </w:pPr>
+    </w:p>
+    <w:p>
+      <w:pPr>
+        <w:spacing w:after="160" w:line="360" w:lineRule="auto"/>
+        <w:rPr>
+          <w:rFonts w:ascii="Times New Roman" w:eastAsia="Times New Roman" w:hAnsi="Times New Roman" w:cs="Times New Roman"/>
+          <w:sz w:val="24"/>
+          <w:szCs w:val="24"/>
+          <w:lang w:val="en-GB" w:eastAsia="en-GB"/>
+        </w:rPr>
+      </w:pPr>
+    </w:p>
+    <w:p>
+      <w:pPr>
+        <w:spacing w:after="160" w:line="360" w:lineRule="auto"/>
+        <w:rPr>
+          <w:rFonts w:ascii="Times New Roman" w:eastAsia="Times New Roman" w:hAnsi="Times New Roman" w:cs="Times New Roman"/>
+          <w:sz w:val="24"/>
+          <w:szCs w:val="24"/>
+          <w:lang w:val="en-GB" w:eastAsia="en-GB"/>
+        </w:rPr>
+      </w:pPr>
+    </w:p>
+    <w:p>
+      <w:pPr>
+        <w:spacing w:after="160" w:line="360" w:lineRule="auto"/>
+        <w:rPr>
+          <w:rFonts w:ascii="Times New Roman" w:eastAsia="Times New Roman" w:hAnsi="Times New Roman" w:cs="Times New Roman"/>
+          <w:sz w:val="24"/>
+          <w:szCs w:val="24"/>
+          <w:lang w:val="en-GB" w:eastAsia="en-GB"/>
+        </w:rPr>
+      </w:pPr>
+    </w:p>
+    <w:p>
+      <w:pPr>
+        <w:spacing w:after="160" w:line="360" w:lineRule="auto"/>
+        <w:rPr>
+          <w:rFonts w:ascii="Times New Roman" w:eastAsia="Times New Roman" w:hAnsi="Times New Roman" w:cs="Times New Roman"/>
+          <w:sz w:val="24"/>
+          <w:szCs w:val="24"/>
+          <w:lang w:val="en-GB" w:eastAsia="en-GB"/>
+        </w:rPr>
+      </w:pPr>
+    </w:p>
+    <w:p>
+      <w:pPr>
+        <w:spacing w:after="160" w:line="360" w:lineRule="auto"/>
+        <w:rPr>
+          <w:rFonts w:ascii="Times New Roman" w:eastAsia="Times New Roman" w:hAnsi="Times New Roman" w:cs="Times New Roman"/>
+          <w:sz w:val="24"/>
+          <w:szCs w:val="24"/>
+          <w:lang w:val="en-GB" w:eastAsia="en-GB"/>
+        </w:rPr>
+      </w:pPr>
+    </w:p>
+    <w:p>
+      <w:pPr>
+        <w:spacing w:after="160" w:line="360" w:lineRule="auto"/>
+        <w:rPr>
+          <w:rFonts w:ascii="Times New Roman" w:eastAsia="Times New Roman" w:hAnsi="Times New Roman" w:cs="Times New Roman"/>
+          <w:sz w:val="24"/>
+          <w:szCs w:val="24"/>
+          <w:lang w:val="en-GB" w:eastAsia="en-GB"/>
+        </w:rPr>
+      </w:pPr>
+    </w:p>
+    <w:p>
+      <w:pPr>
+        <w:spacing w:after="160" w:line="360" w:lineRule="auto"/>
+        <w:rPr>
+          <w:rFonts w:ascii="Times New Roman" w:eastAsia="Times New Roman" w:hAnsi="Times New Roman" w:cs="Times New Roman"/>
+          <w:sz w:val="24"/>
+          <w:szCs w:val="24"/>
+          <w:lang w:val="en-GB" w:eastAsia="en-GB"/>
+        </w:rPr>
+      </w:pPr>
+    </w:p>
+    <w:p>
+      <w:pPr>
+        <w:pStyle w:val="Heading1"/>
+        <w:spacing w:line="360" w:lineRule="auto"/>
+      </w:pPr>
+      <w:bookmarkStart w:id="26" w:name="_Toc229472870"/>
       <w:r>
         <w:lastRenderedPageBreak/>
         <w:t>PRIORITIZATION OF REQUIREMENTS</w:t>
       </w:r>
-      <w:bookmarkEnd w:id="17"/>
+      <w:bookmarkEnd w:id="26"/>
     </w:p>
     <w:p>
       <w:pPr>
@@ -9562,7 +16160,7 @@
           <w:lang w:val="en-GB" w:eastAsia="en-US"/>
         </w:rPr>
       </w:pPr>
-      <w:bookmarkStart w:id="18" w:name="_Toc229462990"/>
+      <w:bookmarkStart w:id="27" w:name="_Toc229472871"/>
       <w:r>
         <w:rPr>
           <w:lang w:val="en-GB" w:eastAsia="en-US"/>
@@ -9570,7 +16168,7 @@
         <w:lastRenderedPageBreak/>
         <w:t>CLASSIFICATION OF REQUIREMENTS</w:t>
       </w:r>
-      <w:bookmarkEnd w:id="18"/>
+      <w:bookmarkEnd w:id="27"/>
     </w:p>
     <w:p>
       <w:pPr>
@@ -9646,14 +16244,14 @@
           <w:lang w:val="en-GB" w:eastAsia="en-US"/>
         </w:rPr>
       </w:pPr>
-      <w:bookmarkStart w:id="19" w:name="_Toc229462991"/>
+      <w:bookmarkStart w:id="28" w:name="_Toc229472872"/>
       <w:r>
         <w:rPr>
           <w:lang w:val="en-GB" w:eastAsia="en-US"/>
         </w:rPr>
         <w:t>Functional Requirements</w:t>
       </w:r>
-      <w:bookmarkEnd w:id="19"/>
+      <w:bookmarkEnd w:id="28"/>
     </w:p>
     <w:p>
       <w:pPr>
@@ -10211,7 +16809,7 @@
           <w:lang w:val="en-GB" w:eastAsia="en-US"/>
         </w:rPr>
       </w:pPr>
-      <w:bookmarkStart w:id="20" w:name="_Toc229462992"/>
+      <w:bookmarkStart w:id="29" w:name="_Toc229472873"/>
       <w:r>
         <w:rPr>
           <w:lang w:val="en-GB" w:eastAsia="en-US"/>
@@ -10219,7 +16817,7 @@
         <w:lastRenderedPageBreak/>
         <w:t>Non-functional Requirements</w:t>
       </w:r>
-      <w:bookmarkEnd w:id="20"/>
+      <w:bookmarkEnd w:id="29"/>
     </w:p>
     <w:p>
       <w:pPr>
@@ -10715,7 +17313,7 @@
           <w:lang w:val="en-GB" w:eastAsia="en-US"/>
         </w:rPr>
       </w:pPr>
-      <w:bookmarkStart w:id="21" w:name="_Toc229462993"/>
+      <w:bookmarkStart w:id="30" w:name="_Toc229472874"/>
       <w:r>
         <w:rPr>
           <w:lang w:val="en-GB" w:eastAsia="en-US"/>
@@ -10723,7 +17321,7 @@
         <w:lastRenderedPageBreak/>
         <w:t>SOFTWARE REQUIREMENTS SPECIFICATION</w:t>
       </w:r>
-      <w:bookmarkEnd w:id="21"/>
+      <w:bookmarkEnd w:id="30"/>
     </w:p>
     <w:p>
       <w:pPr>
@@ -10733,14 +17331,14 @@
           <w:lang w:val="en-GB" w:eastAsia="en-US"/>
         </w:rPr>
       </w:pPr>
-      <w:bookmarkStart w:id="22" w:name="_Toc229462994"/>
+      <w:bookmarkStart w:id="31" w:name="_Toc229472875"/>
       <w:r>
         <w:rPr>
           <w:lang w:val="en-GB" w:eastAsia="en-US"/>
         </w:rPr>
         <w:t>INTRODUCTION</w:t>
       </w:r>
-      <w:bookmarkEnd w:id="22"/>
+      <w:bookmarkEnd w:id="31"/>
     </w:p>
     <w:p>
       <w:pPr>
@@ -10750,14 +17348,14 @@
           <w:lang w:val="en-GB" w:eastAsia="en-US"/>
         </w:rPr>
       </w:pPr>
-      <w:bookmarkStart w:id="23" w:name="_Toc229462995"/>
+      <w:bookmarkStart w:id="32" w:name="_Toc229472876"/>
       <w:r>
         <w:rPr>
           <w:lang w:val="en-GB" w:eastAsia="en-US"/>
         </w:rPr>
         <w:t>Purpose</w:t>
       </w:r>
-      <w:bookmarkEnd w:id="23"/>
+      <w:bookmarkEnd w:id="32"/>
     </w:p>
     <w:p>
       <w:pPr>
@@ -10785,14 +17383,14 @@
           <w:lang w:val="en-GB" w:eastAsia="en-US"/>
         </w:rPr>
       </w:pPr>
-      <w:bookmarkStart w:id="24" w:name="_Toc229462996"/>
+      <w:bookmarkStart w:id="33" w:name="_Toc229472877"/>
       <w:r>
         <w:rPr>
           <w:lang w:val="en-GB" w:eastAsia="en-US"/>
         </w:rPr>
         <w:t>Scope</w:t>
       </w:r>
-      <w:bookmarkEnd w:id="24"/>
+      <w:bookmarkEnd w:id="33"/>
     </w:p>
     <w:p>
       <w:pPr>
@@ -10820,14 +17418,14 @@
           <w:lang w:val="en-GB" w:eastAsia="en-US"/>
         </w:rPr>
       </w:pPr>
-      <w:bookmarkStart w:id="25" w:name="_Toc229462997"/>
+      <w:bookmarkStart w:id="34" w:name="_Toc229472878"/>
       <w:r>
         <w:rPr>
           <w:lang w:val="en-GB" w:eastAsia="en-US"/>
         </w:rPr>
         <w:t>Objectives</w:t>
       </w:r>
-      <w:bookmarkEnd w:id="25"/>
+      <w:bookmarkEnd w:id="34"/>
     </w:p>
     <w:p>
       <w:pPr>
@@ -10855,14 +17453,14 @@
           <w:lang w:val="en-GB" w:eastAsia="en-US"/>
         </w:rPr>
       </w:pPr>
-      <w:bookmarkStart w:id="26" w:name="_Toc229462998"/>
+      <w:bookmarkStart w:id="35" w:name="_Toc229472879"/>
       <w:r>
         <w:rPr>
           <w:lang w:val="en-GB" w:eastAsia="en-US"/>
         </w:rPr>
         <w:t>System Overview</w:t>
       </w:r>
-      <w:bookmarkEnd w:id="26"/>
+      <w:bookmarkEnd w:id="35"/>
     </w:p>
     <w:p>
       <w:pPr>
@@ -10872,14 +17470,14 @@
           <w:lang w:val="en-GB" w:eastAsia="en-US"/>
         </w:rPr>
       </w:pPr>
-      <w:bookmarkStart w:id="27" w:name="_Toc229462999"/>
+      <w:bookmarkStart w:id="36" w:name="_Toc229472880"/>
       <w:r>
         <w:rPr>
           <w:lang w:val="en-GB" w:eastAsia="en-US"/>
         </w:rPr>
         <w:t>Description of the Platform</w:t>
       </w:r>
-      <w:bookmarkEnd w:id="27"/>
+      <w:bookmarkEnd w:id="36"/>
     </w:p>
     <w:p>
       <w:pPr>
@@ -10907,7 +17505,7 @@
           <w:lang w:val="en-GB" w:eastAsia="en-US"/>
         </w:rPr>
       </w:pPr>
-      <w:bookmarkStart w:id="28" w:name="_Toc229463000"/>
+      <w:bookmarkStart w:id="37" w:name="_Toc229472881"/>
       <w:r>
         <w:rPr>
           <w:lang w:val="en-GB" w:eastAsia="en-US"/>
@@ -10915,7 +17513,7 @@
         <w:lastRenderedPageBreak/>
         <w:t>Stakeholders</w:t>
       </w:r>
-      <w:bookmarkEnd w:id="28"/>
+      <w:bookmarkEnd w:id="37"/>
     </w:p>
     <w:p>
       <w:pPr>
@@ -11035,14 +17633,14 @@
           <w:lang w:val="en-GB" w:eastAsia="en-US"/>
         </w:rPr>
       </w:pPr>
-      <w:bookmarkStart w:id="29" w:name="_Toc229463001"/>
+      <w:bookmarkStart w:id="38" w:name="_Toc229472882"/>
       <w:r>
         <w:rPr>
           <w:lang w:val="en-GB" w:eastAsia="en-US"/>
         </w:rPr>
         <w:t>Major Features</w:t>
       </w:r>
-      <w:bookmarkEnd w:id="29"/>
+      <w:bookmarkEnd w:id="38"/>
     </w:p>
     <w:p>
       <w:pPr>
@@ -11070,14 +17668,14 @@
           <w:lang w:val="en-GB" w:eastAsia="en-US"/>
         </w:rPr>
       </w:pPr>
-      <w:bookmarkStart w:id="30" w:name="_Toc229463002"/>
+      <w:bookmarkStart w:id="39" w:name="_Toc229472883"/>
       <w:r>
         <w:rPr>
           <w:lang w:val="en-GB" w:eastAsia="en-US"/>
         </w:rPr>
         <w:t>Functional Requirements</w:t>
       </w:r>
-      <w:bookmarkEnd w:id="30"/>
+      <w:bookmarkEnd w:id="39"/>
     </w:p>
     <w:p>
       <w:pPr>
@@ -11626,14 +18224,14 @@
           <w:lang w:val="en-GB" w:eastAsia="en-US"/>
         </w:rPr>
       </w:pPr>
-      <w:bookmarkStart w:id="31" w:name="_Toc229463003"/>
+      <w:bookmarkStart w:id="40" w:name="_Toc229472884"/>
       <w:r>
         <w:rPr>
           <w:lang w:val="en-GB" w:eastAsia="en-US"/>
         </w:rPr>
         <w:t>Non-Functional Requirements</w:t>
       </w:r>
-      <w:bookmarkEnd w:id="31"/>
+      <w:bookmarkEnd w:id="40"/>
     </w:p>
     <w:p>
       <w:pPr>
@@ -12033,14 +18631,14 @@
           <w:lang w:val="en-GB" w:eastAsia="en-US"/>
         </w:rPr>
       </w:pPr>
-      <w:bookmarkStart w:id="32" w:name="_Toc229463004"/>
+      <w:bookmarkStart w:id="41" w:name="_Toc229472885"/>
       <w:r>
         <w:rPr>
           <w:lang w:val="en-GB" w:eastAsia="en-US"/>
         </w:rPr>
         <w:t>Constraints</w:t>
       </w:r>
-      <w:bookmarkEnd w:id="32"/>
+      <w:bookmarkEnd w:id="41"/>
     </w:p>
     <w:p>
       <w:pPr>
@@ -12607,14 +19205,14 @@
           <w:lang w:val="en-GB" w:eastAsia="en-US"/>
         </w:rPr>
       </w:pPr>
-      <w:bookmarkStart w:id="33" w:name="_Toc229463005"/>
+      <w:bookmarkStart w:id="42" w:name="_Toc229472886"/>
       <w:r>
         <w:rPr>
           <w:lang w:val="en-GB" w:eastAsia="en-US"/>
         </w:rPr>
         <w:t>Assumptions</w:t>
       </w:r>
-      <w:bookmarkEnd w:id="33"/>
+      <w:bookmarkEnd w:id="42"/>
     </w:p>
     <w:p>
       <w:pPr>
@@ -13269,7 +19867,7 @@
           <w:lang w:val="en-GB" w:eastAsia="en-US"/>
         </w:rPr>
       </w:pPr>
-      <w:bookmarkStart w:id="34" w:name="_Toc229463006"/>
+      <w:bookmarkStart w:id="43" w:name="_Toc229472887"/>
       <w:r>
         <w:rPr>
           <w:lang w:val="en-GB" w:eastAsia="en-US"/>
@@ -13277,7 +19875,7 @@
         <w:lastRenderedPageBreak/>
         <w:t>REQUIREMENT VALIDATION</w:t>
       </w:r>
-      <w:bookmarkEnd w:id="34"/>
+      <w:bookmarkEnd w:id="43"/>
     </w:p>
     <w:p>
       <w:pPr>
@@ -13426,7 +20024,7 @@
           <w:lang w:val="en-GB" w:eastAsia="en-US"/>
         </w:rPr>
       </w:pPr>
-      <w:bookmarkStart w:id="35" w:name="_Toc229463007"/>
+      <w:bookmarkStart w:id="44" w:name="_Toc229472888"/>
       <w:r>
         <w:rPr>
           <w:lang w:val="en-GB" w:eastAsia="en-US"/>
@@ -13434,7 +20032,7 @@
         <w:lastRenderedPageBreak/>
         <w:t>CONCLUSION</w:t>
       </w:r>
-      <w:bookmarkEnd w:id="35"/>
+      <w:bookmarkEnd w:id="44"/>
     </w:p>
     <w:p>
       <w:pPr>
